--- a/downloads/teacher/ai-6-week-30.docx
+++ b/downloads/teacher/ai-6-week-30.docx
@@ -1938,6 +1938,396 @@
         <w:t>For the Grounded Learning Service, retain an annotated trace and the changed-case result. Name the contract or evidence that makes the deciding step valid, so another team can review it.</w:t>
       </w:r>
     </w:p>
+    <w:p>
+      <w:pPr>
+        <w:pStyle w:val="Heading1"/>
+      </w:pPr>
+      <w:r>
+        <w:t>07. Prepare, teach and assess</w:t>
+      </w:r>
+    </w:p>
+    <w:p>
+      <w:r>
+        <w:t>Teaching target: Explain the mechanism and terminology of security and privacy review</w:t>
+      </w:r>
+    </w:p>
+    <w:p>
+      <w:r>
+        <w:t>Prepare the labelled worked-case picture, the matching workbook, fictional input cards and a place for individual responses. Check a local Python 3 environment before class; have a paper-trace version ready.</w:t>
+      </w:r>
+    </w:p>
+    <w:tbl>
+      <w:tblPr>
+        <w:tblStyle w:val="LightShading-Accent1"/>
+        <w:tblW w:type="auto" w:w="0"/>
+        <w:tblLook w:firstColumn="1" w:firstRow="1" w:lastColumn="0" w:lastRow="0" w:noHBand="0" w:noVBand="1" w:val="04A0"/>
+      </w:tblPr>
+      <w:tblGrid>
+        <w:gridCol w:w="3408"/>
+        <w:gridCol w:w="3408"/>
+        <w:gridCol w:w="3408"/>
+      </w:tblGrid>
+      <w:tr>
+        <w:trPr>
+          <w:tblHeader/>
+        </w:trPr>
+        <w:tc>
+          <w:tcPr>
+            <w:tcW w:type="dxa" w:w="3408"/>
+          </w:tcPr>
+          <w:p>
+            <w:r>
+              <w:t>Session</w:t>
+            </w:r>
+          </w:p>
+        </w:tc>
+        <w:tc>
+          <w:tcPr>
+            <w:tcW w:type="dxa" w:w="3408"/>
+          </w:tcPr>
+          <w:p>
+            <w:r>
+              <w:t>Plan</w:t>
+            </w:r>
+          </w:p>
+        </w:tc>
+        <w:tc>
+          <w:tcPr>
+            <w:tcW w:type="dxa" w:w="3408"/>
+          </w:tcPr>
+          <w:p>
+            <w:r>
+              <w:t>Resources</w:t>
+            </w:r>
+          </w:p>
+        </w:tc>
+      </w:tr>
+      <w:tr>
+        <w:tc>
+          <w:tcPr>
+            <w:tcW w:type="dxa" w:w="3408"/>
+          </w:tcPr>
+          <w:p>
+            <w:r>
+              <w:t>Session 1 · Understand · 45 min</w:t>
+            </w:r>
+          </w:p>
+        </w:tc>
+        <w:tc>
+          <w:tcPr>
+            <w:tcW w:type="dxa" w:w="3408"/>
+          </w:tcPr>
+          <w:p>
+            <w:r>
+              <w:t>0–7: recall and prerequisite; 7–15: inspect the concrete case and predict; 15–30: teacher models the worked trace; 30–40: learners explain a step using the text and visual; 40–45: check the core idea.</w:t>
+            </w:r>
+          </w:p>
+        </w:tc>
+        <w:tc>
+          <w:tcPr>
+            <w:tcW w:type="dxa" w:w="3408"/>
+          </w:tcPr>
+          <w:p>
+            <w:r>
+              <w:t>Sections 1–6; record the brief recall in the workbook.</w:t>
+            </w:r>
+          </w:p>
+        </w:tc>
+      </w:tr>
+      <w:tr>
+        <w:tc>
+          <w:tcPr>
+            <w:tcW w:type="dxa" w:w="3408"/>
+          </w:tcPr>
+          <w:p>
+            <w:r>
+              <w:t>Session 2 · Practise · 45 min</w:t>
+            </w:r>
+          </w:p>
+        </w:tc>
+        <w:tc>
+          <w:tcPr>
+            <w:tcW w:type="dxa" w:w="3408"/>
+          </w:tcPr>
+          <w:p>
+            <w:r>
+              <w:t>0–5: retrieve the procedure; 5–15: W2 completion practice; 15–23: explain and check with a partner; 23–30: each learner answers the misconception check; 30–40: targeted reteaching or a harder variation; 40–45: prepare the investigation.</w:t>
+            </w:r>
+          </w:p>
+        </w:tc>
+        <w:tc>
+          <w:tcPr>
+            <w:tcW w:type="dxa" w:w="3408"/>
+          </w:tcPr>
+          <w:p>
+            <w:r>
+              <w:t>Sections 7–10; use the matching workbook W2 and misconception check.</w:t>
+            </w:r>
+          </w:p>
+        </w:tc>
+      </w:tr>
+      <w:tr>
+        <w:tc>
+          <w:tcPr>
+            <w:tcW w:type="dxa" w:w="3408"/>
+          </w:tcPr>
+          <w:p>
+            <w:r>
+              <w:t>Session 3 · Investigate and transfer · 45 min</w:t>
+            </w:r>
+          </w:p>
+        </w:tc>
+        <w:tc>
+          <w:tcPr>
+            <w:tcW w:type="dxa" w:w="3408"/>
+          </w:tcPr>
+          <w:p>
+            <w:r>
+              <w:t>0–5: retrieve the decision rule; 5–20: investigate or trace; 20–30: start the independent case; 30–38: connect the project; 38–43: act on feedback; 43–45: plan the return check.</w:t>
+            </w:r>
+          </w:p>
+        </w:tc>
+        <w:tc>
+          <w:tcPr>
+            <w:tcW w:type="dxa" w:w="3408"/>
+          </w:tcPr>
+          <w:p>
+            <w:r>
+              <w:t>Sections 9 and 11–14. Give extra time to finish the full task set; use Section 15 when the week includes a coding lab.</w:t>
+            </w:r>
+          </w:p>
+        </w:tc>
+      </w:tr>
+    </w:tbl>
+    <w:p>
+      <w:r>
+        <w:t>Before class, solve the supported practice: Output denies teacher guide, but cache contains it under a student-accessible key. Show the intermediate steps and give the conclusion with its scope.</w:t>
+      </w:r>
+    </w:p>
+    <w:p>
+      <w:r>
+        <w:t>Reasoned practice answer: Teacher explanation: Access remains broken through the cache path. Review every storage/return path and assert restricted data never reaches student output/context.</w:t>
+      </w:r>
+    </w:p>
+    <w:p>
+      <w:r>
+        <w:t>Check every learner before discussion: Use the worked case for Security and privacy review. Proposed explanation: “The worked result establishes every future case”. Decide whether this explanation is supported. Point to the step or supplied fact that decides; explain your repair if needed.</w:t>
+      </w:r>
+    </w:p>
+    <w:p>
+      <w:r>
+        <w:t>Misconception repair: Review findings are bounded by tested paths and threat assumptions, not a proof of complete security.</w:t>
+      </w:r>
+    </w:p>
+    <w:p>
+      <w:r>
+        <w:t>Support: read the exact case aloud, enlarge the labelled picture, supply input cards and model only the first deciding step. Accept a spoken explanation or drawing; retain the reasoning goal.</w:t>
+      </w:r>
+    </w:p>
+    <w:p>
+      <w:r>
+        <w:t>Extension: The dashboard starts storing full notes. Require a prediction and a reason before comparing. Expected result: Flag the unapproved content path and remove it from the design. Reason: Its count-only purpose does not grant note-reading permission.</w:t>
+      </w:r>
+    </w:p>
+    <w:p>
+      <w:r>
+        <w:t>Independent assessment: withhold the reserved answer until the learner has attempted the new case. Record support separately from correctness.</w:t>
+      </w:r>
+    </w:p>
+    <w:tbl>
+      <w:tblPr>
+        <w:tblStyle w:val="LightShading-Accent1"/>
+        <w:tblW w:type="auto" w:w="0"/>
+        <w:tblLook w:firstColumn="1" w:firstRow="1" w:lastColumn="0" w:lastRow="0" w:noHBand="0" w:noVBand="1" w:val="04A0"/>
+      </w:tblPr>
+      <w:tblGrid>
+        <w:gridCol w:w="2556"/>
+        <w:gridCol w:w="2556"/>
+        <w:gridCol w:w="2556"/>
+        <w:gridCol w:w="2556"/>
+      </w:tblGrid>
+      <w:tr>
+        <w:trPr>
+          <w:tblHeader/>
+        </w:trPr>
+        <w:tc>
+          <w:tcPr>
+            <w:tcW w:type="dxa" w:w="2556"/>
+          </w:tcPr>
+          <w:p>
+            <w:r>
+              <w:t>Criterion</w:t>
+            </w:r>
+          </w:p>
+        </w:tc>
+        <w:tc>
+          <w:tcPr>
+            <w:tcW w:type="dxa" w:w="2556"/>
+          </w:tcPr>
+          <w:p>
+            <w:r>
+              <w:t>Not yet</w:t>
+            </w:r>
+          </w:p>
+        </w:tc>
+        <w:tc>
+          <w:tcPr>
+            <w:tcW w:type="dxa" w:w="2556"/>
+          </w:tcPr>
+          <w:p>
+            <w:r>
+              <w:t>With support</w:t>
+            </w:r>
+          </w:p>
+        </w:tc>
+        <w:tc>
+          <w:tcPr>
+            <w:tcW w:type="dxa" w:w="2556"/>
+          </w:tcPr>
+          <w:p>
+            <w:r>
+              <w:t>Independent</w:t>
+            </w:r>
+          </w:p>
+        </w:tc>
+      </w:tr>
+      <w:tr>
+        <w:tc>
+          <w:tcPr>
+            <w:tcW w:type="dxa" w:w="2556"/>
+          </w:tcPr>
+          <w:p>
+            <w:r>
+              <w:t>Explanation</w:t>
+            </w:r>
+          </w:p>
+        </w:tc>
+        <w:tc>
+          <w:tcPr>
+            <w:tcW w:type="dxa" w:w="2556"/>
+          </w:tcPr>
+          <w:p>
+            <w:r>
+              <w:t>Names an answer without a deciding fact</w:t>
+            </w:r>
+          </w:p>
+        </w:tc>
+        <w:tc>
+          <w:tcPr>
+            <w:tcW w:type="dxa" w:w="2556"/>
+          </w:tcPr>
+          <w:p>
+            <w:r>
+              <w:t>Uses a hint to link fact and decision</w:t>
+            </w:r>
+          </w:p>
+        </w:tc>
+        <w:tc>
+          <w:tcPr>
+            <w:tcW w:type="dxa" w:w="2556"/>
+          </w:tcPr>
+          <w:p>
+            <w:r>
+              <w:t>Explains the deciding fact in own words</w:t>
+            </w:r>
+          </w:p>
+        </w:tc>
+      </w:tr>
+      <w:tr>
+        <w:tc>
+          <w:tcPr>
+            <w:tcW w:type="dxa" w:w="2556"/>
+          </w:tcPr>
+          <w:p>
+            <w:r>
+              <w:t>Trace or test</w:t>
+            </w:r>
+          </w:p>
+        </w:tc>
+        <w:tc>
+          <w:tcPr>
+            <w:tcW w:type="dxa" w:w="2556"/>
+          </w:tcPr>
+          <w:p>
+            <w:r>
+              <w:t>Cannot connect input and result</w:t>
+            </w:r>
+          </w:p>
+        </w:tc>
+        <w:tc>
+          <w:tcPr>
+            <w:tcW w:type="dxa" w:w="2556"/>
+          </w:tcPr>
+          <w:p>
+            <w:r>
+              <w:t>Completes steps with prompts</w:t>
+            </w:r>
+          </w:p>
+        </w:tc>
+        <w:tc>
+          <w:tcPr>
+            <w:tcW w:type="dxa" w:w="2556"/>
+          </w:tcPr>
+          <w:p>
+            <w:r>
+              <w:t>Traces or tests a changed case accurately</w:t>
+            </w:r>
+          </w:p>
+        </w:tc>
+      </w:tr>
+      <w:tr>
+        <w:tc>
+          <w:tcPr>
+            <w:tcW w:type="dxa" w:w="2556"/>
+          </w:tcPr>
+          <w:p>
+            <w:r>
+              <w:t>Limits and revision</w:t>
+            </w:r>
+          </w:p>
+        </w:tc>
+        <w:tc>
+          <w:tcPr>
+            <w:tcW w:type="dxa" w:w="2556"/>
+          </w:tcPr>
+          <w:p>
+            <w:r>
+              <w:t>Claims more than evidence supports</w:t>
+            </w:r>
+          </w:p>
+        </w:tc>
+        <w:tc>
+          <w:tcPr>
+            <w:tcW w:type="dxa" w:w="2556"/>
+          </w:tcPr>
+          <w:p>
+            <w:r>
+              <w:t>Names a limit after a prompt</w:t>
+            </w:r>
+          </w:p>
+        </w:tc>
+        <w:tc>
+          <w:tcPr>
+            <w:tcW w:type="dxa" w:w="2556"/>
+          </w:tcPr>
+          <w:p>
+            <w:r>
+              <w:t>States a defensible limit and useful next test</w:t>
+            </w:r>
+          </w:p>
+        </w:tc>
+      </w:tr>
+    </w:tbl>
+    <w:p>
+      <w:r>
+        <w:t>Project checkpoint: Prepare the demonstration. Gather reproducible instructions, evidence, access checks and remaining limitations.</w:t>
+      </w:r>
+    </w:p>
+    <w:p>
+      <w:r>
+        <w:t>Use the weekly teacher answer for topic-specific reasoning. A saved progress tick is an activity record; judge mastery from the learner’s explanation and evidence.</w:t>
+      </w:r>
+    </w:p>
     <w:sectPr>
       <w:pgSz w:w="12240" w:h="15840"/>
       <w:pgMar w:top="936" w:right="1008" w:bottom="936" w:left="1008" w:header="720" w:footer="720" w:gutter="0"/>

--- a/downloads/teacher/ai-6-week-30.docx
+++ b/downloads/teacher/ai-6-week-30.docx
@@ -2328,6 +2328,39 @@
         <w:t>Use the weekly teacher answer for topic-specific reasoning. A saved progress tick is an activity record; judge mastery from the learner’s explanation and evidence.</w:t>
       </w:r>
     </w:p>
+    <w:p>
+      <w:pPr>
+        <w:pStyle w:val="Heading1"/>
+      </w:pPr>
+      <w:r>
+        <w:t>08. Use feedback, labs and repair paths</w:t>
+      </w:r>
+    </w:p>
+    <w:p>
+      <w:r>
+        <w:t>Use the two formative questions as supported practice, not as independent mastery scores. Discuss the deciding evidence rather than accepting a guessed selection.</w:t>
+      </w:r>
+    </w:p>
+    <w:p>
+      <w:r>
+        <w:t>The feedback comes from the reviewed public worked case. Do not reveal the separately reserved independent teacher answer until the learner has attempted that case.</w:t>
+      </w:r>
+    </w:p>
+    <w:p>
+      <w:r>
+        <w:t>Ask students to predict before running code. Preserve errors and actual outputs; collect a changed test and an explanation. The branch-boundary and indexing lessons deliberately include failure cases.</w:t>
+      </w:r>
+    </w:p>
+    <w:p>
+      <w:r>
+        <w:t>Use the earlier worked-explanation links to address a specific missing building block, then return to the current question. Adapt this suggestion after observing the learner; it is not an automatic diagnosis.</w:t>
+      </w:r>
+    </w:p>
+    <w:p>
+      <w:r>
+        <w:t>Collect the completed-work portfolio as evidence. Record support separately from correctness, and assess explanation, trace/test and limitations. Progress ticks and quiz selections alone do not establish mastery.</w:t>
+      </w:r>
+    </w:p>
     <w:sectPr>
       <w:pgSz w:w="12240" w:h="15840"/>
       <w:pgMar w:top="936" w:right="1008" w:bottom="936" w:left="1008" w:header="720" w:footer="720" w:gutter="0"/>

--- a/downloads/teacher/ai-6-week-30.docx
+++ b/downloads/teacher/ai-6-week-30.docx
@@ -29,16 +29,45 @@
       </w:r>
     </w:p>
     <w:p>
-      <w:pPr>
-        <w:pStyle w:val="Heading3"/>
-      </w:pPr>
-      <w:r>
-        <w:t>Teach the learning cycle</w:t>
+      <w:r>
+        <w:t>Prepare Security and privacy review: check the target, prerequisites, resources and adaptable teaching schedule.</w:t>
       </w:r>
     </w:p>
     <w:p>
-      <w:r>
-        <w:t>Primary target: Explain the mechanism and terminology of security and privacy review</w:t>
+      <w:pPr>
+        <w:pStyle w:val="Heading3"/>
+      </w:pPr>
+      <w:r>
+        <w:t>Teach the learning cycle</w:t>
+      </w:r>
+    </w:p>
+    <w:p>
+      <w:pPr>
+        <w:spacing w:line="336" w:lineRule="auto" w:after="180"/>
+      </w:pPr>
+      <w:r>
+        <w:rPr>
+          <w:b w:val="0"/>
+        </w:rPr>
+        <w:t xml:space="preserve">Primary target: Explain the </w:t>
+      </w:r>
+      <w:r>
+        <w:rPr>
+          <w:b/>
+        </w:rPr>
+        <w:t>mechanism</w:t>
+      </w:r>
+      <w:r>
+        <w:rPr>
+          <w:b w:val="0"/>
+        </w:rPr>
+        <w:t xml:space="preserve"> and terminology of security and </w:t>
+      </w:r>
+      <w:r>
+        <w:rPr>
+          <w:b/>
+        </w:rPr>
+        <w:t>privacy review</w:t>
       </w:r>
     </w:p>
     <w:tbl>
@@ -185,16 +214,37 @@
       </w:tr>
     </w:tbl>
     <w:p>
-      <w:r>
-        <w:t>This is a starting allocation of 135 minutes, not a validated duration. Preserve all named topics. Schedule extra time for connected examples, the full investigation, independent cases and project building. Repeated copies of a case share one recorded attempt; they are not new evidence.</w:t>
+      <w:pPr>
+        <w:spacing w:line="336" w:lineRule="auto" w:after="180"/>
+      </w:pPr>
+      <w:r>
+        <w:rPr>
+          <w:b w:val="0"/>
+        </w:rPr>
+        <w:t>This is a starting allocation of 135 minutes, not a validated duration. Preserve all named topics. Schedule extra time for connected examples, the full investigation, independent cases and project building.</w:t>
       </w:r>
     </w:p>
     <w:p>
       <w:pPr>
-        <w:pStyle w:val="Heading3"/>
-      </w:pPr>
-      <w:r>
-        <w:t>Retrieval answer guidance</w:t>
+        <w:spacing w:line="336" w:lineRule="auto" w:after="180"/>
+      </w:pPr>
+      <w:r>
+        <w:rPr>
+          <w:b w:val="0"/>
+        </w:rPr>
+        <w:t xml:space="preserve">Repeated copies of a case share one recorded attempt; they are not new </w:t>
+      </w:r>
+      <w:r>
+        <w:rPr>
+          <w:b/>
+        </w:rPr>
+        <w:t>evidence</w:t>
+      </w:r>
+      <w:r>
+        <w:rPr>
+          <w:b w:val="0"/>
+        </w:rPr>
+        <w:t>.</w:t>
       </w:r>
     </w:p>
     <w:p>
@@ -202,132 +252,339 @@
         <w:pStyle w:val="Heading3"/>
       </w:pPr>
       <w:r>
-        <w:t>Performance and cost experiments</w:t>
+        <w:t>Retrieval answer guidance</w:t>
       </w:r>
     </w:p>
     <w:p>
-      <w:r>
-        <w:t>Without opening the old lesson, explain one key idea from Performance and cost experiments. Give an example and a mistake that the idea helps you avoid.</w:t>
+      <w:pPr>
+        <w:pStyle w:val="Heading3"/>
+      </w:pPr>
+      <w:r>
+        <w:t>Performance and cost experiments</w:t>
       </w:r>
     </w:p>
     <w:p>
-      <w:r>
-        <w:t>Look for: Explain the mechanism and terminology of performance and cost experiments</w:t>
+      <w:pPr>
+        <w:spacing w:line="336" w:lineRule="auto" w:after="180"/>
+      </w:pPr>
+      <w:r>
+        <w:rPr>
+          <w:b w:val="0"/>
+        </w:rPr>
+        <w:t>Without opening the old lesson, explain one key idea from Performance and cost experiments. Give an example and a mistake that the idea helps you avoid.</w:t>
       </w:r>
     </w:p>
     <w:p>
-      <w:r>
-        <w:t>Reference example, not the only acceptable wording: Teacher explanation: Performance experiments compare matched workloads with declared timing boundaries and quality constraints. Averages can hide slow cases. Use the same cases and environment; record every duration and success. For a simple median sort values and average the middle pair for even counts. Keep failed requests visible.</w:t>
+      <w:pPr>
+        <w:spacing w:line="336" w:lineRule="auto" w:after="180"/>
+      </w:pPr>
+      <w:r>
+        <w:rPr>
+          <w:b w:val="0"/>
+        </w:rPr>
+        <w:t xml:space="preserve">Look for: Explain the </w:t>
+      </w:r>
+      <w:r>
+        <w:rPr>
+          <w:b/>
+        </w:rPr>
+        <w:t>mechanism</w:t>
+      </w:r>
+      <w:r>
+        <w:rPr>
+          <w:b w:val="0"/>
+        </w:rPr>
+        <w:t xml:space="preserve"> and terminology of performance and cost experiments</w:t>
       </w:r>
     </w:p>
     <w:p>
       <w:pPr>
-        <w:pStyle w:val="Heading3"/>
-      </w:pPr>
-      <w:r>
-        <w:t>Human escalation workflows</w:t>
+        <w:spacing w:line="336" w:lineRule="auto" w:after="180"/>
+      </w:pPr>
+      <w:r>
+        <w:rPr>
+          <w:b w:val="0"/>
+        </w:rPr>
+        <w:t>Reference example, not the only acceptable wording: Teacher explanation: Performance experiments compare matched workloads with declared timing boundaries and quality constraints. Averages can hide slow cases.</w:t>
       </w:r>
     </w:p>
     <w:p>
-      <w:r>
-        <w:t>Without opening the old lesson, explain one key idea from Human escalation workflows. Give an example and a mistake that the idea helps you avoid.</w:t>
+      <w:pPr>
+        <w:spacing w:line="336" w:lineRule="auto" w:after="180"/>
+      </w:pPr>
+      <w:r>
+        <w:rPr>
+          <w:b w:val="0"/>
+        </w:rPr>
+        <w:t>Use the same cases and environment; record every duration and success. For a simple median sort values and average the middle pair for even counts. Keep failed requests visible.</w:t>
       </w:r>
     </w:p>
     <w:p>
-      <w:r>
-        <w:t>Look for: Explain the mechanism and terminology of human escalation workflows</w:t>
+      <w:pPr>
+        <w:pStyle w:val="Heading3"/>
+      </w:pPr>
+      <w:r>
+        <w:t>Human escalation workflows</w:t>
       </w:r>
     </w:p>
     <w:p>
-      <w:r>
-        <w:t>Reference example, not the only acceptable wording: Teacher explanation: Escalation routes unresolved decisions to an authorised person with sufficient context. It must define owner, deadline and fallback. Toy workflow routes conflicting room approval to coordinator with source IDs and requested decision. While awaiting review the assistant returns needs_review and performs no booking.</w:t>
+      <w:pPr>
+        <w:spacing w:line="336" w:lineRule="auto" w:after="180"/>
+      </w:pPr>
+      <w:r>
+        <w:rPr>
+          <w:b w:val="0"/>
+        </w:rPr>
+        <w:t>Without opening the old lesson, explain one key idea from Human escalation workflows. Give an example and a mistake that the idea helps you avoid.</w:t>
       </w:r>
     </w:p>
     <w:p>
       <w:pPr>
-        <w:pStyle w:val="Heading3"/>
-      </w:pPr>
-      <w:r>
-        <w:t>Release and rollback</w:t>
+        <w:spacing w:line="336" w:lineRule="auto" w:after="180"/>
+      </w:pPr>
+      <w:r>
+        <w:rPr>
+          <w:b w:val="0"/>
+        </w:rPr>
+        <w:t xml:space="preserve">Look for: Explain the </w:t>
+      </w:r>
+      <w:r>
+        <w:rPr>
+          <w:b/>
+        </w:rPr>
+        <w:t>mechanism</w:t>
+      </w:r>
+      <w:r>
+        <w:rPr>
+          <w:b w:val="0"/>
+        </w:rPr>
+        <w:t xml:space="preserve"> and terminology of human escalation workflows</w:t>
       </w:r>
     </w:p>
     <w:p>
-      <w:r>
-        <w:t>Without opening the old lesson, explain one key idea from Release and rollback. Give an example and a mistake that the idea helps you avoid.</w:t>
+      <w:pPr>
+        <w:spacing w:line="336" w:lineRule="auto" w:after="180"/>
+      </w:pPr>
+      <w:r>
+        <w:rPr>
+          <w:b w:val="0"/>
+        </w:rPr>
+        <w:t>Reference example, not the only acceptable wording: Teacher explanation: Escalation routes unresolved decisions to an authorised person with sufficient context. It must define owner, deadline and fallback.</w:t>
       </w:r>
     </w:p>
     <w:p>
-      <w:r>
-        <w:t>Look for: Explain the mechanism and terminology of release and rollback</w:t>
+      <w:pPr>
+        <w:spacing w:line="336" w:lineRule="auto" w:after="180"/>
+      </w:pPr>
+      <w:r>
+        <w:rPr>
+          <w:b w:val="0"/>
+        </w:rPr>
+        <w:t>Toy workflow routes conflicting room approval to coordinator with source IDs and requested decision. While awaiting review the assistant returns needs_review and performs no booking.</w:t>
       </w:r>
     </w:p>
     <w:p>
-      <w:r>
-        <w:t>Reference example, not the only acceptable wording: Teacher explanation: Release records bind code, configuration, data schema and evaluation evidence. Rollback requires compatibility with the current stored data. Version v2 writes schema2. Version v1 reads only schema1. A rollback to v1 after v2 writes data cannot safely proceed without migration or a compatible reader.</w:t>
+      <w:pPr>
+        <w:pStyle w:val="Heading3"/>
+      </w:pPr>
+      <w:r>
+        <w:t>Release and rollback</w:t>
       </w:r>
     </w:p>
     <w:p>
-      <w:r>
-        <w:t>Two 45-minute sessions. Security and privacy review checks assets, actors, data flows and permissions against explicit threats. A clean happy path does not test misuse. Use the supplied constructed scenarios to make the mechanism inspectable. Collect W4 before sharing solutions. Students should name intermediate evidence and limitations; classroom pacing and learning effectiveness remain unvalidated.</w:t>
+      <w:pPr>
+        <w:spacing w:line="336" w:lineRule="auto" w:after="180"/>
+      </w:pPr>
+      <w:r>
+        <w:rPr>
+          <w:b w:val="0"/>
+        </w:rPr>
+        <w:t>Without opening the old lesson, explain one key idea from Release and rollback. Give an example and a mistake that the idea helps you avoid.</w:t>
       </w:r>
     </w:p>
     <w:p>
       <w:pPr>
-        <w:pStyle w:val="Heading3"/>
-      </w:pPr>
-      <w:r>
-        <w:t>Outcomes</w:t>
+        <w:spacing w:line="336" w:lineRule="auto" w:after="180"/>
+      </w:pPr>
+      <w:r>
+        <w:rPr>
+          <w:b w:val="0"/>
+        </w:rPr>
+        <w:t xml:space="preserve">Look for: Explain the </w:t>
+      </w:r>
+      <w:r>
+        <w:rPr>
+          <w:b/>
+        </w:rPr>
+        <w:t>mechanism</w:t>
+      </w:r>
+      <w:r>
+        <w:rPr>
+          <w:b w:val="0"/>
+        </w:rPr>
+        <w:t xml:space="preserve"> and terminology of release and rollback</w:t>
       </w:r>
     </w:p>
     <w:p>
-      <w:r>
-        <w:t>Explain the mechanism and terminology of security and privacy review</w:t>
+      <w:pPr>
+        <w:spacing w:line="336" w:lineRule="auto" w:after="180"/>
+      </w:pPr>
+      <w:r>
+        <w:rPr>
+          <w:b w:val="0"/>
+        </w:rPr>
+        <w:t xml:space="preserve">Reference example, not the only acceptable wording: Teacher explanation: Release records bind code, configuration, data schema and evaluation </w:t>
+      </w:r>
+      <w:r>
+        <w:rPr>
+          <w:b/>
+        </w:rPr>
+        <w:t>evidence</w:t>
+      </w:r>
+      <w:r>
+        <w:rPr>
+          <w:b w:val="0"/>
+        </w:rPr>
+        <w:t>. Rollback requires compatibility with the current stored data.</w:t>
       </w:r>
     </w:p>
     <w:p>
-      <w:r>
-        <w:t>Apply the stated procedure to a new case with a traceable result</w:t>
+      <w:pPr>
+        <w:spacing w:line="336" w:lineRule="auto" w:after="180"/>
+      </w:pPr>
+      <w:r>
+        <w:rPr>
+          <w:b w:val="0"/>
+        </w:rPr>
+        <w:t>Version v2 writes schema2. Version v1 reads only schema1. A rollback to v1 after v2 writes data cannot safely proceed without migration or a compatible reader.</w:t>
       </w:r>
     </w:p>
     <w:p>
-      <w:r>
-        <w:t>Identify an assumption or limitation and design a revealing follow-up</w:t>
+      <w:pPr>
+        <w:spacing w:line="336" w:lineRule="auto" w:after="180"/>
+      </w:pPr>
+      <w:r>
+        <w:rPr>
+          <w:b w:val="0"/>
+        </w:rPr>
+        <w:t xml:space="preserve">Two 45-minute sessions. Security and </w:t>
+      </w:r>
+      <w:r>
+        <w:rPr>
+          <w:b/>
+        </w:rPr>
+        <w:t>privacy review</w:t>
+      </w:r>
+      <w:r>
+        <w:rPr>
+          <w:b w:val="0"/>
+        </w:rPr>
+        <w:t xml:space="preserve"> checks assets, actors, data flows and permissions against explicit threats. A clean happy path does not test misuse.</w:t>
       </w:r>
     </w:p>
     <w:p>
       <w:pPr>
-        <w:pStyle w:val="Heading3"/>
-      </w:pPr>
-      <w:r>
-        <w:t>Preparation</w:t>
+        <w:spacing w:line="336" w:lineRule="auto" w:after="180"/>
+      </w:pPr>
+      <w:r>
+        <w:rPr>
+          <w:b w:val="0"/>
+        </w:rPr>
+        <w:t xml:space="preserve">Use the supplied constructed scenarios to make the </w:t>
+      </w:r>
+      <w:r>
+        <w:rPr>
+          <w:b/>
+        </w:rPr>
+        <w:t>mechanism</w:t>
+      </w:r>
+      <w:r>
+        <w:rPr>
+          <w:b w:val="0"/>
+        </w:rPr>
+        <w:t xml:space="preserve"> inspectable. Collect W4 before sharing solutions.</w:t>
       </w:r>
     </w:p>
     <w:p>
-      <w:r>
-        <w:t>Lesson and workbook; paper and pencil</w:t>
+      <w:pPr>
+        <w:spacing w:line="336" w:lineRule="auto" w:after="180"/>
+      </w:pPr>
+      <w:r>
+        <w:rPr>
+          <w:b w:val="0"/>
+        </w:rPr>
+        <w:t xml:space="preserve">Students should name intermediate </w:t>
+      </w:r>
+      <w:r>
+        <w:rPr>
+          <w:b/>
+        </w:rPr>
+        <w:t>evidence</w:t>
+      </w:r>
+      <w:r>
+        <w:rPr>
+          <w:b w:val="0"/>
+        </w:rPr>
+        <w:t xml:space="preserve"> and limitations; classroom pacing and learning effectiveness remain unvalidated.</w:t>
       </w:r>
     </w:p>
     <w:p>
-      <w:r>
-        <w:t>Calculator and optional local Python 3 for arithmetic; no live API or private data</w:t>
+      <w:pPr>
+        <w:pStyle w:val="Heading3"/>
+      </w:pPr>
+      <w:r>
+        <w:t>Outcomes</w:t>
       </w:r>
     </w:p>
     <w:p>
-      <w:r>
-        <w:t>Prepare the fresh retry separately and withhold its solution until after collection</w:t>
+      <w:pPr>
+        <w:spacing w:line="336" w:lineRule="auto" w:after="180"/>
+      </w:pPr>
+      <w:r>
+        <w:rPr>
+          <w:b w:val="0"/>
+        </w:rPr>
+        <w:t xml:space="preserve">Explain the </w:t>
+      </w:r>
+      <w:r>
+        <w:rPr>
+          <w:b/>
+        </w:rPr>
+        <w:t>mechanism</w:t>
+      </w:r>
+      <w:r>
+        <w:rPr>
+          <w:b w:val="0"/>
+        </w:rPr>
+        <w:t xml:space="preserve"> and terminology of security and </w:t>
+      </w:r>
+      <w:r>
+        <w:rPr>
+          <w:b/>
+        </w:rPr>
+        <w:t>privacy review</w:t>
       </w:r>
     </w:p>
     <w:p>
       <w:pPr>
-        <w:pStyle w:val="Heading3"/>
-      </w:pPr>
-      <w:r>
-        <w:t>Prerequisite answer</w:t>
+        <w:spacing w:line="336" w:lineRule="auto" w:after="180"/>
+      </w:pPr>
+      <w:r>
+        <w:rPr>
+          <w:b w:val="0"/>
+        </w:rPr>
+        <w:t>Apply the stated procedure to a new case with a traceable result</w:t>
       </w:r>
     </w:p>
     <w:p>
-      <w:r>
-        <w:t>A result depends on the inputs, procedure and conditions that produced it. Preserve data roles and distinguish observed outcomes from predictions or unmeasured conditions. If the prior concept cannot be explained, use a short retrieval activity before this chapter.</w:t>
+      <w:pPr>
+        <w:spacing w:line="336" w:lineRule="auto" w:after="180"/>
+      </w:pPr>
+      <w:r>
+        <w:rPr>
+          <w:b w:val="0"/>
+        </w:rPr>
+        <w:t>Identify an assumption or limitation and design a revealing follow-up</w:t>
       </w:r>
     </w:p>
     <w:p>
@@ -335,45 +592,267 @@
         <w:pStyle w:val="Heading3"/>
       </w:pPr>
       <w:r>
-        <w:t>End goal for the pictorial case</w:t>
+        <w:t>Preparation</w:t>
       </w:r>
     </w:p>
     <w:p>
-      <w:r>
-        <w:t>Explain security and privacy review using the deciding step in this fictional service.</w:t>
+      <w:pPr>
+        <w:spacing w:line="336" w:lineRule="auto" w:after="180"/>
+      </w:pPr>
+      <w:r>
+        <w:rPr>
+          <w:b w:val="0"/>
+        </w:rPr>
+        <w:t>Lesson and workbook; paper and pencil</w:t>
       </w:r>
     </w:p>
     <w:p>
-      <w:r>
-        <w:t>This added worked case illustrates the week’s main idea. Retain all original and connected topics; schedule its practice within the teaching cycle.</w:t>
+      <w:pPr>
+        <w:spacing w:line="336" w:lineRule="auto" w:after="180"/>
+      </w:pPr>
+      <w:r>
+        <w:rPr>
+          <w:b w:val="0"/>
+        </w:rPr>
+        <w:t>Calculator and optional local Python 3 for arithmetic; no live API or private data</w:t>
       </w:r>
     </w:p>
     <w:p>
       <w:pPr>
-        <w:pStyle w:val="Heading1"/>
-      </w:pPr>
-      <w:r>
-        <w:t>02. Explain and model the mechanism</w:t>
+        <w:spacing w:line="336" w:lineRule="auto" w:after="180"/>
+      </w:pPr>
+      <w:r>
+        <w:rPr>
+          <w:b w:val="0"/>
+        </w:rPr>
+        <w:t>Prepare the fresh retry separately and withhold its solution until after collection</w:t>
       </w:r>
     </w:p>
     <w:p>
-      <w:r>
-        <w:t>Security and privacy review checks assets, actors, data flows and permissions against explicit threats. A clean happy path does not test misuse.</w:t>
+      <w:pPr>
+        <w:pStyle w:val="Heading3"/>
+      </w:pPr>
+      <w:r>
+        <w:t>Prerequisite answer</w:t>
       </w:r>
     </w:p>
     <w:p>
-      <w:r>
-        <w:t>Begin by writing the question the procedure is intended to answer. Identify the information already supplied, the information it will produce and the information still missing. These are constructed classroom examples; they do not require live accounts, private records or an external service. Do not treat a plausible explanation as a measured outcome.</w:t>
+      <w:pPr>
+        <w:spacing w:line="336" w:lineRule="auto" w:after="180"/>
+      </w:pPr>
+      <w:r>
+        <w:rPr>
+          <w:b w:val="0"/>
+        </w:rPr>
+        <w:t xml:space="preserve">A result depends on the </w:t>
+      </w:r>
+      <w:r>
+        <w:rPr>
+          <w:b/>
+        </w:rPr>
+        <w:t>input</w:t>
+      </w:r>
+      <w:r>
+        <w:rPr>
+          <w:b w:val="0"/>
+        </w:rPr>
+        <w:t xml:space="preserve">s, procedure and conditions that produced it. Preserve data roles and distinguish observed outcomes from </w:t>
+      </w:r>
+      <w:r>
+        <w:rPr>
+          <w:b/>
+        </w:rPr>
+        <w:t>prediction</w:t>
+      </w:r>
+      <w:r>
+        <w:rPr>
+          <w:b w:val="0"/>
+        </w:rPr>
+        <w:t>s or unmeasured conditions.</w:t>
       </w:r>
     </w:p>
     <w:p>
-      <w:r>
-        <w:t>For the classroom service identify restricted guides, session secrets and student content. Test denied roles, unexpected fields, source injection and minimised logging without real credentials.</w:t>
+      <w:pPr>
+        <w:spacing w:line="336" w:lineRule="auto" w:after="180"/>
+      </w:pPr>
+      <w:r>
+        <w:rPr>
+          <w:b w:val="0"/>
+        </w:rPr>
+        <w:t>If the prior concept cannot be explained, use a short retrieval activity before this chapter.</w:t>
       </w:r>
     </w:p>
     <w:p>
-      <w:r>
-        <w:t>Before applying the procedure, write its units, denominator or decision boundary where relevant. A partner should be able to repeat each step using the same inputs. If a required input is absent or violates the stated contract, record that condition explicitly instead of quietly replacing it with a convenient value.</w:t>
+      <w:pPr>
+        <w:pStyle w:val="Heading3"/>
+      </w:pPr>
+      <w:r>
+        <w:t>End goal for the pictorial case</w:t>
+      </w:r>
+    </w:p>
+    <w:p>
+      <w:pPr>
+        <w:spacing w:line="336" w:lineRule="auto" w:after="180"/>
+      </w:pPr>
+      <w:r>
+        <w:rPr>
+          <w:b w:val="0"/>
+        </w:rPr>
+        <w:t xml:space="preserve">Explain security and </w:t>
+      </w:r>
+      <w:r>
+        <w:rPr>
+          <w:b/>
+        </w:rPr>
+        <w:t>privacy review</w:t>
+      </w:r>
+      <w:r>
+        <w:rPr>
+          <w:b w:val="0"/>
+        </w:rPr>
+        <w:t xml:space="preserve"> using the deciding step in this fictional service.</w:t>
+      </w:r>
+    </w:p>
+    <w:p>
+      <w:pPr>
+        <w:spacing w:line="336" w:lineRule="auto" w:after="180"/>
+      </w:pPr>
+      <w:r>
+        <w:rPr>
+          <w:b w:val="0"/>
+        </w:rPr>
+        <w:t>This added worked case illustrates the week’s main idea. Retain all original and connected topics; schedule its practice within the teaching cycle.</w:t>
+      </w:r>
+    </w:p>
+    <w:p>
+      <w:pPr>
+        <w:pStyle w:val="Heading1"/>
+      </w:pPr>
+      <w:r>
+        <w:t>02. Explain and model the mechanism</w:t>
+      </w:r>
+    </w:p>
+    <w:p>
+      <w:r>
+        <w:t>Model Security and privacy review using the supplied case, labelled mechanism and reasoning. Make the scope of each conclusion explicit.</w:t>
+      </w:r>
+    </w:p>
+    <w:p>
+      <w:pPr>
+        <w:spacing w:line="336" w:lineRule="auto" w:after="180"/>
+      </w:pPr>
+      <w:r>
+        <w:rPr>
+          <w:b w:val="0"/>
+        </w:rPr>
+        <w:t xml:space="preserve">Security and </w:t>
+      </w:r>
+      <w:r>
+        <w:rPr>
+          <w:b/>
+        </w:rPr>
+        <w:t>privacy review</w:t>
+      </w:r>
+      <w:r>
+        <w:rPr>
+          <w:b w:val="0"/>
+        </w:rPr>
+        <w:t xml:space="preserve"> checks assets, actors, data flows and permissions against explicit threats. A clean happy path does not test misuse.</w:t>
+      </w:r>
+    </w:p>
+    <w:p>
+      <w:pPr>
+        <w:pStyle w:val="Heading3"/>
+      </w:pPr>
+      <w:r>
+        <w:t>Explain Security and privacy review · 1</w:t>
+      </w:r>
+    </w:p>
+    <w:p>
+      <w:pPr>
+        <w:spacing w:line="336" w:lineRule="auto" w:after="180"/>
+      </w:pPr>
+      <w:r>
+        <w:rPr>
+          <w:b w:val="0"/>
+        </w:rPr>
+        <w:t>Begin by writing the question the procedure is intended to answer. Identify the information already supplied, the information it will produce and the information still missing.</w:t>
+      </w:r>
+    </w:p>
+    <w:p>
+      <w:pPr>
+        <w:spacing w:line="336" w:lineRule="auto" w:after="180"/>
+      </w:pPr>
+      <w:r>
+        <w:rPr>
+          <w:b w:val="0"/>
+        </w:rPr>
+        <w:t>These are constructed classroom examples; they do not require live accounts, private records or an external service. Do not treat a plausible explanation as a measured outcome.</w:t>
+      </w:r>
+    </w:p>
+    <w:p>
+      <w:pPr>
+        <w:spacing w:line="336" w:lineRule="auto" w:after="180"/>
+      </w:pPr>
+      <w:r>
+        <w:rPr>
+          <w:b w:val="0"/>
+        </w:rPr>
+        <w:t>For the classroom service identify restricted guides, session secrets and student content. Test denied roles, unexpected fields, source injection and minimised logging without real credentials.</w:t>
+      </w:r>
+    </w:p>
+    <w:p>
+      <w:pPr>
+        <w:pStyle w:val="Heading3"/>
+      </w:pPr>
+      <w:r>
+        <w:t>Explain Security and privacy review · 2</w:t>
+      </w:r>
+    </w:p>
+    <w:p>
+      <w:pPr>
+        <w:spacing w:line="336" w:lineRule="auto" w:after="180"/>
+      </w:pPr>
+      <w:r>
+        <w:rPr>
+          <w:b w:val="0"/>
+        </w:rPr>
+        <w:t xml:space="preserve">Before applying the procedure, write its units, denominator or decision boundary where relevant. A partner should be able to repeat each step using the same </w:t>
+      </w:r>
+      <w:r>
+        <w:rPr>
+          <w:b/>
+        </w:rPr>
+        <w:t>input</w:t>
+      </w:r>
+      <w:r>
+        <w:rPr>
+          <w:b w:val="0"/>
+        </w:rPr>
+        <w:t>s.</w:t>
+      </w:r>
+    </w:p>
+    <w:p>
+      <w:pPr>
+        <w:spacing w:line="336" w:lineRule="auto" w:after="180"/>
+      </w:pPr>
+      <w:r>
+        <w:rPr>
+          <w:b w:val="0"/>
+        </w:rPr>
+        <w:t xml:space="preserve">If a required </w:t>
+      </w:r>
+      <w:r>
+        <w:rPr>
+          <w:b/>
+        </w:rPr>
+        <w:t>input</w:t>
+      </w:r>
+      <w:r>
+        <w:rPr>
+          <w:b w:val="0"/>
+        </w:rPr>
+        <w:t xml:space="preserve"> is absent or violates the stated contract, record that condition explicitly instead of quietly replacing it with a convenient value.</w:t>
       </w:r>
     </w:p>
     <w:tbl>
@@ -571,36 +1050,228 @@
       </w:r>
     </w:p>
     <w:p>
-      <w:r>
-        <w:t>Guided: Access remains broken through the cache path. Review every storage/return path and assert restricted data never reaches student output/context. Qualification: Review findings are bounded by tested paths and threat assumptions, not a proof of complete security. Exit: accept a concrete variation with its predicted outcome and a stated condition that would challenge the mechanism; reject a claim resting on unmeasured evidence.</w:t>
+      <w:pPr>
+        <w:pStyle w:val="Heading3"/>
+      </w:pPr>
+      <w:r>
+        <w:t>Explain Security and privacy review · 3</w:t>
       </w:r>
     </w:p>
     <w:p>
       <w:pPr>
-        <w:pStyle w:val="Heading3"/>
-      </w:pPr>
-      <w:r>
-        <w:t>Model the reasoning aloud</w:t>
+        <w:spacing w:line="336" w:lineRule="auto" w:after="180"/>
+      </w:pPr>
+      <w:r>
+        <w:rPr>
+          <w:b w:val="0"/>
+        </w:rPr>
+        <w:t xml:space="preserve">Guided: Access remains broken through the cache path. Review every storage/return path and assert restricted data never reaches student </w:t>
+      </w:r>
+      <w:r>
+        <w:rPr>
+          <w:b/>
+        </w:rPr>
+        <w:t>output</w:t>
+      </w:r>
+      <w:r>
+        <w:rPr>
+          <w:b w:val="0"/>
+        </w:rPr>
+        <w:t>/context.</w:t>
       </w:r>
     </w:p>
     <w:p>
-      <w:r>
-        <w:t>Use the complete worked example below before asking learners to complete W2. Reveal a small part, invite a prediction, then explain the deciding step. These teacher notes contain solutions; do not reveal the independent case answer during modelling.</w:t>
+      <w:pPr>
+        <w:spacing w:line="336" w:lineRule="auto" w:after="180"/>
+      </w:pPr>
+      <w:r>
+        <w:rPr>
+          <w:b w:val="0"/>
+        </w:rPr>
+        <w:t>Qualification: Review findings are bounded by tested paths and threat assumptions, not a proof of complete security.</w:t>
       </w:r>
     </w:p>
     <w:p>
-      <w:r>
-        <w:t>Output denies teacher guide, but cache contains it under a student-accessible key.</w:t>
+      <w:pPr>
+        <w:spacing w:line="336" w:lineRule="auto" w:after="180"/>
+      </w:pPr>
+      <w:r>
+        <w:rPr>
+          <w:b w:val="0"/>
+        </w:rPr>
+        <w:t xml:space="preserve">Exit: accept a concrete variation with its predicted outcome and a stated condition that would challenge the </w:t>
+      </w:r>
+      <w:r>
+        <w:rPr>
+          <w:b/>
+        </w:rPr>
+        <w:t>mechanism</w:t>
+      </w:r>
+      <w:r>
+        <w:rPr>
+          <w:b w:val="0"/>
+        </w:rPr>
+        <w:t xml:space="preserve">; reject a claim resting on unmeasured </w:t>
+      </w:r>
+      <w:r>
+        <w:rPr>
+          <w:b/>
+        </w:rPr>
+        <w:t>evidence</w:t>
+      </w:r>
+      <w:r>
+        <w:rPr>
+          <w:b w:val="0"/>
+        </w:rPr>
+        <w:t>.</w:t>
       </w:r>
     </w:p>
     <w:p>
-      <w:r>
-        <w:t>Access remains broken through the cache path. Review every storage/return path and assert restricted data never reaches student output/context.</w:t>
+      <w:pPr>
+        <w:pStyle w:val="Heading3"/>
+      </w:pPr>
+      <w:r>
+        <w:t>Model the reasoning aloud</w:t>
       </w:r>
     </w:p>
     <w:p>
-      <w:r>
-        <w:t>Compare the intermediate evidence with the final statement. Explain why each number or decision follows from the stated inputs. The conclusion belongs to this scenario and procedure; changing the inputs, evaluation population or authority can change what it establishes. Retain the raw record so a later revision can be compared honestly.</w:t>
+      <w:pPr>
+        <w:spacing w:line="336" w:lineRule="auto" w:after="180"/>
+      </w:pPr>
+      <w:r>
+        <w:rPr>
+          <w:b w:val="0"/>
+        </w:rPr>
+        <w:t xml:space="preserve">Use the complete worked example below before asking learners to complete W2. Reveal a small part, invite a </w:t>
+      </w:r>
+      <w:r>
+        <w:rPr>
+          <w:b/>
+        </w:rPr>
+        <w:t>prediction</w:t>
+      </w:r>
+      <w:r>
+        <w:rPr>
+          <w:b w:val="0"/>
+        </w:rPr>
+        <w:t>, then explain the deciding step.</w:t>
+      </w:r>
+    </w:p>
+    <w:p>
+      <w:pPr>
+        <w:spacing w:line="336" w:lineRule="auto" w:after="180"/>
+      </w:pPr>
+      <w:r>
+        <w:rPr>
+          <w:b w:val="0"/>
+        </w:rPr>
+        <w:t>These teacher notes contain solutions; do not reveal the independent case answer during modelling.</w:t>
+      </w:r>
+    </w:p>
+    <w:p>
+      <w:pPr>
+        <w:spacing w:line="336" w:lineRule="auto" w:after="180"/>
+      </w:pPr>
+      <w:r>
+        <w:rPr>
+          <w:b/>
+        </w:rPr>
+        <w:t>Output</w:t>
+      </w:r>
+      <w:r>
+        <w:rPr>
+          <w:b w:val="0"/>
+        </w:rPr>
+        <w:t xml:space="preserve"> denies teacher guide, but cache contains it under a student-accessible key.</w:t>
+      </w:r>
+    </w:p>
+    <w:p>
+      <w:pPr>
+        <w:spacing w:line="336" w:lineRule="auto" w:after="180"/>
+      </w:pPr>
+      <w:r>
+        <w:rPr>
+          <w:b w:val="0"/>
+        </w:rPr>
+        <w:t xml:space="preserve">Access remains broken through the cache path. Review every storage/return path and assert restricted data never reaches student </w:t>
+      </w:r>
+      <w:r>
+        <w:rPr>
+          <w:b/>
+        </w:rPr>
+        <w:t>output</w:t>
+      </w:r>
+      <w:r>
+        <w:rPr>
+          <w:b w:val="0"/>
+        </w:rPr>
+        <w:t>/context.</w:t>
+      </w:r>
+    </w:p>
+    <w:p>
+      <w:pPr>
+        <w:pStyle w:val="Heading3"/>
+      </w:pPr>
+      <w:r>
+        <w:t>Model the reasoning aloud · 4</w:t>
+      </w:r>
+    </w:p>
+    <w:p>
+      <w:pPr>
+        <w:spacing w:line="336" w:lineRule="auto" w:after="180"/>
+      </w:pPr>
+      <w:r>
+        <w:rPr>
+          <w:b w:val="0"/>
+        </w:rPr>
+        <w:t xml:space="preserve">Compare the intermediate </w:t>
+      </w:r>
+      <w:r>
+        <w:rPr>
+          <w:b/>
+        </w:rPr>
+        <w:t>evidence</w:t>
+      </w:r>
+      <w:r>
+        <w:rPr>
+          <w:b w:val="0"/>
+        </w:rPr>
+        <w:t xml:space="preserve"> with the final statement. Explain why each number or decision follows from the stated </w:t>
+      </w:r>
+      <w:r>
+        <w:rPr>
+          <w:b/>
+        </w:rPr>
+        <w:t>input</w:t>
+      </w:r>
+      <w:r>
+        <w:rPr>
+          <w:b w:val="0"/>
+        </w:rPr>
+        <w:t>s.</w:t>
+      </w:r>
+    </w:p>
+    <w:p>
+      <w:pPr>
+        <w:spacing w:line="336" w:lineRule="auto" w:after="180"/>
+      </w:pPr>
+      <w:r>
+        <w:rPr>
+          <w:b w:val="0"/>
+        </w:rPr>
+        <w:t xml:space="preserve">The conclusion belongs to this scenario and procedure; changing the </w:t>
+      </w:r>
+      <w:r>
+        <w:rPr>
+          <w:b/>
+        </w:rPr>
+        <w:t>input</w:t>
+      </w:r>
+      <w:r>
+        <w:rPr>
+          <w:b w:val="0"/>
+        </w:rPr>
+        <w:t>s, evaluation population or authority can change what it establishes. Retain the raw record so a later revision can be compared honestly.</w:t>
       </w:r>
     </w:p>
     <w:tbl>
@@ -706,7 +1377,13 @@
       </w:tr>
     </w:tbl>
     <w:p>
-      <w:r>
+      <w:pPr>
+        <w:spacing w:line="336" w:lineRule="auto" w:after="180"/>
+      </w:pPr>
+      <w:r>
+        <w:rPr>
+          <w:b w:val="0"/>
+        </w:rPr>
         <w:t>Use the diagram and verbal explanation together. Ask learners to match a sentence to a specific visual step; do not assign learners fixed visual or auditory learning styles.</w:t>
       </w:r>
     </w:p>
@@ -719,7 +1396,13 @@
       </w:r>
     </w:p>
     <w:p>
-      <w:r>
+      <w:pPr>
+        <w:spacing w:line="336" w:lineRule="auto" w:after="180"/>
+      </w:pPr>
+      <w:r>
+        <w:rPr>
+          <w:b w:val="0"/>
+        </w:rPr>
         <w:t>Review a private note’s path. A revision service reads a learner’s private practice note; analytics need counts only.</w:t>
       </w:r>
     </w:p>
@@ -732,7 +1415,22 @@
       </w:r>
     </w:p>
     <w:p>
-      <w:r>
+      <w:pPr>
+        <w:pStyle w:val="Heading3"/>
+      </w:pPr>
+      <w:r>
+        <w:t>Supplied facts</w:t>
+      </w:r>
+    </w:p>
+    <w:p>
+      <w:pPr>
+        <w:spacing w:line="336" w:lineRule="auto" w:after="180"/>
+        <w:shd w:fill="F1F6FC"/>
+      </w:pPr>
+      <w:r>
+        <w:rPr>
+          <w:b w:val="0"/>
+        </w:rPr>
         <w:t>Only the learner and assigned teacher may read note text. The dashboard is authorised for aggregate counts, not notes.</w:t>
       </w:r>
     </w:p>
@@ -896,21 +1594,43 @@
       </w:r>
     </w:p>
     <w:p>
-      <w:r>
-        <w:t>A privacy review follows data and authority through components. A useful dashboard does not automatically need every underlying private detail.</w:t>
+      <w:pPr>
+        <w:pStyle w:val="Heading3"/>
+      </w:pPr>
+      <w:r>
+        <w:t>Why the result follows</w:t>
       </w:r>
     </w:p>
     <w:p>
       <w:pPr>
-        <w:pStyle w:val="Heading3"/>
-      </w:pPr>
-      <w:r>
-        <w:t>What this example does not establish</w:t>
+        <w:spacing w:line="336" w:lineRule="auto" w:after="180"/>
+        <w:shd w:fill="F1F6FC"/>
+      </w:pPr>
+      <w:r>
+        <w:rPr>
+          <w:b w:val="0"/>
+        </w:rPr>
+        <w:t xml:space="preserve">A </w:t>
+      </w:r>
+      <w:r>
+        <w:rPr>
+          <w:b/>
+        </w:rPr>
+        <w:t>privacy review</w:t>
+      </w:r>
+      <w:r>
+        <w:rPr>
+          <w:b w:val="0"/>
+        </w:rPr>
+        <w:t xml:space="preserve"> follows data and authority through components. A useful dashboard does not automatically need every underlying private detail.</w:t>
       </w:r>
     </w:p>
     <w:p>
-      <w:r>
-        <w:t>Tiny-group aggregates can still reveal individuals; evaluate linkability, access and retention.</w:t>
+      <w:pPr>
+        <w:pStyle w:val="Heading3"/>
+      </w:pPr>
+      <w:r>
+        <w:t>What this example does not establish</w:t>
       </w:r>
     </w:p>
     <w:p>
@@ -918,43 +1638,168 @@
         <w:pStyle w:val="Heading3"/>
       </w:pPr>
       <w:r>
-        <w:t>Change one thing in the pictured case</w:t>
+        <w:t>Keep the stated limit</w:t>
       </w:r>
     </w:p>
     <w:p>
-      <w:r>
-        <w:t>Change: The dashboard starts storing full notes.</w:t>
+      <w:pPr>
+        <w:spacing w:line="336" w:lineRule="auto" w:after="180"/>
+        <w:shd w:fill="FFF5E6"/>
+      </w:pPr>
+      <w:r>
+        <w:rPr>
+          <w:b w:val="0"/>
+        </w:rPr>
+        <w:t>Tiny-group aggregates can still reveal individuals; evaluate linkability, access and retention.</w:t>
       </w:r>
     </w:p>
     <w:p>
-      <w:r>
-        <w:t>Prediction: Flag the unapproved content path and remove it from the design.</w:t>
+      <w:pPr>
+        <w:pStyle w:val="Heading3"/>
+      </w:pPr>
+      <w:r>
+        <w:t>Change one thing in the pictured case</w:t>
       </w:r>
     </w:p>
     <w:p>
-      <w:r>
-        <w:t>Reason: Its count-only purpose does not grant note-reading permission.</w:t>
+      <w:pPr>
+        <w:pStyle w:val="Heading3"/>
+      </w:pPr>
+      <w:r>
+        <w:t>Change one thing</w:t>
       </w:r>
     </w:p>
     <w:p>
       <w:pPr>
-        <w:pStyle w:val="Heading3"/>
-      </w:pPr>
-      <w:r>
-        <w:t>Ask while showing the picture</w:t>
+        <w:spacing w:line="336" w:lineRule="auto" w:after="180"/>
+        <w:shd w:fill="F5F1FB"/>
+      </w:pPr>
+      <w:r>
+        <w:rPr>
+          <w:b w:val="0"/>
+        </w:rPr>
+        <w:t>Change: The dashboard starts storing full notes.</w:t>
       </w:r>
     </w:p>
     <w:p>
-      <w:r>
-        <w:t>Cover the result. Ask learners to name the inputs and predict the next step. Uncover one step, connect the icon to the actual procedure, and explain its evidence. Then change the supplied condition and compare. The picture is a representation; it does not document execution of a real AI model.</w:t>
+      <w:pPr>
+        <w:pStyle w:val="Heading3"/>
+      </w:pPr>
+      <w:r>
+        <w:t>Predicted result</w:t>
       </w:r>
     </w:p>
     <w:p>
       <w:pPr>
+        <w:spacing w:line="336" w:lineRule="auto" w:after="180"/>
+        <w:shd w:fill="F1F6FC"/>
+      </w:pPr>
+      <w:r>
+        <w:rPr>
+          <w:b/>
+        </w:rPr>
+        <w:t>Prediction</w:t>
+      </w:r>
+      <w:r>
+        <w:rPr>
+          <w:b w:val="0"/>
+        </w:rPr>
+        <w:t>: Flag the unapproved content path and remove it from the design.</w:t>
+      </w:r>
+    </w:p>
+    <w:p>
+      <w:pPr>
+        <w:pStyle w:val="Heading3"/>
+      </w:pPr>
+      <w:r>
+        <w:t>Why the result follows</w:t>
+      </w:r>
+    </w:p>
+    <w:p>
+      <w:pPr>
+        <w:spacing w:line="336" w:lineRule="auto" w:after="180"/>
+        <w:shd w:fill="F1F6FC"/>
+      </w:pPr>
+      <w:r>
+        <w:rPr>
+          <w:b w:val="0"/>
+        </w:rPr>
+        <w:t>Reason: Its count-only purpose does not grant note-reading permission.</w:t>
+      </w:r>
+    </w:p>
+    <w:p>
+      <w:pPr>
+        <w:pStyle w:val="Heading3"/>
+      </w:pPr>
+      <w:r>
+        <w:t>Ask while showing the picture</w:t>
+      </w:r>
+    </w:p>
+    <w:p>
+      <w:pPr>
+        <w:pStyle w:val="Heading3"/>
+      </w:pPr>
+      <w:r>
+        <w:t>Ask while showing the picture · 5</w:t>
+      </w:r>
+    </w:p>
+    <w:p>
+      <w:pPr>
+        <w:spacing w:line="336" w:lineRule="auto" w:after="180"/>
+      </w:pPr>
+      <w:r>
+        <w:rPr>
+          <w:b w:val="0"/>
+        </w:rPr>
+        <w:t xml:space="preserve">Cover the result. Ask learners to name the </w:t>
+      </w:r>
+      <w:r>
+        <w:rPr>
+          <w:b/>
+        </w:rPr>
+        <w:t>input</w:t>
+      </w:r>
+      <w:r>
+        <w:rPr>
+          <w:b w:val="0"/>
+        </w:rPr>
+        <w:t xml:space="preserve">s and predict the next step. Uncover one step, connect the icon to the actual procedure, and explain its </w:t>
+      </w:r>
+      <w:r>
+        <w:rPr>
+          <w:b/>
+        </w:rPr>
+        <w:t>evidence</w:t>
+      </w:r>
+      <w:r>
+        <w:rPr>
+          <w:b w:val="0"/>
+        </w:rPr>
+        <w:t>. Then change the supplied condition and compare.</w:t>
+      </w:r>
+    </w:p>
+    <w:p>
+      <w:pPr>
+        <w:spacing w:line="336" w:lineRule="auto" w:after="180"/>
+      </w:pPr>
+      <w:r>
+        <w:rPr>
+          <w:b w:val="0"/>
+        </w:rPr>
+        <w:t>The picture is a representation; it does not document execution of a real AI model.</w:t>
+      </w:r>
+    </w:p>
+    <w:p>
+      <w:pPr>
         <w:pStyle w:val="Heading1"/>
       </w:pPr>
       <w:r>
         <w:t>03. Demonstrate and guide practice</w:t>
+      </w:r>
+    </w:p>
+    <w:p>
+      <w:r>
+        <w:t>Demonstrate Security and privacy review, reduce support deliberately and check individual reasoning before discussing answers.</w:t>
       </w:r>
     </w:p>
     <w:tbl>
@@ -1170,36 +2015,112 @@
       </w:tr>
     </w:tbl>
     <w:p>
-      <w:r>
-        <w:t>Use the worked example in Sections 3 and 6. Collect a prediction before revealing its result; ask the learner to point to each intermediate fact.</w:t>
+      <w:pPr>
+        <w:spacing w:line="336" w:lineRule="auto" w:after="180"/>
+      </w:pPr>
+      <w:r>
+        <w:rPr>
+          <w:b w:val="0"/>
+        </w:rPr>
+        <w:t xml:space="preserve">Use the worked example in Sections 3 and 6. Collect a </w:t>
+      </w:r>
+      <w:r>
+        <w:rPr>
+          <w:b/>
+        </w:rPr>
+        <w:t>prediction</w:t>
+      </w:r>
+      <w:r>
+        <w:rPr>
+          <w:b w:val="0"/>
+        </w:rPr>
+        <w:t xml:space="preserve"> before revealing its result; ask the learner to point to each intermediate fact.</w:t>
       </w:r>
     </w:p>
     <w:p>
-      <w:r>
-        <w:t>Provide an input/procedure/result/limit frame and a calculator when needed. Ask students to identify the first step before completing the whole trace. Extension: compare two concrete variants of this mechanism while holding unrelated conditions fixed; report both successful and unsuccessful outcomes.</w:t>
+      <w:pPr>
+        <w:spacing w:line="336" w:lineRule="auto" w:after="180"/>
+      </w:pPr>
+      <w:r>
+        <w:rPr>
+          <w:b w:val="0"/>
+        </w:rPr>
+        <w:t xml:space="preserve">Provide an </w:t>
+      </w:r>
+      <w:r>
+        <w:rPr>
+          <w:b/>
+        </w:rPr>
+        <w:t>input</w:t>
+      </w:r>
+      <w:r>
+        <w:rPr>
+          <w:b w:val="0"/>
+        </w:rPr>
+        <w:t>/procedure/result/limit frame and a calculator when needed. Ask students to identify the first step before completing the whole trace.</w:t>
       </w:r>
     </w:p>
     <w:p>
       <w:pPr>
-        <w:pStyle w:val="Heading3"/>
-      </w:pPr>
-      <w:r>
-        <w:t>Reduce help deliberately</w:t>
+        <w:spacing w:line="336" w:lineRule="auto" w:after="180"/>
+      </w:pPr>
+      <w:r>
+        <w:rPr>
+          <w:b w:val="0"/>
+        </w:rPr>
+        <w:t xml:space="preserve">Extension: compare two concrete variants of this </w:t>
+      </w:r>
+      <w:r>
+        <w:rPr>
+          <w:b/>
+        </w:rPr>
+        <w:t>mechanism</w:t>
+      </w:r>
+      <w:r>
+        <w:rPr>
+          <w:b w:val="0"/>
+        </w:rPr>
+        <w:t xml:space="preserve"> while holding unrelated conditions fixed; report both successful and unsuccessful outcomes.</w:t>
       </w:r>
     </w:p>
     <w:p>
-      <w:r>
-        <w:t>Completion task: Output denies teacher guide, but cache contains it under a student-accessible key. Show the intermediate steps and give the conclusion with its scope.</w:t>
+      <w:pPr>
+        <w:pStyle w:val="Heading3"/>
+      </w:pPr>
+      <w:r>
+        <w:t>Reduce help deliberately</w:t>
       </w:r>
     </w:p>
     <w:p>
-      <w:r>
-        <w:t>Teacher check: Teacher explanation: Access remains broken through the cache path. Review every storage/return path and assert restricted data never reaches student output/context.</w:t>
+      <w:pPr>
+        <w:pStyle w:val="Heading3"/>
+      </w:pPr>
+      <w:r>
+        <w:t>Completion practice</w:t>
       </w:r>
     </w:p>
     <w:p>
-      <w:r>
-        <w:t>Start by identifying the given inputs together. Leave the intermediate steps blank. If needed, model one step, then withdraw that help on the next step. Move to a full trace only when the partial trace is understood. For partners, alternate explainer and checker; collect a response from every learner before discussion.</w:t>
+      <w:pPr>
+        <w:spacing w:line="336" w:lineRule="auto" w:after="180"/>
+        <w:shd w:fill="F5F1FB"/>
+      </w:pPr>
+      <w:r>
+        <w:rPr>
+          <w:b w:val="0"/>
+        </w:rPr>
+        <w:t xml:space="preserve">Completion task: </w:t>
+      </w:r>
+      <w:r>
+        <w:rPr>
+          <w:b/>
+        </w:rPr>
+        <w:t>Output</w:t>
+      </w:r>
+      <w:r>
+        <w:rPr>
+          <w:b w:val="0"/>
+        </w:rPr>
+        <w:t xml:space="preserve"> denies teacher guide, but cache contains it under a student-accessible key. Show the intermediate steps and give the conclusion with its scope.</w:t>
       </w:r>
     </w:p>
     <w:p>
@@ -1207,22 +2128,65 @@
         <w:pStyle w:val="Heading3"/>
       </w:pPr>
       <w:r>
-        <w:t>Individual reasoning check</w:t>
+        <w:t>Reasoning to listen for</w:t>
       </w:r>
     </w:p>
     <w:p>
-      <w:r>
-        <w:t>Use the worked case for Security and privacy review. Proposed explanation: “The worked result establishes every future case”. Decide whether this explanation is supported. Point to the step or supplied fact that decides; explain your repair if needed.</w:t>
+      <w:pPr>
+        <w:spacing w:line="336" w:lineRule="auto" w:after="180"/>
+        <w:shd w:fill="F1F6FC"/>
+      </w:pPr>
+      <w:r>
+        <w:rPr>
+          <w:b w:val="0"/>
+        </w:rPr>
+        <w:t xml:space="preserve">Teacher check: Teacher explanation: Access remains broken through the cache path. Review every storage/return path and assert restricted data never reaches student </w:t>
+      </w:r>
+      <w:r>
+        <w:rPr>
+          <w:b/>
+        </w:rPr>
+        <w:t>output</w:t>
+      </w:r>
+      <w:r>
+        <w:rPr>
+          <w:b w:val="0"/>
+        </w:rPr>
+        <w:t>/context.</w:t>
       </w:r>
     </w:p>
     <w:p>
-      <w:r>
-        <w:t>Expected correction: Review findings are bounded by tested paths and threat assumptions, not a proof of complete security.</w:t>
+      <w:pPr>
+        <w:spacing w:line="336" w:lineRule="auto" w:after="180"/>
+      </w:pPr>
+      <w:r>
+        <w:rPr>
+          <w:b w:val="0"/>
+        </w:rPr>
+        <w:t xml:space="preserve">Start by identifying the given </w:t>
+      </w:r>
+      <w:r>
+        <w:rPr>
+          <w:b/>
+        </w:rPr>
+        <w:t>input</w:t>
+      </w:r>
+      <w:r>
+        <w:rPr>
+          <w:b w:val="0"/>
+        </w:rPr>
+        <w:t>s together. Leave the intermediate steps blank. If needed, model one step, then withdraw that help on the next step. Move to a full trace only when the partial trace is understood.</w:t>
       </w:r>
     </w:p>
     <w:p>
-      <w:r>
-        <w:t>Collect explanations, not only yes/no votes. If a misunderstanding is common, re-model the relevant step for the class. If it affects a few learners, give a short targeted group explanation while others solve a more demanding variation.</w:t>
+      <w:pPr>
+        <w:spacing w:line="336" w:lineRule="auto" w:after="180"/>
+      </w:pPr>
+      <w:r>
+        <w:rPr>
+          <w:b w:val="0"/>
+        </w:rPr>
+        <w:t>For partners, alternate explainer and checker; collect a response from every learner before discussion.</w:t>
       </w:r>
     </w:p>
     <w:p>
@@ -1230,63 +2194,296 @@
         <w:pStyle w:val="Heading3"/>
       </w:pPr>
       <w:r>
-        <w:t>Pictorial practice question</w:t>
+        <w:t>Individual reasoning check</w:t>
       </w:r>
     </w:p>
     <w:p>
-      <w:r>
-        <w:t>Trace private note content and analytics counts to their permitted readers. Why is storing full notes in the dashboard outside this design, and what risk can remain for tiny-group counts?</w:t>
+      <w:pPr>
+        <w:spacing w:line="336" w:lineRule="auto" w:after="180"/>
+      </w:pPr>
+      <w:r>
+        <w:rPr>
+          <w:b w:val="0"/>
+        </w:rPr>
+        <w:t xml:space="preserve">Use the worked case for Security and </w:t>
+      </w:r>
+      <w:r>
+        <w:rPr>
+          <w:b/>
+        </w:rPr>
+        <w:t>privacy review</w:t>
+      </w:r>
+      <w:r>
+        <w:rPr>
+          <w:b w:val="0"/>
+        </w:rPr>
+        <w:t>. Proposed explanation: “The worked result establishes every future case”. Decide whether this explanation is supported.</w:t>
       </w:r>
     </w:p>
     <w:p>
       <w:pPr>
-        <w:pStyle w:val="Heading3"/>
-      </w:pPr>
-      <w:r>
-        <w:t>Reasoned teacher answer</w:t>
+        <w:spacing w:line="336" w:lineRule="auto" w:after="180"/>
+      </w:pPr>
+      <w:r>
+        <w:rPr>
+          <w:b w:val="0"/>
+        </w:rPr>
+        <w:t>Point to the step or supplied fact that decides; explain your repair if needed.</w:t>
       </w:r>
     </w:p>
     <w:p>
-      <w:r>
-        <w:t>The authorised revision service receives the note. The stated learner and teacher can retrieve its text. Send revision counts without copying private notes. Changed case: Flag the unapproved content path and remove it from the design. Its count-only purpose does not grant note-reading permission. Tiny-group counts can remain identifying, so minimise and review them too.</w:t>
+      <w:pPr>
+        <w:pStyle w:val="Heading3"/>
+      </w:pPr>
+      <w:r>
+        <w:t>Expected repair</w:t>
       </w:r>
     </w:p>
     <w:p>
-      <w:r>
-        <w:t>Changed-case reasoning: Flag the unapproved content path and remove it from the design. Its count-only purpose does not grant note-reading permission.</w:t>
+      <w:pPr>
+        <w:spacing w:line="336" w:lineRule="auto" w:after="180"/>
+        <w:shd w:fill="F1F6FC"/>
+      </w:pPr>
+      <w:r>
+        <w:rPr>
+          <w:b w:val="0"/>
+        </w:rPr>
+        <w:t>Expected correction: Review findings are bounded by tested paths and threat assumptions, not a proof of complete security.</w:t>
       </w:r>
     </w:p>
     <w:p>
-      <w:r>
-        <w:t>Collect each learner’s explanation before discussion. Use the first missing connection between input, deciding step and result to choose support. This question is worked-case practice, not fresh mastery evidence.</w:t>
+      <w:pPr>
+        <w:spacing w:line="336" w:lineRule="auto" w:after="180"/>
+      </w:pPr>
+      <w:r>
+        <w:rPr>
+          <w:b w:val="0"/>
+        </w:rPr>
+        <w:t>Collect explanations, not only yes/no votes. If a misunderstanding is common, re-model the relevant step for the class.</w:t>
       </w:r>
     </w:p>
     <w:p>
       <w:pPr>
-        <w:pStyle w:val="Heading1"/>
-      </w:pPr>
-      <w:r>
-        <w:t>04. Run the investigation and diagnose misconceptions</w:t>
+        <w:spacing w:line="336" w:lineRule="auto" w:after="180"/>
+      </w:pPr>
+      <w:r>
+        <w:rPr>
+          <w:b w:val="0"/>
+        </w:rPr>
+        <w:t>If it affects a few learners, give a short targeted group explanation while others solve a more demanding variation.</w:t>
       </w:r>
     </w:p>
     <w:p>
-      <w:r>
-        <w:t>The worked result establishes every future case: Review findings are bounded by tested paths and threat assumptions, not a proof of complete security.</w:t>
+      <w:pPr>
+        <w:pStyle w:val="Heading3"/>
+      </w:pPr>
+      <w:r>
+        <w:t>Pictorial practice question</w:t>
       </w:r>
     </w:p>
     <w:p>
-      <w:r>
-        <w:t>A missing input may be replaced without recording the change: A replacement changes the evidence or contract. Record the change and its justification; do not silently turn unknown into a measured value.</w:t>
+      <w:pPr>
+        <w:spacing w:line="336" w:lineRule="auto" w:after="180"/>
+        <w:shd w:fill="F5F1FB"/>
+      </w:pPr>
+      <w:r>
+        <w:rPr>
+          <w:b w:val="0"/>
+        </w:rPr>
+        <w:t>Trace private note content and analytics counts to their permitted readers. Why is storing full notes in the dashboard outside this design, and what risk can remain for tiny-group counts?</w:t>
       </w:r>
     </w:p>
     <w:p>
-      <w:r>
-        <w:t>Repeating an assessed case is new independent evidence: A replay checks consistency. An example used for feedback or revision cannot later be described as untouched final evaluation.</w:t>
+      <w:pPr>
+        <w:pStyle w:val="Heading3"/>
+      </w:pPr>
+      <w:r>
+        <w:t>Reasoned teacher answer</w:t>
       </w:r>
     </w:p>
     <w:p>
-      <w:r>
-        <w:t>Use Section 9 for the evidence ledger. Add a boundary or missing-input case and record the expected response before checking. More successful repeats of one case do not establish wider coverage.</w:t>
+      <w:pPr>
+        <w:spacing w:line="336" w:lineRule="auto" w:after="180"/>
+      </w:pPr>
+      <w:r>
+        <w:rPr>
+          <w:b w:val="0"/>
+        </w:rPr>
+        <w:t>The authorised revision service receives the note. The stated learner and teacher can retrieve its text. Send revision counts without copying private notes.</w:t>
+      </w:r>
+    </w:p>
+    <w:p>
+      <w:pPr>
+        <w:spacing w:line="336" w:lineRule="auto" w:after="180"/>
+      </w:pPr>
+      <w:r>
+        <w:rPr>
+          <w:b w:val="0"/>
+        </w:rPr>
+        <w:t>Changed case: Flag the unapproved content path and remove it from the design. Its count-only purpose does not grant note-reading permission. Tiny-group counts can remain identifying, so minimise and review them too.</w:t>
+      </w:r>
+    </w:p>
+    <w:p>
+      <w:pPr>
+        <w:spacing w:line="336" w:lineRule="auto" w:after="180"/>
+      </w:pPr>
+      <w:r>
+        <w:rPr>
+          <w:b w:val="0"/>
+        </w:rPr>
+        <w:t>Changed-case reasoning: Flag the unapproved content path and remove it from the design. Its count-only purpose does not grant note-reading permission.</w:t>
+      </w:r>
+    </w:p>
+    <w:p>
+      <w:pPr>
+        <w:spacing w:line="336" w:lineRule="auto" w:after="180"/>
+      </w:pPr>
+      <w:r>
+        <w:rPr>
+          <w:b w:val="0"/>
+        </w:rPr>
+        <w:t xml:space="preserve">Collect each learner’s explanation before discussion. Use the first missing connection between </w:t>
+      </w:r>
+      <w:r>
+        <w:rPr>
+          <w:b/>
+        </w:rPr>
+        <w:t>input</w:t>
+      </w:r>
+      <w:r>
+        <w:rPr>
+          <w:b w:val="0"/>
+        </w:rPr>
+        <w:t xml:space="preserve">, deciding step and result to choose support. This question is worked-case practice, not fresh mastery </w:t>
+      </w:r>
+      <w:r>
+        <w:rPr>
+          <w:b/>
+        </w:rPr>
+        <w:t>evidence</w:t>
+      </w:r>
+      <w:r>
+        <w:rPr>
+          <w:b w:val="0"/>
+        </w:rPr>
+        <w:t>.</w:t>
+      </w:r>
+    </w:p>
+    <w:p>
+      <w:pPr>
+        <w:pStyle w:val="Heading1"/>
+      </w:pPr>
+      <w:r>
+        <w:t>04. Run the investigation and diagnose misconceptions</w:t>
+      </w:r>
+    </w:p>
+    <w:p>
+      <w:r>
+        <w:t>Run the Security and privacy review investigation and use the first unsupported step to choose a teaching response.</w:t>
+      </w:r>
+    </w:p>
+    <w:p>
+      <w:pPr>
+        <w:spacing w:line="336" w:lineRule="auto" w:after="180"/>
+      </w:pPr>
+      <w:r>
+        <w:rPr>
+          <w:b w:val="0"/>
+        </w:rPr>
+        <w:t>The worked result establishes every future case: Review findings are bounded by tested paths and threat assumptions, not a proof of complete security.</w:t>
+      </w:r>
+    </w:p>
+    <w:p>
+      <w:pPr>
+        <w:spacing w:line="336" w:lineRule="auto" w:after="180"/>
+      </w:pPr>
+      <w:r>
+        <w:rPr>
+          <w:b w:val="0"/>
+        </w:rPr>
+        <w:t xml:space="preserve">A missing </w:t>
+      </w:r>
+      <w:r>
+        <w:rPr>
+          <w:b/>
+        </w:rPr>
+        <w:t>input</w:t>
+      </w:r>
+      <w:r>
+        <w:rPr>
+          <w:b w:val="0"/>
+        </w:rPr>
+        <w:t xml:space="preserve"> may be replaced without recording the change: A replacement changes the </w:t>
+      </w:r>
+      <w:r>
+        <w:rPr>
+          <w:b/>
+        </w:rPr>
+        <w:t>evidence</w:t>
+      </w:r>
+      <w:r>
+        <w:rPr>
+          <w:b w:val="0"/>
+        </w:rPr>
+        <w:t xml:space="preserve"> or contract. Record the change and its justification; do not silently turn unknown into a measured value.</w:t>
+      </w:r>
+    </w:p>
+    <w:p>
+      <w:pPr>
+        <w:spacing w:line="336" w:lineRule="auto" w:after="180"/>
+      </w:pPr>
+      <w:r>
+        <w:rPr>
+          <w:b w:val="0"/>
+        </w:rPr>
+        <w:t xml:space="preserve">Repeating an assessed case is new independent </w:t>
+      </w:r>
+      <w:r>
+        <w:rPr>
+          <w:b/>
+        </w:rPr>
+        <w:t>evidence</w:t>
+      </w:r>
+      <w:r>
+        <w:rPr>
+          <w:b w:val="0"/>
+        </w:rPr>
+        <w:t>: A replay checks consistency. An example used for feedback or revision cannot later be described as untouched final evaluation.</w:t>
+      </w:r>
+    </w:p>
+    <w:p>
+      <w:pPr>
+        <w:spacing w:line="336" w:lineRule="auto" w:after="180"/>
+      </w:pPr>
+      <w:r>
+        <w:rPr>
+          <w:b w:val="0"/>
+        </w:rPr>
+        <w:t xml:space="preserve">Use Section 9 for the </w:t>
+      </w:r>
+      <w:r>
+        <w:rPr>
+          <w:b/>
+        </w:rPr>
+        <w:t>evidence</w:t>
+      </w:r>
+      <w:r>
+        <w:rPr>
+          <w:b w:val="0"/>
+        </w:rPr>
+        <w:t xml:space="preserve"> ledger. Add a boundary or missing-</w:t>
+      </w:r>
+      <w:r>
+        <w:rPr>
+          <w:b/>
+        </w:rPr>
+        <w:t>input</w:t>
+      </w:r>
+      <w:r>
+        <w:rPr>
+          <w:b w:val="0"/>
+        </w:rPr>
+        <w:t xml:space="preserve"> case and record the expected response before checking. More successful repeats of one case do not establish wider coverage.</w:t>
       </w:r>
     </w:p>
     <w:p>
@@ -1444,29 +2641,38 @@
       </w:tr>
     </w:tbl>
     <w:p>
-      <w:r>
-        <w:t>Offer an oral explanation, drawing, enlarged visual or fewer examples when that removes a reading/writing barrier. Keep the same reasoning goal. Stretch secure learners by changing a boundary or assumption and asking them to defend the effect, not simply by assigning more of the same questions.</w:t>
+      <w:pPr>
+        <w:spacing w:line="336" w:lineRule="auto" w:after="180"/>
+      </w:pPr>
+      <w:r>
+        <w:rPr>
+          <w:b w:val="0"/>
+        </w:rPr>
+        <w:t>Offer an oral explanation, drawing, enlarged visual or fewer examples when that removes a reading/writing barrier. Keep the same reasoning goal.</w:t>
       </w:r>
     </w:p>
     <w:p>
       <w:pPr>
-        <w:pStyle w:val="Heading1"/>
-      </w:pPr>
-      <w:r>
-        <w:t>05. Assess and explain the answers</w:t>
+        <w:spacing w:line="336" w:lineRule="auto" w:after="180"/>
+      </w:pPr>
+      <w:r>
+        <w:rPr>
+          <w:b w:val="0"/>
+        </w:rPr>
+        <w:t>Stretch secure learners by changing a boundary or assumption and asking them to defend the effect, not simply by assigning more of the same questions.</w:t>
       </w:r>
     </w:p>
     <w:p>
       <w:pPr>
-        <w:pStyle w:val="Heading3"/>
-      </w:pPr>
-      <w:r>
-        <w:t>Guided and exit questions</w:t>
+        <w:pStyle w:val="Heading1"/>
+      </w:pPr>
+      <w:r>
+        <w:t>05. Assess and explain the answers</w:t>
       </w:r>
     </w:p>
     <w:p>
       <w:r>
-        <w:t>Guided: Access remains broken through the cache path. Review every storage/return path and assert restricted data never reaches student output/context. Qualification: Review findings are bounded by tested paths and threat assumptions, not a proof of complete security. Exit: accept a concrete variation with its predicted outcome and a stated condition that would challenge the mechanism; reject a claim resting on unmeasured evidence.</w:t>
+        <w:t>Use the Security and privacy review questions, teacher keys and criteria after the relevant attempts. Previously discussed cases are practice; protect the separately selected independent task.</w:t>
       </w:r>
     </w:p>
     <w:p>
@@ -1474,89 +2680,250 @@
         <w:pStyle w:val="Heading3"/>
       </w:pPr>
       <w:r>
-        <w:t>W1 Explain the mechanism</w:t>
+        <w:t>Guided and exit questions</w:t>
       </w:r>
     </w:p>
     <w:p>
-      <w:r>
-        <w:t>Explain the weekly mechanism in your own words. Use the worked scenario to name its input, decision rule and output.</w:t>
+      <w:pPr>
+        <w:spacing w:line="336" w:lineRule="auto" w:after="180"/>
+      </w:pPr>
+      <w:r>
+        <w:rPr>
+          <w:b w:val="0"/>
+        </w:rPr>
+        <w:t xml:space="preserve">Guided: Access remains broken through the cache path. Review every storage/return path and assert restricted data never reaches student </w:t>
+      </w:r>
+      <w:r>
+        <w:rPr>
+          <w:b/>
+        </w:rPr>
+        <w:t>output</w:t>
+      </w:r>
+      <w:r>
+        <w:rPr>
+          <w:b w:val="0"/>
+        </w:rPr>
+        <w:t>/context.</w:t>
       </w:r>
     </w:p>
     <w:p>
-      <w:r>
-        <w:t>Teacher explanation: Security and privacy review checks assets, actors, data flows and permissions against explicit threats. A clean happy path does not test misuse. For the classroom service identify restricted guides, session secrets and student content. Test denied roles, unexpected fields, source injection and minimised logging without real credentials.</w:t>
+      <w:pPr>
+        <w:spacing w:line="336" w:lineRule="auto" w:after="180"/>
+      </w:pPr>
+      <w:r>
+        <w:rPr>
+          <w:b w:val="0"/>
+        </w:rPr>
+        <w:t>Qualification: Review findings are bounded by tested paths and threat assumptions, not a proof of complete security.</w:t>
       </w:r>
     </w:p>
     <w:p>
       <w:pPr>
-        <w:pStyle w:val="Heading3"/>
-      </w:pPr>
-      <w:r>
-        <w:t>W2 Trace the worked case</w:t>
+        <w:spacing w:line="336" w:lineRule="auto" w:after="180"/>
+      </w:pPr>
+      <w:r>
+        <w:rPr>
+          <w:b w:val="0"/>
+        </w:rPr>
+        <w:t xml:space="preserve">Exit: accept a concrete variation with its predicted outcome and a stated condition that would challenge the </w:t>
+      </w:r>
+      <w:r>
+        <w:rPr>
+          <w:b/>
+        </w:rPr>
+        <w:t>mechanism</w:t>
+      </w:r>
+      <w:r>
+        <w:rPr>
+          <w:b w:val="0"/>
+        </w:rPr>
+        <w:t xml:space="preserve">; reject a claim resting on unmeasured </w:t>
+      </w:r>
+      <w:r>
+        <w:rPr>
+          <w:b/>
+        </w:rPr>
+        <w:t>evidence</w:t>
+      </w:r>
+      <w:r>
+        <w:rPr>
+          <w:b w:val="0"/>
+        </w:rPr>
+        <w:t>.</w:t>
       </w:r>
     </w:p>
     <w:p>
-      <w:r>
-        <w:t>Output denies teacher guide, but cache contains it under a student-accessible key. Show the intermediate steps and give the conclusion with its scope.</w:t>
+      <w:pPr>
+        <w:pStyle w:val="Heading3"/>
+      </w:pPr>
+      <w:r>
+        <w:t>W1 Explain the mechanism</w:t>
       </w:r>
     </w:p>
     <w:p>
-      <w:r>
-        <w:t>Teacher explanation: Access remains broken through the cache path. Review every storage/return path and assert restricted data never reaches student output/context.</w:t>
+      <w:pPr>
+        <w:pStyle w:val="Heading3"/>
+      </w:pPr>
+      <w:r>
+        <w:t>Workbook question · W1</w:t>
       </w:r>
     </w:p>
     <w:p>
       <w:pPr>
-        <w:pStyle w:val="Heading3"/>
-      </w:pPr>
-      <w:r>
-        <w:t>W3 Audit the limit</w:t>
+        <w:spacing w:line="336" w:lineRule="auto" w:after="180"/>
+        <w:shd w:fill="F5F1FB"/>
+      </w:pPr>
+      <w:r>
+        <w:rPr>
+          <w:b w:val="0"/>
+        </w:rPr>
+        <w:t xml:space="preserve">Explain the weekly </w:t>
+      </w:r>
+      <w:r>
+        <w:rPr>
+          <w:b/>
+        </w:rPr>
+        <w:t>mechanism</w:t>
+      </w:r>
+      <w:r>
+        <w:rPr>
+          <w:b w:val="0"/>
+        </w:rPr>
+        <w:t xml:space="preserve"> in your own words. Use the worked scenario to name its </w:t>
+      </w:r>
+      <w:r>
+        <w:rPr>
+          <w:b/>
+        </w:rPr>
+        <w:t>input</w:t>
+      </w:r>
+      <w:r>
+        <w:rPr>
+          <w:b w:val="0"/>
+        </w:rPr>
+        <w:t xml:space="preserve">, decision rule and </w:t>
+      </w:r>
+      <w:r>
+        <w:rPr>
+          <w:b/>
+        </w:rPr>
+        <w:t>output</w:t>
+      </w:r>
+      <w:r>
+        <w:rPr>
+          <w:b w:val="0"/>
+        </w:rPr>
+        <w:t>.</w:t>
       </w:r>
     </w:p>
     <w:p>
-      <w:r>
-        <w:t>A report omits this qualification: Review findings are bounded by tested paths and threat assumptions, not a proof of complete security. Explain how omitting it could change a reader's interpretation, and write an accurate replacement.</w:t>
+      <w:pPr>
+        <w:pStyle w:val="Heading3"/>
+      </w:pPr>
+      <w:r>
+        <w:t>Teacher reasoning · W1</w:t>
       </w:r>
     </w:p>
     <w:p>
-      <w:r>
-        <w:t>Teacher explanation: Review findings are bounded by tested paths and threat assumptions, not a proof of complete security. State the observed result separately from the unverified or out-of-scope claim; preserve the original evidence rather than inventing a missing fact.</w:t>
+      <w:pPr>
+        <w:spacing w:line="336" w:lineRule="auto" w:after="180"/>
+        <w:shd w:fill="F1F6FC"/>
+      </w:pPr>
+      <w:r>
+        <w:rPr>
+          <w:b w:val="0"/>
+        </w:rPr>
+        <w:t xml:space="preserve">Teacher explanation: Security and </w:t>
+      </w:r>
+      <w:r>
+        <w:rPr>
+          <w:b/>
+        </w:rPr>
+        <w:t>privacy review</w:t>
+      </w:r>
+      <w:r>
+        <w:rPr>
+          <w:b w:val="0"/>
+        </w:rPr>
+        <w:t xml:space="preserve"> checks assets, actors, data flows and permissions against explicit threats. A clean happy path does not test misuse.</w:t>
       </w:r>
     </w:p>
     <w:p>
       <w:pPr>
-        <w:pStyle w:val="Heading3"/>
-      </w:pPr>
-      <w:r>
-        <w:t>W4 Apply a new case independently</w:t>
+        <w:spacing w:line="336" w:lineRule="auto" w:after="180"/>
+        <w:shd w:fill="F1F6FC"/>
+      </w:pPr>
+      <w:r>
+        <w:rPr>
+          <w:b w:val="0"/>
+        </w:rPr>
+        <w:t>For the classroom service identify restricted guides, session secrets and student content. Test denied roles, unexpected fields, source injection and minimised logging without real credentials.</w:t>
       </w:r>
     </w:p>
     <w:p>
-      <w:r>
-        <w:t>Service blocks direct teacher lookup but diagnostic export includes full teacher answers. Identify defect and a test.</w:t>
+      <w:pPr>
+        <w:pStyle w:val="Heading3"/>
+      </w:pPr>
+      <w:r>
+        <w:t>W2 Trace the worked case</w:t>
       </w:r>
     </w:p>
     <w:p>
-      <w:r>
-        <w:t>Teacher explanation: Diagnostic export bypasses confidentiality. Use a teacher-only authorised export or minimised metadata; test student requests against every export route.</w:t>
+      <w:pPr>
+        <w:pStyle w:val="Heading3"/>
+      </w:pPr>
+      <w:r>
+        <w:t>Workbook question · W2</w:t>
       </w:r>
     </w:p>
     <w:p>
       <w:pPr>
-        <w:pStyle w:val="Heading3"/>
-      </w:pPr>
-      <w:r>
-        <w:t>W5 Design a revealing follow-up</w:t>
+        <w:spacing w:line="336" w:lineRule="auto" w:after="180"/>
+        <w:shd w:fill="F5F1FB"/>
+      </w:pPr>
+      <w:r>
+        <w:rPr>
+          <w:b/>
+        </w:rPr>
+        <w:t>Output</w:t>
+      </w:r>
+      <w:r>
+        <w:rPr>
+          <w:b w:val="0"/>
+        </w:rPr>
+        <w:t xml:space="preserve"> denies teacher guide, but cache contains it under a student-accessible key. Show the intermediate steps and give the conclusion with its scope.</w:t>
       </w:r>
     </w:p>
     <w:p>
-      <w:r>
-        <w:t>For the worked scenario, propose one additional case that could reveal a failure, describe its expected outcome before running it, and explain what would need to remain fixed for a fair comparison. Do not reuse W4 as a new final test after receiving feedback.</w:t>
+      <w:pPr>
+        <w:pStyle w:val="Heading3"/>
+      </w:pPr>
+      <w:r>
+        <w:t>Teacher reasoning · W2</w:t>
       </w:r>
     </w:p>
     <w:p>
-      <w:r>
-        <w:t>Teacher explanation: Accept a concrete variant of the worked input or a missing/conflicting/boundary condition, with an expectation derived from the declared procedure. Require preserved settings, original outputs and data roles. Review findings are bounded by tested paths and threat assumptions, not a proof of complete security. The new case should test this particular mechanism rather than merely restate the original result.</w:t>
+      <w:pPr>
+        <w:spacing w:line="336" w:lineRule="auto" w:after="180"/>
+        <w:shd w:fill="F1F6FC"/>
+      </w:pPr>
+      <w:r>
+        <w:rPr>
+          <w:b w:val="0"/>
+        </w:rPr>
+        <w:t xml:space="preserve">Teacher explanation: Access remains broken through the cache path. Review every storage/return path and assert restricted data never reaches student </w:t>
+      </w:r>
+      <w:r>
+        <w:rPr>
+          <w:b/>
+        </w:rPr>
+        <w:t>output</w:t>
+      </w:r>
+      <w:r>
+        <w:rPr>
+          <w:b w:val="0"/>
+        </w:rPr>
+        <w:t>/context.</w:t>
       </w:r>
     </w:p>
     <w:p>
@@ -1564,25 +2931,39 @@
         <w:pStyle w:val="Heading3"/>
       </w:pPr>
       <w:r>
-        <w:t>Independent assessment and fresh retry</w:t>
+        <w:t>W3 Audit the limit</w:t>
       </w:r>
     </w:p>
     <w:p>
-      <w:r>
-        <w:t>W4: Diagnostic export bypasses confidentiality. Use a teacher-only authorised export or minimised metadata; test student requests against every export route. Require intermediate reasoning and the stated scope. Fresh retry: Secrets hidden from responses but included in error logs. Expected reasoning: Logging leaks the protected asset. Check logs, access and retention as well as response output. If students need support, record it and reassess with another new case rather than awarding independence to a copied answer.</w:t>
+      <w:pPr>
+        <w:pStyle w:val="Heading3"/>
+      </w:pPr>
+      <w:r>
+        <w:t>Workbook question · W3</w:t>
       </w:r>
     </w:p>
     <w:p>
       <w:pPr>
-        <w:pStyle w:val="Heading3"/>
-      </w:pPr>
-      <w:r>
-        <w:t>Assess independent transfer</w:t>
+        <w:spacing w:line="336" w:lineRule="auto" w:after="180"/>
+        <w:shd w:fill="F5F1FB"/>
+      </w:pPr>
+      <w:r>
+        <w:rPr>
+          <w:b w:val="0"/>
+        </w:rPr>
+        <w:t>A report omits this qualification: Review findings are bounded by tested paths and threat assumptions, not a proof of complete security.</w:t>
       </w:r>
     </w:p>
     <w:p>
-      <w:r>
-        <w:t>Selected case: Service blocks direct teacher lookup but diagnostic export includes full teacher answers. Identify defect and a test.</w:t>
+      <w:pPr>
+        <w:spacing w:line="336" w:lineRule="auto" w:after="180"/>
+        <w:shd w:fill="F5F1FB"/>
+      </w:pPr>
+      <w:r>
+        <w:rPr>
+          <w:b w:val="0"/>
+        </w:rPr>
+        <w:t>Explain how omitting it could change a reader's interpretation, and write an accurate replacement.</w:t>
       </w:r>
     </w:p>
     <w:p>
@@ -1590,11 +2971,330 @@
         <w:pStyle w:val="Heading3"/>
       </w:pPr>
       <w:r>
-        <w:t>Selected case answer</w:t>
+        <w:t>Teacher reasoning · W3</w:t>
       </w:r>
     </w:p>
     <w:p>
-      <w:r>
+      <w:pPr>
+        <w:spacing w:line="336" w:lineRule="auto" w:after="180"/>
+        <w:shd w:fill="F1F6FC"/>
+      </w:pPr>
+      <w:r>
+        <w:rPr>
+          <w:b w:val="0"/>
+        </w:rPr>
+        <w:t>Teacher explanation: Review findings are bounded by tested paths and threat assumptions, not a proof of complete security.</w:t>
+      </w:r>
+    </w:p>
+    <w:p>
+      <w:pPr>
+        <w:spacing w:line="336" w:lineRule="auto" w:after="180"/>
+        <w:shd w:fill="F1F6FC"/>
+      </w:pPr>
+      <w:r>
+        <w:rPr>
+          <w:b w:val="0"/>
+        </w:rPr>
+        <w:t xml:space="preserve">State the observed result separately from the unverified or out-of-scope claim; preserve the original </w:t>
+      </w:r>
+      <w:r>
+        <w:rPr>
+          <w:b/>
+        </w:rPr>
+        <w:t>evidence</w:t>
+      </w:r>
+      <w:r>
+        <w:rPr>
+          <w:b w:val="0"/>
+        </w:rPr>
+        <w:t xml:space="preserve"> rather than inventing a missing fact.</w:t>
+      </w:r>
+    </w:p>
+    <w:p>
+      <w:pPr>
+        <w:pStyle w:val="Heading3"/>
+      </w:pPr>
+      <w:r>
+        <w:t>W4 Apply a new case independently</w:t>
+      </w:r>
+    </w:p>
+    <w:p>
+      <w:pPr>
+        <w:pStyle w:val="Heading3"/>
+      </w:pPr>
+      <w:r>
+        <w:t>Workbook question · W4</w:t>
+      </w:r>
+    </w:p>
+    <w:p>
+      <w:pPr>
+        <w:spacing w:line="336" w:lineRule="auto" w:after="180"/>
+        <w:shd w:fill="F5F1FB"/>
+      </w:pPr>
+      <w:r>
+        <w:rPr>
+          <w:b w:val="0"/>
+        </w:rPr>
+        <w:t>Service blocks direct teacher lookup but diagnostic export includes full teacher answers. Identify defect and a test.</w:t>
+      </w:r>
+    </w:p>
+    <w:p>
+      <w:pPr>
+        <w:pStyle w:val="Heading3"/>
+      </w:pPr>
+      <w:r>
+        <w:t>Teacher reasoning · W4</w:t>
+      </w:r>
+    </w:p>
+    <w:p>
+      <w:pPr>
+        <w:spacing w:line="336" w:lineRule="auto" w:after="180"/>
+        <w:shd w:fill="F1F6FC"/>
+      </w:pPr>
+      <w:r>
+        <w:rPr>
+          <w:b w:val="0"/>
+        </w:rPr>
+        <w:t>Teacher explanation: Diagnostic export bypasses confidentiality. Use a teacher-only authorised export or minimised metadata; test student requests against every export route.</w:t>
+      </w:r>
+    </w:p>
+    <w:p>
+      <w:pPr>
+        <w:pStyle w:val="Heading3"/>
+      </w:pPr>
+      <w:r>
+        <w:t>W5 Design a revealing follow-up</w:t>
+      </w:r>
+    </w:p>
+    <w:p>
+      <w:pPr>
+        <w:pStyle w:val="Heading3"/>
+      </w:pPr>
+      <w:r>
+        <w:t>Workbook question · W5</w:t>
+      </w:r>
+    </w:p>
+    <w:p>
+      <w:pPr>
+        <w:spacing w:line="336" w:lineRule="auto" w:after="180"/>
+        <w:shd w:fill="F5F1FB"/>
+      </w:pPr>
+      <w:r>
+        <w:rPr>
+          <w:b w:val="0"/>
+        </w:rPr>
+        <w:t>For the worked scenario, propose one additional case that could reveal a failure, describe its expected outcome before running it, and explain what would need to remain fixed for a fair comparison.</w:t>
+      </w:r>
+    </w:p>
+    <w:p>
+      <w:pPr>
+        <w:spacing w:line="336" w:lineRule="auto" w:after="180"/>
+        <w:shd w:fill="F5F1FB"/>
+      </w:pPr>
+      <w:r>
+        <w:rPr>
+          <w:b w:val="0"/>
+        </w:rPr>
+        <w:t>Do not reuse W4 as a new final test after receiving feedback.</w:t>
+      </w:r>
+    </w:p>
+    <w:p>
+      <w:pPr>
+        <w:pStyle w:val="Heading3"/>
+      </w:pPr>
+      <w:r>
+        <w:t>Teacher reasoning · W5</w:t>
+      </w:r>
+    </w:p>
+    <w:p>
+      <w:pPr>
+        <w:spacing w:line="336" w:lineRule="auto" w:after="180"/>
+        <w:shd w:fill="F1F6FC"/>
+      </w:pPr>
+      <w:r>
+        <w:rPr>
+          <w:b w:val="0"/>
+        </w:rPr>
+        <w:t xml:space="preserve">Teacher explanation: Accept a concrete variant of the worked </w:t>
+      </w:r>
+      <w:r>
+        <w:rPr>
+          <w:b/>
+        </w:rPr>
+        <w:t>input</w:t>
+      </w:r>
+      <w:r>
+        <w:rPr>
+          <w:b w:val="0"/>
+        </w:rPr>
+        <w:t xml:space="preserve"> or a missing/conflicting/boundary condition, with an expectation derived from the declared procedure.</w:t>
+      </w:r>
+    </w:p>
+    <w:p>
+      <w:pPr>
+        <w:spacing w:line="336" w:lineRule="auto" w:after="180"/>
+        <w:shd w:fill="F1F6FC"/>
+      </w:pPr>
+      <w:r>
+        <w:rPr>
+          <w:b w:val="0"/>
+        </w:rPr>
+        <w:t xml:space="preserve">Require preserved settings, original </w:t>
+      </w:r>
+      <w:r>
+        <w:rPr>
+          <w:b/>
+        </w:rPr>
+        <w:t>output</w:t>
+      </w:r>
+      <w:r>
+        <w:rPr>
+          <w:b w:val="0"/>
+        </w:rPr>
+        <w:t>s and data roles. Review findings are bounded by tested paths and threat assumptions, not a proof of complete security.</w:t>
+      </w:r>
+    </w:p>
+    <w:p>
+      <w:pPr>
+        <w:spacing w:line="336" w:lineRule="auto" w:after="180"/>
+        <w:shd w:fill="F1F6FC"/>
+      </w:pPr>
+      <w:r>
+        <w:rPr>
+          <w:b w:val="0"/>
+        </w:rPr>
+        <w:t xml:space="preserve">The new case should test this particular </w:t>
+      </w:r>
+      <w:r>
+        <w:rPr>
+          <w:b/>
+        </w:rPr>
+        <w:t>mechanism</w:t>
+      </w:r>
+      <w:r>
+        <w:rPr>
+          <w:b w:val="0"/>
+        </w:rPr>
+        <w:t xml:space="preserve"> rather than merely restate the original result.</w:t>
+      </w:r>
+    </w:p>
+    <w:p>
+      <w:pPr>
+        <w:pStyle w:val="Heading3"/>
+      </w:pPr>
+      <w:r>
+        <w:t>Independent assessment and fresh retry</w:t>
+      </w:r>
+    </w:p>
+    <w:p>
+      <w:pPr>
+        <w:pStyle w:val="Heading3"/>
+      </w:pPr>
+      <w:r>
+        <w:t>Teacher key · Independent assessment and fresh retry</w:t>
+      </w:r>
+    </w:p>
+    <w:p>
+      <w:pPr>
+        <w:spacing w:line="336" w:lineRule="auto" w:after="180"/>
+        <w:shd w:fill="F1F6FC"/>
+      </w:pPr>
+      <w:r>
+        <w:rPr>
+          <w:b w:val="0"/>
+        </w:rPr>
+        <w:t>W4: Diagnostic export bypasses confidentiality. Use a teacher-only authorised export or minimised metadata; test student requests against every export route. Require intermediate reasoning and the stated scope.</w:t>
+      </w:r>
+    </w:p>
+    <w:p>
+      <w:pPr>
+        <w:spacing w:line="336" w:lineRule="auto" w:after="180"/>
+        <w:shd w:fill="F1F6FC"/>
+      </w:pPr>
+      <w:r>
+        <w:rPr>
+          <w:b w:val="0"/>
+        </w:rPr>
+        <w:t xml:space="preserve">Fresh retry: Secrets hidden from responses but included in error logs. Expected reasoning: Logging leaks the protected asset. Check logs, access and retention as well as response </w:t>
+      </w:r>
+      <w:r>
+        <w:rPr>
+          <w:b/>
+        </w:rPr>
+        <w:t>output</w:t>
+      </w:r>
+      <w:r>
+        <w:rPr>
+          <w:b w:val="0"/>
+        </w:rPr>
+        <w:t>.</w:t>
+      </w:r>
+    </w:p>
+    <w:p>
+      <w:pPr>
+        <w:spacing w:line="336" w:lineRule="auto" w:after="180"/>
+        <w:shd w:fill="F1F6FC"/>
+      </w:pPr>
+      <w:r>
+        <w:rPr>
+          <w:b w:val="0"/>
+        </w:rPr>
+        <w:t>If students need support, record it and reassess with another new case rather than awarding independence to a copied answer.</w:t>
+      </w:r>
+    </w:p>
+    <w:p>
+      <w:pPr>
+        <w:pStyle w:val="Heading3"/>
+      </w:pPr>
+      <w:r>
+        <w:t>Assess independent transfer</w:t>
+      </w:r>
+    </w:p>
+    <w:p>
+      <w:pPr>
+        <w:pStyle w:val="Heading3"/>
+      </w:pPr>
+      <w:r>
+        <w:t>Independent question · withhold the key</w:t>
+      </w:r>
+    </w:p>
+    <w:p>
+      <w:pPr>
+        <w:spacing w:line="336" w:lineRule="auto" w:after="180"/>
+        <w:shd w:fill="F5F1FB"/>
+      </w:pPr>
+      <w:r>
+        <w:rPr>
+          <w:b w:val="0"/>
+        </w:rPr>
+        <w:t>Selected case: Service blocks direct teacher lookup but diagnostic export includes full teacher answers. Identify defect and a test.</w:t>
+      </w:r>
+    </w:p>
+    <w:p>
+      <w:pPr>
+        <w:pStyle w:val="Heading3"/>
+      </w:pPr>
+      <w:r>
+        <w:t>Selected case answer</w:t>
+      </w:r>
+    </w:p>
+    <w:p>
+      <w:pPr>
+        <w:pStyle w:val="Heading3"/>
+      </w:pPr>
+      <w:r>
+        <w:t>Teacher key · Selected case answer</w:t>
+      </w:r>
+    </w:p>
+    <w:p>
+      <w:pPr>
+        <w:spacing w:line="336" w:lineRule="auto" w:after="180"/>
+        <w:shd w:fill="F1F6FC"/>
+      </w:pPr>
+      <w:r>
+        <w:rPr>
+          <w:b w:val="0"/>
+        </w:rPr>
         <w:t>Teacher explanation: Diagnostic export bypasses confidentiality. Use a teacher-only authorised export or minimised metadata; test student requests against every export route.</w:t>
       </w:r>
     </w:p>
@@ -1701,67 +3401,305 @@
       </w:tr>
     </w:tbl>
     <w:p>
-      <w:r>
-        <w:t>Record each dimension as not yet, with support, or independent. Accept a valid alternative procedure with a defensible trace. Do not penalise an honestly recorded model failure if the learner correctly explains its evidence and limits.</w:t>
+      <w:pPr>
+        <w:pStyle w:val="Heading3"/>
+      </w:pPr>
+      <w:r>
+        <w:t>Teacher key · Selected case answer</w:t>
       </w:r>
     </w:p>
     <w:p>
       <w:pPr>
-        <w:pStyle w:val="Heading3"/>
-      </w:pPr>
-      <w:r>
-        <w:t>Feedback that the learner uses</w:t>
+        <w:spacing w:line="336" w:lineRule="auto" w:after="180"/>
+        <w:shd w:fill="F1F6FC"/>
+      </w:pPr>
+      <w:r>
+        <w:rPr>
+          <w:b w:val="0"/>
+        </w:rPr>
+        <w:t>Record each dimension as not yet, with support, or independent. Accept a valid alternative procedure with a defensible trace.</w:t>
       </w:r>
     </w:p>
     <w:p>
-      <w:r>
-        <w:t>Name the earliest unsupported step and give one action to repair it. Have the learner make that repair now and explain why. Then assess the relevant skill on a fresh, fully specified case. Confirm it was not previously practised with feedback; solve and check the new case before assigning it. A follow-up design prompt is a starting brief, not automatically an equivalent test.</w:t>
+      <w:pPr>
+        <w:spacing w:line="336" w:lineRule="auto" w:after="180"/>
+        <w:shd w:fill="F1F6FC"/>
+      </w:pPr>
+      <w:r>
+        <w:rPr>
+          <w:b w:val="0"/>
+        </w:rPr>
+        <w:t xml:space="preserve">Do not penalise an honestly recorded model failure if the learner correctly explains its </w:t>
+      </w:r>
+      <w:r>
+        <w:rPr>
+          <w:b/>
+        </w:rPr>
+        <w:t>evidence</w:t>
+      </w:r>
+      <w:r>
+        <w:rPr>
+          <w:b w:val="0"/>
+        </w:rPr>
+        <w:t xml:space="preserve"> and limits.</w:t>
       </w:r>
     </w:p>
     <w:p>
       <w:pPr>
-        <w:pStyle w:val="Heading1"/>
-      </w:pPr>
-      <w:r>
-        <w:t>06. Connect the project, support and next lesson</w:t>
+        <w:pStyle w:val="Heading3"/>
+      </w:pPr>
+      <w:r>
+        <w:t>Feedback that the learner uses</w:t>
       </w:r>
     </w:p>
     <w:p>
-      <w:r>
-        <w:t>Add a labelled security and privacy review evidence sheet to Grounded Learning Service. Show how you can explain the mechanism and terminology of security and privacy review. Use the supplied fictional case and keep its inputs, intermediate steps, calculation or prediction, and limitation. Connect this record to last week’s record; a matching answer without a trace is insufficient.</w:t>
+      <w:pPr>
+        <w:spacing w:line="336" w:lineRule="auto" w:after="180"/>
+      </w:pPr>
+      <w:r>
+        <w:rPr>
+          <w:b w:val="0"/>
+        </w:rPr>
+        <w:t>Name the earliest unsupported step and give one action to repair it. Have the learner make that repair now and explain why. Then assess the relevant skill on a fresh, fully specified case.</w:t>
       </w:r>
     </w:p>
     <w:p>
-      <w:r>
-        <w:t>Provide an input/procedure/result/limit frame and a calculator when needed. Ask students to identify the first step before completing the whole trace. Extension: compare two concrete variants of this mechanism while holding unrelated conditions fixed; report both successful and unsuccessful outcomes.</w:t>
+      <w:pPr>
+        <w:spacing w:line="336" w:lineRule="auto" w:after="180"/>
+      </w:pPr>
+      <w:r>
+        <w:rPr>
+          <w:b w:val="0"/>
+        </w:rPr>
+        <w:t>Confirm it was not previously practised with feedback; solve and check the new case before assigning it. A follow-up design prompt is a starting brief, not automatically an equivalent test.</w:t>
       </w:r>
     </w:p>
     <w:p>
-      <w:r>
-        <w:t>Next connection: Red team exercises. Preserve the current case record and retrieve its evidence boundary before moving on.</w:t>
+      <w:pPr>
+        <w:pStyle w:val="Heading1"/>
+      </w:pPr>
+      <w:r>
+        <w:t>06. Connect the project, support and next lesson</w:t>
       </w:r>
     </w:p>
     <w:p>
       <w:r>
-        <w:t>Retain the project ledger and assess a changed case after support. Check the relevant prerequisite before carrying this component forward.</w:t>
+        <w:t>Connect Security and privacy review to Grounded Learning Service, adapt support and plan a later changed-case check.</w:t>
       </w:r>
     </w:p>
     <w:p>
       <w:pPr>
-        <w:pStyle w:val="Heading3"/>
-      </w:pPr>
-      <w:r>
-        <w:t>Plan the delayed return</w:t>
+        <w:spacing w:line="336" w:lineRule="auto" w:after="180"/>
+      </w:pPr>
+      <w:r>
+        <w:rPr>
+          <w:b w:val="0"/>
+        </w:rPr>
+        <w:t xml:space="preserve">Add a labelled security and </w:t>
+      </w:r>
+      <w:r>
+        <w:rPr>
+          <w:b/>
+        </w:rPr>
+        <w:t>privacy review</w:t>
+      </w:r>
+      <w:r>
+        <w:rPr>
+          <w:b w:val="0"/>
+        </w:rPr>
+        <w:t xml:space="preserve"> </w:t>
+      </w:r>
+      <w:r>
+        <w:rPr>
+          <w:b/>
+        </w:rPr>
+        <w:t>evidence</w:t>
+      </w:r>
+      <w:r>
+        <w:rPr>
+          <w:b w:val="0"/>
+        </w:rPr>
+        <w:t xml:space="preserve"> sheet to Grounded Learning Service. Show how you can explain the </w:t>
+      </w:r>
+      <w:r>
+        <w:rPr>
+          <w:b/>
+        </w:rPr>
+        <w:t>mechanism</w:t>
+      </w:r>
+      <w:r>
+        <w:rPr>
+          <w:b w:val="0"/>
+        </w:rPr>
+        <w:t xml:space="preserve"> and terminology of security and </w:t>
+      </w:r>
+      <w:r>
+        <w:rPr>
+          <w:b/>
+        </w:rPr>
+        <w:t>privacy review</w:t>
+      </w:r>
+      <w:r>
+        <w:rPr>
+          <w:b w:val="0"/>
+        </w:rPr>
+        <w:t>.</w:t>
       </w:r>
     </w:p>
     <w:p>
-      <w:r>
-        <w:t>Suggested return points in this level: ai-6/31, ai-6/33, ai-6/36. Use actual classroom dates, adjusting for holidays and gaps. One, three and six teaching weeks are scheduling choices, not a claimed optimal spacing.</w:t>
+      <w:pPr>
+        <w:spacing w:line="336" w:lineRule="auto" w:after="180"/>
+      </w:pPr>
+      <w:r>
+        <w:rPr>
+          <w:b w:val="0"/>
+        </w:rPr>
+        <w:t xml:space="preserve">Use the supplied fictional case and keep its </w:t>
+      </w:r>
+      <w:r>
+        <w:rPr>
+          <w:b/>
+        </w:rPr>
+        <w:t>input</w:t>
+      </w:r>
+      <w:r>
+        <w:rPr>
+          <w:b w:val="0"/>
+        </w:rPr>
+        <w:t xml:space="preserve">s, intermediate steps, calculation or </w:t>
+      </w:r>
+      <w:r>
+        <w:rPr>
+          <w:b/>
+        </w:rPr>
+        <w:t>prediction</w:t>
+      </w:r>
+      <w:r>
+        <w:rPr>
+          <w:b w:val="0"/>
+        </w:rPr>
+        <w:t>, and limitation. Connect this record to last week’s record; a matching answer without a trace is insufficient.</w:t>
       </w:r>
     </w:p>
     <w:p>
-      <w:r>
-        <w:t>At a delayed check, ask for the idea from memory and a changed application. Compare with the earlier independent response and record support used. For a new level, revisit the previous capstone before checking the new prerequisites.</w:t>
+      <w:pPr>
+        <w:spacing w:line="336" w:lineRule="auto" w:after="180"/>
+      </w:pPr>
+      <w:r>
+        <w:rPr>
+          <w:b w:val="0"/>
+        </w:rPr>
+        <w:t xml:space="preserve">Provide an </w:t>
+      </w:r>
+      <w:r>
+        <w:rPr>
+          <w:b/>
+        </w:rPr>
+        <w:t>input</w:t>
+      </w:r>
+      <w:r>
+        <w:rPr>
+          <w:b w:val="0"/>
+        </w:rPr>
+        <w:t>/procedure/result/limit frame and a calculator when needed. Ask students to identify the first step before completing the whole trace.</w:t>
+      </w:r>
+    </w:p>
+    <w:p>
+      <w:pPr>
+        <w:spacing w:line="336" w:lineRule="auto" w:after="180"/>
+      </w:pPr>
+      <w:r>
+        <w:rPr>
+          <w:b w:val="0"/>
+        </w:rPr>
+        <w:t xml:space="preserve">Extension: compare two concrete variants of this </w:t>
+      </w:r>
+      <w:r>
+        <w:rPr>
+          <w:b/>
+        </w:rPr>
+        <w:t>mechanism</w:t>
+      </w:r>
+      <w:r>
+        <w:rPr>
+          <w:b w:val="0"/>
+        </w:rPr>
+        <w:t xml:space="preserve"> while holding unrelated conditions fixed; report both successful and unsuccessful outcomes.</w:t>
+      </w:r>
+    </w:p>
+    <w:p>
+      <w:pPr>
+        <w:spacing w:line="336" w:lineRule="auto" w:after="180"/>
+      </w:pPr>
+      <w:r>
+        <w:rPr>
+          <w:b w:val="0"/>
+        </w:rPr>
+        <w:t xml:space="preserve">Next connection: Red team exercises. Preserve the current case record and retrieve its </w:t>
+      </w:r>
+      <w:r>
+        <w:rPr>
+          <w:b/>
+        </w:rPr>
+        <w:t>evidence</w:t>
+      </w:r>
+      <w:r>
+        <w:rPr>
+          <w:b w:val="0"/>
+        </w:rPr>
+        <w:t xml:space="preserve"> boundary before moving on.</w:t>
+      </w:r>
+    </w:p>
+    <w:p>
+      <w:pPr>
+        <w:spacing w:line="336" w:lineRule="auto" w:after="180"/>
+      </w:pPr>
+      <w:r>
+        <w:rPr>
+          <w:b w:val="0"/>
+        </w:rPr>
+        <w:t>Retain the project ledger and assess a changed case after support. Check the relevant prerequisite before carrying this component forward.</w:t>
+      </w:r>
+    </w:p>
+    <w:p>
+      <w:pPr>
+        <w:pStyle w:val="Heading3"/>
+      </w:pPr>
+      <w:r>
+        <w:t>Plan the delayed return</w:t>
+      </w:r>
+    </w:p>
+    <w:p>
+      <w:pPr>
+        <w:spacing w:line="336" w:lineRule="auto" w:after="180"/>
+      </w:pPr>
+      <w:r>
+        <w:rPr>
+          <w:b w:val="0"/>
+        </w:rPr>
+        <w:t>Suggested return points in this level: ai-6/31, ai-6/33, ai-6/36. Use actual classroom dates, adjusting for holidays and gaps. One, three and six teaching weeks are scheduling choices, not a claimed optimal spacing.</w:t>
+      </w:r>
+    </w:p>
+    <w:p>
+      <w:pPr>
+        <w:spacing w:line="336" w:lineRule="auto" w:after="180"/>
+      </w:pPr>
+      <w:r>
+        <w:rPr>
+          <w:b w:val="0"/>
+        </w:rPr>
+        <w:t>At a delayed check, ask for the idea from memory and a changed application. Compare with the earlier independent response and record support used.</w:t>
+      </w:r>
+    </w:p>
+    <w:p>
+      <w:pPr>
+        <w:spacing w:line="336" w:lineRule="auto" w:after="180"/>
+      </w:pPr>
+      <w:r>
+        <w:rPr>
+          <w:b w:val="0"/>
+        </w:rPr>
+        <w:t>For a new level, revisit the previous capstone before checking the new prerequisites.</w:t>
       </w:r>
     </w:p>
     <w:tbl>
@@ -1921,8 +3859,26 @@
       </w:tr>
     </w:tbl>
     <w:p>
-      <w:r>
-        <w:t>Use the evidence to choose reteaching or the next step. A completed page, confidence rating or attractive project does not by itself demonstrate understanding.</w:t>
+      <w:pPr>
+        <w:spacing w:line="336" w:lineRule="auto" w:after="180"/>
+      </w:pPr>
+      <w:r>
+        <w:rPr>
+          <w:b w:val="0"/>
+        </w:rPr>
+        <w:t xml:space="preserve">Use the </w:t>
+      </w:r>
+      <w:r>
+        <w:rPr>
+          <w:b/>
+        </w:rPr>
+        <w:t>evidence</w:t>
+      </w:r>
+      <w:r>
+        <w:rPr>
+          <w:b w:val="0"/>
+        </w:rPr>
+        <w:t xml:space="preserve"> to choose reteaching or the next step. A completed page, confidence rating or attractive project does not by itself demonstrate understanding.</w:t>
       </w:r>
     </w:p>
     <w:p>
@@ -1934,8 +3890,26 @@
       </w:r>
     </w:p>
     <w:p>
-      <w:r>
-        <w:t>For the Grounded Learning Service, retain an annotated trace and the changed-case result. Name the contract or evidence that makes the deciding step valid, so another team can review it.</w:t>
+      <w:pPr>
+        <w:spacing w:line="336" w:lineRule="auto" w:after="180"/>
+      </w:pPr>
+      <w:r>
+        <w:rPr>
+          <w:b w:val="0"/>
+        </w:rPr>
+        <w:t xml:space="preserve">For the Grounded Learning Service, retain an annotated trace and the changed-case result. Name the contract or </w:t>
+      </w:r>
+      <w:r>
+        <w:rPr>
+          <w:b/>
+        </w:rPr>
+        <w:t>evidence</w:t>
+      </w:r>
+      <w:r>
+        <w:rPr>
+          <w:b w:val="0"/>
+        </w:rPr>
+        <w:t xml:space="preserve"> that makes the deciding step valid, so another team can review it.</w:t>
       </w:r>
     </w:p>
     <w:p>
@@ -1948,12 +3922,68 @@
     </w:p>
     <w:p>
       <w:r>
-        <w:t>Teaching target: Explain the mechanism and terminology of security and privacy review</w:t>
+        <w:t>Use this preparation summary alongside the detailed Security and privacy review lesson; it is a checklist rather than a replacement for the full sequence.</w:t>
       </w:r>
     </w:p>
     <w:p>
-      <w:r>
-        <w:t>Prepare the labelled worked-case picture, the matching workbook, fictional input cards and a place for individual responses. Check a local Python 3 environment before class; have a paper-trace version ready.</w:t>
+      <w:pPr>
+        <w:pStyle w:val="Heading3"/>
+      </w:pPr>
+      <w:r>
+        <w:t>Teaching target</w:t>
+      </w:r>
+    </w:p>
+    <w:p>
+      <w:pPr>
+        <w:spacing w:line="336" w:lineRule="auto" w:after="180"/>
+        <w:shd w:fill="EDF7F3"/>
+      </w:pPr>
+      <w:r>
+        <w:rPr>
+          <w:b w:val="0"/>
+        </w:rPr>
+        <w:t xml:space="preserve">Teaching target: Explain the </w:t>
+      </w:r>
+      <w:r>
+        <w:rPr>
+          <w:b/>
+        </w:rPr>
+        <w:t>mechanism</w:t>
+      </w:r>
+      <w:r>
+        <w:rPr>
+          <w:b w:val="0"/>
+        </w:rPr>
+        <w:t xml:space="preserve"> and terminology of security and </w:t>
+      </w:r>
+      <w:r>
+        <w:rPr>
+          <w:b/>
+        </w:rPr>
+        <w:t>privacy review</w:t>
+      </w:r>
+    </w:p>
+    <w:p>
+      <w:pPr>
+        <w:spacing w:line="336" w:lineRule="auto" w:after="180"/>
+      </w:pPr>
+      <w:r>
+        <w:rPr>
+          <w:b w:val="0"/>
+        </w:rPr>
+        <w:t xml:space="preserve">Prepare the labelled worked-case picture, the matching workbook, fictional </w:t>
+      </w:r>
+      <w:r>
+        <w:rPr>
+          <w:b/>
+        </w:rPr>
+        <w:t>input</w:t>
+      </w:r>
+      <w:r>
+        <w:rPr>
+          <w:b w:val="0"/>
+        </w:rPr>
+        <w:t xml:space="preserve"> cards and a place for individual responses. Check a local Python 3 environment before class; have a paper-trace version ready.</w:t>
       </w:r>
     </w:p>
     <w:tbl>
@@ -2100,37 +4130,207 @@
       </w:tr>
     </w:tbl>
     <w:p>
-      <w:r>
-        <w:t>Before class, solve the supported practice: Output denies teacher guide, but cache contains it under a student-accessible key. Show the intermediate steps and give the conclusion with its scope.</w:t>
+      <w:pPr>
+        <w:spacing w:line="336" w:lineRule="auto" w:after="180"/>
+      </w:pPr>
+      <w:r>
+        <w:rPr>
+          <w:b w:val="0"/>
+        </w:rPr>
+        <w:t xml:space="preserve">Before class, solve the supported practice: </w:t>
+      </w:r>
+      <w:r>
+        <w:rPr>
+          <w:b/>
+        </w:rPr>
+        <w:t>Output</w:t>
+      </w:r>
+      <w:r>
+        <w:rPr>
+          <w:b w:val="0"/>
+        </w:rPr>
+        <w:t xml:space="preserve"> denies teacher guide, but cache contains it under a student-accessible key. Show the intermediate steps and give the conclusion with its scope.</w:t>
       </w:r>
     </w:p>
     <w:p>
-      <w:r>
-        <w:t>Reasoned practice answer: Teacher explanation: Access remains broken through the cache path. Review every storage/return path and assert restricted data never reaches student output/context.</w:t>
+      <w:pPr>
+        <w:pStyle w:val="Heading3"/>
+      </w:pPr>
+      <w:r>
+        <w:t>Supported practice answer</w:t>
       </w:r>
     </w:p>
     <w:p>
-      <w:r>
-        <w:t>Check every learner before discussion: Use the worked case for Security and privacy review. Proposed explanation: “The worked result establishes every future case”. Decide whether this explanation is supported. Point to the step or supplied fact that decides; explain your repair if needed.</w:t>
+      <w:pPr>
+        <w:spacing w:line="336" w:lineRule="auto" w:after="180"/>
+        <w:shd w:fill="F1F6FC"/>
+      </w:pPr>
+      <w:r>
+        <w:rPr>
+          <w:b w:val="0"/>
+        </w:rPr>
+        <w:t xml:space="preserve">Reasoned practice answer: Teacher explanation: Access remains broken through the cache path. Review every storage/return path and assert restricted data never reaches student </w:t>
+      </w:r>
+      <w:r>
+        <w:rPr>
+          <w:b/>
+        </w:rPr>
+        <w:t>output</w:t>
+      </w:r>
+      <w:r>
+        <w:rPr>
+          <w:b w:val="0"/>
+        </w:rPr>
+        <w:t>/context.</w:t>
       </w:r>
     </w:p>
     <w:p>
-      <w:r>
-        <w:t>Misconception repair: Review findings are bounded by tested paths and threat assumptions, not a proof of complete security.</w:t>
+      <w:pPr>
+        <w:spacing w:line="336" w:lineRule="auto" w:after="180"/>
+      </w:pPr>
+      <w:r>
+        <w:rPr>
+          <w:b w:val="0"/>
+        </w:rPr>
+        <w:t xml:space="preserve">Check every learner before discussion: Use the worked case for Security and </w:t>
+      </w:r>
+      <w:r>
+        <w:rPr>
+          <w:b/>
+        </w:rPr>
+        <w:t>privacy review</w:t>
+      </w:r>
+      <w:r>
+        <w:rPr>
+          <w:b w:val="0"/>
+        </w:rPr>
+        <w:t>. Proposed explanation: “The worked result establishes every future case”. Decide whether this explanation is supported.</w:t>
       </w:r>
     </w:p>
     <w:p>
-      <w:r>
-        <w:t>Support: read the exact case aloud, enlarge the labelled picture, supply input cards and model only the first deciding step. Accept a spoken explanation or drawing; retain the reasoning goal.</w:t>
+      <w:pPr>
+        <w:spacing w:line="336" w:lineRule="auto" w:after="180"/>
+      </w:pPr>
+      <w:r>
+        <w:rPr>
+          <w:b w:val="0"/>
+        </w:rPr>
+        <w:t>Point to the step or supplied fact that decides; explain your repair if needed.</w:t>
       </w:r>
     </w:p>
     <w:p>
-      <w:r>
-        <w:t>Extension: The dashboard starts storing full notes. Require a prediction and a reason before comparing. Expected result: Flag the unapproved content path and remove it from the design. Reason: Its count-only purpose does not grant note-reading permission.</w:t>
+      <w:pPr>
+        <w:pStyle w:val="Heading3"/>
+      </w:pPr>
+      <w:r>
+        <w:t>Repair the misconception</w:t>
       </w:r>
     </w:p>
     <w:p>
-      <w:r>
+      <w:pPr>
+        <w:spacing w:line="336" w:lineRule="auto" w:after="180"/>
+        <w:shd w:fill="FFF5E6"/>
+      </w:pPr>
+      <w:r>
+        <w:rPr>
+          <w:b w:val="0"/>
+        </w:rPr>
+        <w:t>Misconception repair: Review findings are bounded by tested paths and threat assumptions, not a proof of complete security.</w:t>
+      </w:r>
+    </w:p>
+    <w:p>
+      <w:pPr>
+        <w:pStyle w:val="Heading3"/>
+      </w:pPr>
+      <w:r>
+        <w:t>Support without giving away the answer</w:t>
+      </w:r>
+    </w:p>
+    <w:p>
+      <w:pPr>
+        <w:spacing w:line="336" w:lineRule="auto" w:after="180"/>
+        <w:shd w:fill="F1F6F8"/>
+      </w:pPr>
+      <w:r>
+        <w:rPr>
+          <w:b w:val="0"/>
+        </w:rPr>
+        <w:t xml:space="preserve">Support: read the exact case aloud, enlarge the labelled picture, supply </w:t>
+      </w:r>
+      <w:r>
+        <w:rPr>
+          <w:b/>
+        </w:rPr>
+        <w:t>input</w:t>
+      </w:r>
+      <w:r>
+        <w:rPr>
+          <w:b w:val="0"/>
+        </w:rPr>
+        <w:t xml:space="preserve"> cards and model only the first deciding step. Accept a spoken explanation or drawing; retain the reasoning goal.</w:t>
+      </w:r>
+    </w:p>
+    <w:p>
+      <w:pPr>
+        <w:pStyle w:val="Heading3"/>
+      </w:pPr>
+      <w:r>
+        <w:t>Extend the reasoning</w:t>
+      </w:r>
+    </w:p>
+    <w:p>
+      <w:pPr>
+        <w:spacing w:line="336" w:lineRule="auto" w:after="180"/>
+        <w:shd w:fill="F5F1FB"/>
+      </w:pPr>
+      <w:r>
+        <w:rPr>
+          <w:b w:val="0"/>
+        </w:rPr>
+        <w:t xml:space="preserve">Extension: The dashboard starts storing full notes. Require a </w:t>
+      </w:r>
+      <w:r>
+        <w:rPr>
+          <w:b/>
+        </w:rPr>
+        <w:t>prediction</w:t>
+      </w:r>
+      <w:r>
+        <w:rPr>
+          <w:b w:val="0"/>
+        </w:rPr>
+        <w:t xml:space="preserve"> and a reason before comparing. Expected result: Flag the unapproved content path and remove it from the design.</w:t>
+      </w:r>
+    </w:p>
+    <w:p>
+      <w:pPr>
+        <w:spacing w:line="336" w:lineRule="auto" w:after="180"/>
+        <w:shd w:fill="F5F1FB"/>
+      </w:pPr>
+      <w:r>
+        <w:rPr>
+          <w:b w:val="0"/>
+        </w:rPr>
+        <w:t>Reason: Its count-only purpose does not grant note-reading permission.</w:t>
+      </w:r>
+    </w:p>
+    <w:p>
+      <w:pPr>
+        <w:pStyle w:val="Heading3"/>
+      </w:pPr>
+      <w:r>
+        <w:t>Protect the independent attempt</w:t>
+      </w:r>
+    </w:p>
+    <w:p>
+      <w:pPr>
+        <w:spacing w:line="336" w:lineRule="auto" w:after="180"/>
+        <w:shd w:fill="FFF5E6"/>
+      </w:pPr>
+      <w:r>
+        <w:rPr>
+          <w:b w:val="0"/>
+        </w:rPr>
         <w:t>Independent assessment: withhold the reserved answer until the learner has attempted the new case. Record support separately from correctness.</w:t>
       </w:r>
     </w:p>
@@ -2319,46 +4519,991 @@
       </w:tr>
     </w:tbl>
     <w:p>
-      <w:r>
-        <w:t>Project checkpoint: Prepare the demonstration. Gather reproducible instructions, evidence, access checks and remaining limitations.</w:t>
+      <w:pPr>
+        <w:pStyle w:val="Heading3"/>
+      </w:pPr>
+      <w:r>
+        <w:t>Project checkpoint</w:t>
       </w:r>
     </w:p>
     <w:p>
-      <w:r>
-        <w:t>Use the weekly teacher answer for topic-specific reasoning. A saved progress tick is an activity record; judge mastery from the learner’s explanation and evidence.</w:t>
+      <w:pPr>
+        <w:spacing w:line="336" w:lineRule="auto" w:after="180"/>
+        <w:shd w:fill="EDF7F3"/>
+      </w:pPr>
+      <w:r>
+        <w:rPr>
+          <w:b w:val="0"/>
+        </w:rPr>
+        <w:t xml:space="preserve">Project checkpoint: Prepare the demonstration. Gather reproducible instructions, </w:t>
+      </w:r>
+      <w:r>
+        <w:rPr>
+          <w:b/>
+        </w:rPr>
+        <w:t>evidence</w:t>
+      </w:r>
+      <w:r>
+        <w:rPr>
+          <w:b w:val="0"/>
+        </w:rPr>
+        <w:t>, access checks and remaining limitations.</w:t>
       </w:r>
     </w:p>
     <w:p>
       <w:pPr>
-        <w:pStyle w:val="Heading1"/>
-      </w:pPr>
-      <w:r>
-        <w:t>08. Use feedback, labs and repair paths</w:t>
+        <w:spacing w:line="336" w:lineRule="auto" w:after="180"/>
+      </w:pPr>
+      <w:r>
+        <w:rPr>
+          <w:b w:val="0"/>
+        </w:rPr>
+        <w:t xml:space="preserve">Use the weekly teacher answer for topic-specific reasoning. A saved progress tick is an activity record; judge mastery from the learner’s explanation and </w:t>
+      </w:r>
+      <w:r>
+        <w:rPr>
+          <w:b/>
+        </w:rPr>
+        <w:t>evidence</w:t>
+      </w:r>
+      <w:r>
+        <w:rPr>
+          <w:b w:val="0"/>
+        </w:rPr>
+        <w:t>.</w:t>
       </w:r>
     </w:p>
     <w:p>
-      <w:r>
-        <w:t>Use the two formative questions as supported practice, not as independent mastery scores. Discuss the deciding evidence rather than accepting a guessed selection.</w:t>
+      <w:pPr>
+        <w:pStyle w:val="Heading1"/>
+      </w:pPr>
+      <w:r>
+        <w:t>08. Use feedback, labs and repair paths</w:t>
       </w:r>
     </w:p>
     <w:p>
       <w:r>
-        <w:t>The feedback comes from the reviewed public worked case. Do not reveal the separately reserved independent teacher answer until the learner has attempted that case.</w:t>
+        <w:t>Use feedback, earlier review and portfolios purposefully. Apply the coding routine only when this lesson has an executable lab.</w:t>
       </w:r>
     </w:p>
     <w:p>
-      <w:r>
-        <w:t>Ask students to predict before running code. Preserve errors and actual outputs; collect a changed test and an explanation. The branch-boundary and indexing lessons deliberately include failure cases.</w:t>
+      <w:pPr>
+        <w:spacing w:line="336" w:lineRule="auto" w:after="180"/>
+      </w:pPr>
+      <w:r>
+        <w:rPr>
+          <w:b w:val="0"/>
+        </w:rPr>
+        <w:t xml:space="preserve">Use the two formative questions as supported practice, not as independent mastery scores. Discuss the deciding </w:t>
+      </w:r>
+      <w:r>
+        <w:rPr>
+          <w:b/>
+        </w:rPr>
+        <w:t>evidence</w:t>
+      </w:r>
+      <w:r>
+        <w:rPr>
+          <w:b w:val="0"/>
+        </w:rPr>
+        <w:t xml:space="preserve"> rather than accepting a guessed selection.</w:t>
       </w:r>
     </w:p>
     <w:p>
-      <w:r>
-        <w:t>Use the earlier worked-explanation links to address a specific missing building block, then return to the current question. Adapt this suggestion after observing the learner; it is not an automatic diagnosis.</w:t>
+      <w:pPr>
+        <w:spacing w:line="336" w:lineRule="auto" w:after="180"/>
+      </w:pPr>
+      <w:r>
+        <w:rPr>
+          <w:b w:val="0"/>
+        </w:rPr>
+        <w:t>The feedback comes from the reviewed public worked case. Do not reveal the separately reserved independent teacher answer until the learner has attempted that case.</w:t>
       </w:r>
     </w:p>
     <w:p>
-      <w:r>
-        <w:t>Collect the completed-work portfolio as evidence. Record support separately from correctness, and assess explanation, trace/test and limitations. Progress ticks and quiz selections alone do not establish mastery.</w:t>
+      <w:pPr>
+        <w:pStyle w:val="Heading3"/>
+      </w:pPr>
+      <w:r>
+        <w:t>For later coding lessons</w:t>
+      </w:r>
+    </w:p>
+    <w:p>
+      <w:r>
+        <w:t>This week has no code block. Use this routine when a later lesson includes an executable lab.</w:t>
+      </w:r>
+    </w:p>
+    <w:p>
+      <w:pPr>
+        <w:spacing w:line="336" w:lineRule="auto" w:after="180"/>
+        <w:shd w:fill="F1F6F8"/>
+      </w:pPr>
+      <w:r>
+        <w:rPr>
+          <w:b w:val="0"/>
+        </w:rPr>
+        <w:t xml:space="preserve">Ask students to predict before running code. Preserve errors and actual </w:t>
+      </w:r>
+      <w:r>
+        <w:rPr>
+          <w:b/>
+        </w:rPr>
+        <w:t>output</w:t>
+      </w:r>
+      <w:r>
+        <w:rPr>
+          <w:b w:val="0"/>
+        </w:rPr>
+        <w:t>s; collect a changed test and an explanation. The branch-boundary and indexing lessons deliberately include failure cases.</w:t>
+      </w:r>
+    </w:p>
+    <w:p>
+      <w:pPr>
+        <w:spacing w:line="336" w:lineRule="auto" w:after="180"/>
+      </w:pPr>
+      <w:r>
+        <w:rPr>
+          <w:b w:val="0"/>
+        </w:rPr>
+        <w:t>Use the earlier worked-explanation links to address a specific missing building block, then return to the current question. Adapt this suggestion after observing the learner; it is not an automatic diagnosis.</w:t>
+      </w:r>
+    </w:p>
+    <w:p>
+      <w:pPr>
+        <w:spacing w:line="336" w:lineRule="auto" w:after="180"/>
+      </w:pPr>
+      <w:r>
+        <w:rPr>
+          <w:b w:val="0"/>
+        </w:rPr>
+        <w:t xml:space="preserve">Collect the completed-work portfolio as </w:t>
+      </w:r>
+      <w:r>
+        <w:rPr>
+          <w:b/>
+        </w:rPr>
+        <w:t>evidence</w:t>
+      </w:r>
+      <w:r>
+        <w:rPr>
+          <w:b w:val="0"/>
+        </w:rPr>
+        <w:t>. Record support separately from correctness, and assess explanation, trace/test and limitations. Progress ticks and quiz selections alone do not establish mastery.</w:t>
+      </w:r>
+    </w:p>
+    <w:p>
+      <w:pPr>
+        <w:pStyle w:val="Heading1"/>
+      </w:pPr>
+      <w:r>
+        <w:t>09. Visual concept journey</w:t>
+      </w:r>
+    </w:p>
+    <w:p>
+      <w:r>
+        <w:t>Show one Security and privacy review graphic at a time, request a prediction and discuss its trace before the independent assessment.</w:t>
+      </w:r>
+    </w:p>
+    <w:p>
+      <w:pPr>
+        <w:spacing w:line="336" w:lineRule="auto" w:after="180"/>
+      </w:pPr>
+      <w:r>
+        <w:rPr>
+          <w:b w:val="0"/>
+        </w:rPr>
+        <w:t xml:space="preserve">Use one picture at a time. Hide a worked result before asking for a </w:t>
+      </w:r>
+      <w:r>
+        <w:rPr>
+          <w:b/>
+        </w:rPr>
+        <w:t>prediction</w:t>
+      </w:r>
+      <w:r>
+        <w:rPr>
+          <w:b w:val="0"/>
+        </w:rPr>
+        <w:t>, then reveal it for feedback. These are supported teaching cases; retain the separate independent assessment for a fresh first attempt.</w:t>
+      </w:r>
+    </w:p>
+    <w:p>
+      <w:pPr>
+        <w:pStyle w:val="Heading3"/>
+      </w:pPr>
+      <w:r>
+        <w:t>01. Security and privacy review: the case</w:t>
+      </w:r>
+    </w:p>
+    <w:p>
+      <w:r>
+        <w:drawing>
+          <wp:inline xmlns:a="http://schemas.openxmlformats.org/drawingml/2006/main" xmlns:pic="http://schemas.openxmlformats.org/drawingml/2006/picture">
+            <wp:extent cx="5486400" cy="2834640"/>
+            <wp:docPr id="2" name="Picture 2" descr="Review a private note’s path. A revision service reads a learner’s private practice note; analytics need counts only. Supplied facts: Only the learner and assigned teacher may read note text. The dashboard is authorised for aggregate counts, not notes."/>
+            <wp:cNvGraphicFramePr>
+              <a:graphicFrameLocks noChangeAspect="1"/>
+            </wp:cNvGraphicFramePr>
+            <a:graphic>
+              <a:graphicData uri="http://schemas.openxmlformats.org/drawingml/2006/picture">
+                <pic:pic>
+                  <pic:nvPicPr>
+                    <pic:cNvPr id="0" name="academy-story-ai-6-30-01.png"/>
+                    <pic:cNvPicPr/>
+                  </pic:nvPicPr>
+                  <pic:blipFill>
+                    <a:blip r:embed="rId10"/>
+                    <a:stretch>
+                      <a:fillRect/>
+                    </a:stretch>
+                  </pic:blipFill>
+                  <pic:spPr>
+                    <a:xfrm>
+                      <a:off x="0" y="0"/>
+                      <a:ext cx="5486400" cy="2834640"/>
+                    </a:xfrm>
+                    <a:prstGeom prst="rect"/>
+                  </pic:spPr>
+                </pic:pic>
+              </a:graphicData>
+            </a:graphic>
+          </wp:inline>
+        </w:drawing>
+      </w:r>
+    </w:p>
+    <w:p>
+      <w:pPr>
+        <w:spacing w:line="336" w:lineRule="auto" w:after="180"/>
+      </w:pPr>
+      <w:r>
+        <w:rPr>
+          <w:b w:val="0"/>
+        </w:rPr>
+        <w:t>Review a private note’s path. A revision service reads a learner’s private practice note; analytics need counts only. Supplied facts: Only the learner and assigned teacher may read note text.</w:t>
+      </w:r>
+    </w:p>
+    <w:p>
+      <w:pPr>
+        <w:spacing w:line="336" w:lineRule="auto" w:after="180"/>
+      </w:pPr>
+      <w:r>
+        <w:rPr>
+          <w:b w:val="0"/>
+        </w:rPr>
+        <w:t>The dashboard is authorised for aggregate counts, not notes.</w:t>
+      </w:r>
+    </w:p>
+    <w:p>
+      <w:pPr>
+        <w:spacing w:line="336" w:lineRule="auto" w:after="180"/>
+        <w:shd w:fill="F5F1FB"/>
+      </w:pPr>
+      <w:r>
+        <w:rPr>
+          <w:b w:val="0"/>
+        </w:rPr>
+        <w:t>Point to the given fact that matters most. Explain why it matters.</w:t>
+      </w:r>
+    </w:p>
+    <w:p>
+      <w:pPr>
+        <w:pStyle w:val="Heading3"/>
+      </w:pPr>
+      <w:r>
+        <w:t>Discuss while showing the picture</w:t>
+      </w:r>
+    </w:p>
+    <w:p>
+      <w:pPr>
+        <w:spacing w:line="336" w:lineRule="auto" w:after="180"/>
+        <w:shd w:fill="F1F6F8"/>
+      </w:pPr>
+      <w:r>
+        <w:rPr>
+          <w:b w:val="0"/>
+        </w:rPr>
+        <w:t>Teacher prompt: Point to the given fact that matters most. Explain why it matters. Ask learners to describe one label or arrow in ordinary words. Use the adjacent transcript if the image is difficult to see.</w:t>
+      </w:r>
+    </w:p>
+    <w:p>
+      <w:pPr>
+        <w:pStyle w:val="Heading3"/>
+      </w:pPr>
+      <w:r>
+        <w:t>02. Follow the deciding steps</w:t>
+      </w:r>
+    </w:p>
+    <w:p>
+      <w:r>
+        <w:drawing>
+          <wp:inline xmlns:a="http://schemas.openxmlformats.org/drawingml/2006/main" xmlns:pic="http://schemas.openxmlformats.org/drawingml/2006/picture">
+            <wp:extent cx="5486400" cy="3182112"/>
+            <wp:docPr id="3" name="Picture 3" descr="Map content path: The authorised revision service receives the note. → Check readers: The stated learner and teacher can retrieve its text. → Minimise analytics: Send revision counts without copying private notes."/>
+            <wp:cNvGraphicFramePr>
+              <a:graphicFrameLocks noChangeAspect="1"/>
+            </wp:cNvGraphicFramePr>
+            <a:graphic>
+              <a:graphicData uri="http://schemas.openxmlformats.org/drawingml/2006/picture">
+                <pic:pic>
+                  <pic:nvPicPr>
+                    <pic:cNvPr id="0" name="academy-story-ai-6-30-02.png"/>
+                    <pic:cNvPicPr/>
+                  </pic:nvPicPr>
+                  <pic:blipFill>
+                    <a:blip r:embed="rId11"/>
+                    <a:stretch>
+                      <a:fillRect/>
+                    </a:stretch>
+                  </pic:blipFill>
+                  <pic:spPr>
+                    <a:xfrm>
+                      <a:off x="0" y="0"/>
+                      <a:ext cx="5486400" cy="3182112"/>
+                    </a:xfrm>
+                    <a:prstGeom prst="rect"/>
+                  </pic:spPr>
+                </pic:pic>
+              </a:graphicData>
+            </a:graphic>
+          </wp:inline>
+        </w:drawing>
+      </w:r>
+    </w:p>
+    <w:p>
+      <w:pPr>
+        <w:spacing w:line="336" w:lineRule="auto" w:after="180"/>
+      </w:pPr>
+      <w:r>
+        <w:rPr>
+          <w:b w:val="0"/>
+        </w:rPr>
+        <w:t>Map content path: The authorised revision service receives the note. → Check readers: The stated learner and teacher can retrieve its text. → Minimise analytics: Send revision counts without copying private notes.</w:t>
+      </w:r>
+    </w:p>
+    <w:p>
+      <w:pPr>
+        <w:spacing w:line="336" w:lineRule="auto" w:after="180"/>
+        <w:shd w:fill="F5F1FB"/>
+      </w:pPr>
+      <w:r>
+        <w:rPr>
+          <w:b w:val="0"/>
+        </w:rPr>
+        <w:t xml:space="preserve">Point to each numbered stage and explain which recorded </w:t>
+      </w:r>
+      <w:r>
+        <w:rPr>
+          <w:b/>
+        </w:rPr>
+        <w:t>input</w:t>
+      </w:r>
+      <w:r>
+        <w:rPr>
+          <w:b w:val="0"/>
+        </w:rPr>
+        <w:t xml:space="preserve"> it uses.</w:t>
+      </w:r>
+    </w:p>
+    <w:p>
+      <w:pPr>
+        <w:pStyle w:val="Heading3"/>
+      </w:pPr>
+      <w:r>
+        <w:t>Discuss while showing the picture</w:t>
+      </w:r>
+    </w:p>
+    <w:p>
+      <w:pPr>
+        <w:spacing w:line="336" w:lineRule="auto" w:after="180"/>
+        <w:shd w:fill="F1F6F8"/>
+      </w:pPr>
+      <w:r>
+        <w:rPr>
+          <w:b w:val="0"/>
+        </w:rPr>
+        <w:t xml:space="preserve">Teacher prompt: Point to each numbered stage and explain which recorded </w:t>
+      </w:r>
+      <w:r>
+        <w:rPr>
+          <w:b/>
+        </w:rPr>
+        <w:t>input</w:t>
+      </w:r>
+      <w:r>
+        <w:rPr>
+          <w:b w:val="0"/>
+        </w:rPr>
+        <w:t xml:space="preserve"> it uses. Ask learners to describe one label or arrow in ordinary words. Use the adjacent transcript if the image is difficult to see.</w:t>
+      </w:r>
+    </w:p>
+    <w:p>
+      <w:pPr>
+        <w:pStyle w:val="Heading3"/>
+      </w:pPr>
+      <w:r>
+        <w:t>03. Security and privacy review — evidence trace</w:t>
+      </w:r>
+    </w:p>
+    <w:p>
+      <w:r>
+        <w:drawing>
+          <wp:inline xmlns:a="http://schemas.openxmlformats.org/drawingml/2006/main" xmlns:pic="http://schemas.openxmlformats.org/drawingml/2006/picture">
+            <wp:extent cx="5486400" cy="2996184"/>
+            <wp:docPr id="4" name="Picture 4" descr="Security and privacy review — evidence trace. Output denies teacher guide, but cache contains it under a student-accessible key. | For the classroom service identify restricted guides, session secrets and student content. Test denied roles, unexpected fields, source injection and minimised logging without real credentials. | Access remains broken through the cache path. Review every storage/return path and assert restricted data never reaches student output/context."/>
+            <wp:cNvGraphicFramePr>
+              <a:graphicFrameLocks noChangeAspect="1"/>
+            </wp:cNvGraphicFramePr>
+            <a:graphic>
+              <a:graphicData uri="http://schemas.openxmlformats.org/drawingml/2006/picture">
+                <pic:pic>
+                  <pic:nvPicPr>
+                    <pic:cNvPr id="0" name="academy-story-ai-6-30-03.png"/>
+                    <pic:cNvPicPr/>
+                  </pic:nvPicPr>
+                  <pic:blipFill>
+                    <a:blip r:embed="rId12"/>
+                    <a:stretch>
+                      <a:fillRect/>
+                    </a:stretch>
+                  </pic:blipFill>
+                  <pic:spPr>
+                    <a:xfrm>
+                      <a:off x="0" y="0"/>
+                      <a:ext cx="5486400" cy="2996184"/>
+                    </a:xfrm>
+                    <a:prstGeom prst="rect"/>
+                  </pic:spPr>
+                </pic:pic>
+              </a:graphicData>
+            </a:graphic>
+          </wp:inline>
+        </w:drawing>
+      </w:r>
+    </w:p>
+    <w:p>
+      <w:pPr>
+        <w:spacing w:line="336" w:lineRule="auto" w:after="180"/>
+      </w:pPr>
+      <w:r>
+        <w:rPr>
+          <w:b w:val="0"/>
+        </w:rPr>
+        <w:t xml:space="preserve">Security and </w:t>
+      </w:r>
+      <w:r>
+        <w:rPr>
+          <w:b/>
+        </w:rPr>
+        <w:t>privacy review</w:t>
+      </w:r>
+      <w:r>
+        <w:rPr>
+          <w:b w:val="0"/>
+        </w:rPr>
+        <w:t xml:space="preserve"> — </w:t>
+      </w:r>
+      <w:r>
+        <w:rPr>
+          <w:b/>
+        </w:rPr>
+        <w:t>evidence</w:t>
+      </w:r>
+      <w:r>
+        <w:rPr>
+          <w:b w:val="0"/>
+        </w:rPr>
+        <w:t xml:space="preserve"> trace. </w:t>
+      </w:r>
+      <w:r>
+        <w:rPr>
+          <w:b/>
+        </w:rPr>
+        <w:t>Output</w:t>
+      </w:r>
+      <w:r>
+        <w:rPr>
+          <w:b w:val="0"/>
+        </w:rPr>
+        <w:t xml:space="preserve"> denies teacher guide, but cache contains it under a student-accessible key. | For the classroom service identify restricted guides, session secrets and student content.</w:t>
+      </w:r>
+    </w:p>
+    <w:p>
+      <w:pPr>
+        <w:spacing w:line="336" w:lineRule="auto" w:after="180"/>
+      </w:pPr>
+      <w:r>
+        <w:rPr>
+          <w:b w:val="0"/>
+        </w:rPr>
+        <w:t>Test denied roles, unexpected fields, source injection and minimised logging without real credentials. | Access remains broken through the cache path.</w:t>
+      </w:r>
+    </w:p>
+    <w:p>
+      <w:pPr>
+        <w:spacing w:line="336" w:lineRule="auto" w:after="180"/>
+      </w:pPr>
+      <w:r>
+        <w:rPr>
+          <w:b w:val="0"/>
+        </w:rPr>
+        <w:t xml:space="preserve">Review every storage/return path and assert restricted data never reaches student </w:t>
+      </w:r>
+      <w:r>
+        <w:rPr>
+          <w:b/>
+        </w:rPr>
+        <w:t>output</w:t>
+      </w:r>
+      <w:r>
+        <w:rPr>
+          <w:b w:val="0"/>
+        </w:rPr>
+        <w:t>/context.</w:t>
+      </w:r>
+    </w:p>
+    <w:p>
+      <w:pPr>
+        <w:spacing w:line="336" w:lineRule="auto" w:after="180"/>
+        <w:shd w:fill="F5F1FB"/>
+      </w:pPr>
+      <w:r>
+        <w:rPr>
+          <w:b w:val="0"/>
+        </w:rPr>
+        <w:t>Read the labels and values. Explain the relationship the model shows.</w:t>
+      </w:r>
+    </w:p>
+    <w:p>
+      <w:pPr>
+        <w:pStyle w:val="Heading3"/>
+      </w:pPr>
+      <w:r>
+        <w:t>Discuss while showing the picture</w:t>
+      </w:r>
+    </w:p>
+    <w:p>
+      <w:pPr>
+        <w:spacing w:line="336" w:lineRule="auto" w:after="180"/>
+        <w:shd w:fill="F1F6F8"/>
+      </w:pPr>
+      <w:r>
+        <w:rPr>
+          <w:b w:val="0"/>
+        </w:rPr>
+        <w:t>Teacher prompt: Read the labels and values. Explain the relationship the model shows. Ask learners to describe one label or arrow in ordinary words. Use the adjacent transcript if the image is difficult to see.</w:t>
+      </w:r>
+    </w:p>
+    <w:p>
+      <w:pPr>
+        <w:pStyle w:val="Heading3"/>
+      </w:pPr>
+      <w:r>
+        <w:t>04. Change one thing. Trace what follows.</w:t>
+      </w:r>
+    </w:p>
+    <w:p>
+      <w:r>
+        <w:drawing>
+          <wp:inline xmlns:a="http://schemas.openxmlformats.org/drawingml/2006/main" xmlns:pic="http://schemas.openxmlformats.org/drawingml/2006/picture">
+            <wp:extent cx="5486400" cy="3026664"/>
+            <wp:docPr id="5" name="Picture 5" descr="Original case: Send revision counts without copying private notes. Changed condition: The dashboard starts storing full notes. Expected result: Flag the unapproved content path and remove it from the design. Reason: Its count-only purpose does not grant note-reading permission."/>
+            <wp:cNvGraphicFramePr>
+              <a:graphicFrameLocks noChangeAspect="1"/>
+            </wp:cNvGraphicFramePr>
+            <a:graphic>
+              <a:graphicData uri="http://schemas.openxmlformats.org/drawingml/2006/picture">
+                <pic:pic>
+                  <pic:nvPicPr>
+                    <pic:cNvPr id="0" name="academy-story-ai-6-30-04.png"/>
+                    <pic:cNvPicPr/>
+                  </pic:nvPicPr>
+                  <pic:blipFill>
+                    <a:blip r:embed="rId13"/>
+                    <a:stretch>
+                      <a:fillRect/>
+                    </a:stretch>
+                  </pic:blipFill>
+                  <pic:spPr>
+                    <a:xfrm>
+                      <a:off x="0" y="0"/>
+                      <a:ext cx="5486400" cy="3026664"/>
+                    </a:xfrm>
+                    <a:prstGeom prst="rect"/>
+                  </pic:spPr>
+                </pic:pic>
+              </a:graphicData>
+            </a:graphic>
+          </wp:inline>
+        </w:drawing>
+      </w:r>
+    </w:p>
+    <w:p>
+      <w:pPr>
+        <w:spacing w:line="336" w:lineRule="auto" w:after="180"/>
+      </w:pPr>
+      <w:r>
+        <w:rPr>
+          <w:b w:val="0"/>
+        </w:rPr>
+        <w:t>Original case: Send revision counts without copying private notes. Changed condition: The dashboard starts storing full notes. Expected result: Flag the unapproved content path and remove it from the design.</w:t>
+      </w:r>
+    </w:p>
+    <w:p>
+      <w:pPr>
+        <w:spacing w:line="336" w:lineRule="auto" w:after="180"/>
+      </w:pPr>
+      <w:r>
+        <w:rPr>
+          <w:b w:val="0"/>
+        </w:rPr>
+        <w:t>Reason: Its count-only purpose does not grant note-reading permission.</w:t>
+      </w:r>
+    </w:p>
+    <w:p>
+      <w:pPr>
+        <w:spacing w:line="336" w:lineRule="auto" w:after="180"/>
+        <w:shd w:fill="F5F1FB"/>
+      </w:pPr>
+      <w:r>
+        <w:rPr>
+          <w:b w:val="0"/>
+        </w:rPr>
+        <w:t>Predict before checking the worked changed-case result. Name what changed and what the supplied facts allow you to conclude.</w:t>
+      </w:r>
+    </w:p>
+    <w:p>
+      <w:pPr>
+        <w:pStyle w:val="Heading3"/>
+      </w:pPr>
+      <w:r>
+        <w:t>Discuss while showing the picture</w:t>
+      </w:r>
+    </w:p>
+    <w:p>
+      <w:pPr>
+        <w:spacing w:line="336" w:lineRule="auto" w:after="180"/>
+        <w:shd w:fill="F1F6F8"/>
+      </w:pPr>
+      <w:r>
+        <w:rPr>
+          <w:b w:val="0"/>
+        </w:rPr>
+        <w:t>Teacher prompt: Predict before checking the worked changed-case result. Name what changed and what the supplied facts allow you to conclude. Ask learners to describe one label or arrow in ordinary words.</w:t>
+      </w:r>
+    </w:p>
+    <w:p>
+      <w:pPr>
+        <w:spacing w:line="336" w:lineRule="auto" w:after="180"/>
+        <w:shd w:fill="F1F6F8"/>
+      </w:pPr>
+      <w:r>
+        <w:rPr>
+          <w:b w:val="0"/>
+        </w:rPr>
+        <w:t>Use the adjacent transcript if the image is difficult to see. Changed-case reasoning: Its count-only purpose does not grant note-reading permission.</w:t>
+      </w:r>
+    </w:p>
+    <w:p>
+      <w:pPr>
+        <w:pStyle w:val="Heading3"/>
+      </w:pPr>
+      <w:r>
+        <w:t>05. Connect the explanation to its limit</w:t>
+      </w:r>
+    </w:p>
+    <w:p>
+      <w:r>
+        <w:drawing>
+          <wp:inline xmlns:a="http://schemas.openxmlformats.org/drawingml/2006/main" xmlns:pic="http://schemas.openxmlformats.org/drawingml/2006/picture">
+            <wp:extent cx="5486400" cy="2834640"/>
+            <wp:docPr id="6" name="Picture 6" descr="A privacy review follows data and authority through components. A useful dashboard does not automatically need every underlying private detail. Limit: Tiny-group aggregates can still reveal individuals; evaluate linkability, access and retention."/>
+            <wp:cNvGraphicFramePr>
+              <a:graphicFrameLocks noChangeAspect="1"/>
+            </wp:cNvGraphicFramePr>
+            <a:graphic>
+              <a:graphicData uri="http://schemas.openxmlformats.org/drawingml/2006/picture">
+                <pic:pic>
+                  <pic:nvPicPr>
+                    <pic:cNvPr id="0" name="academy-story-ai-6-30-05.png"/>
+                    <pic:cNvPicPr/>
+                  </pic:nvPicPr>
+                  <pic:blipFill>
+                    <a:blip r:embed="rId14"/>
+                    <a:stretch>
+                      <a:fillRect/>
+                    </a:stretch>
+                  </pic:blipFill>
+                  <pic:spPr>
+                    <a:xfrm>
+                      <a:off x="0" y="0"/>
+                      <a:ext cx="5486400" cy="2834640"/>
+                    </a:xfrm>
+                    <a:prstGeom prst="rect"/>
+                  </pic:spPr>
+                </pic:pic>
+              </a:graphicData>
+            </a:graphic>
+          </wp:inline>
+        </w:drawing>
+      </w:r>
+    </w:p>
+    <w:p>
+      <w:pPr>
+        <w:spacing w:line="336" w:lineRule="auto" w:after="180"/>
+      </w:pPr>
+      <w:r>
+        <w:rPr>
+          <w:b w:val="0"/>
+        </w:rPr>
+        <w:t xml:space="preserve">A </w:t>
+      </w:r>
+      <w:r>
+        <w:rPr>
+          <w:b/>
+        </w:rPr>
+        <w:t>privacy review</w:t>
+      </w:r>
+      <w:r>
+        <w:rPr>
+          <w:b w:val="0"/>
+        </w:rPr>
+        <w:t xml:space="preserve"> follows data and authority through components. A useful dashboard does not automatically need every underlying private detail.</w:t>
+      </w:r>
+    </w:p>
+    <w:p>
+      <w:pPr>
+        <w:spacing w:line="336" w:lineRule="auto" w:after="180"/>
+      </w:pPr>
+      <w:r>
+        <w:rPr>
+          <w:b w:val="0"/>
+        </w:rPr>
+        <w:t>Limit: Tiny-group aggregates can still reveal individuals; evaluate linkability, access and retention.</w:t>
+      </w:r>
+    </w:p>
+    <w:p>
+      <w:pPr>
+        <w:spacing w:line="336" w:lineRule="auto" w:after="180"/>
+        <w:shd w:fill="F5F1FB"/>
+      </w:pPr>
+      <w:r>
+        <w:rPr>
+          <w:b w:val="0"/>
+        </w:rPr>
+        <w:t>Explain the case, then point to a limit on the claim.</w:t>
+      </w:r>
+    </w:p>
+    <w:p>
+      <w:pPr>
+        <w:pStyle w:val="Heading3"/>
+      </w:pPr>
+      <w:r>
+        <w:t>Discuss while showing the picture</w:t>
+      </w:r>
+    </w:p>
+    <w:p>
+      <w:pPr>
+        <w:spacing w:line="336" w:lineRule="auto" w:after="180"/>
+        <w:shd w:fill="F1F6F8"/>
+      </w:pPr>
+      <w:r>
+        <w:rPr>
+          <w:b w:val="0"/>
+        </w:rPr>
+        <w:t>Teacher prompt: Explain the case, then point to a limit on the claim. Ask learners to describe one label or arrow in ordinary words. Use the adjacent transcript if the image is difficult to see.</w:t>
+      </w:r>
+    </w:p>
+    <w:p>
+      <w:pPr>
+        <w:spacing w:line="336" w:lineRule="auto" w:after="180"/>
+        <w:shd w:fill="F1F6F8"/>
+      </w:pPr>
+      <w:r>
+        <w:rPr>
+          <w:b w:val="0"/>
+        </w:rPr>
+        <w:t>Keep the stated scope: Tiny-group aggregates can still reveal individuals; evaluate linkability, access and retention.</w:t>
+      </w:r>
+    </w:p>
+    <w:p>
+      <w:pPr>
+        <w:pStyle w:val="Heading3"/>
+      </w:pPr>
+      <w:r>
+        <w:t>06. Make the idea visible in your project</w:t>
+      </w:r>
+    </w:p>
+    <w:p>
+      <w:r>
+        <w:drawing>
+          <wp:inline xmlns:a="http://schemas.openxmlformats.org/drawingml/2006/main" xmlns:pic="http://schemas.openxmlformats.org/drawingml/2006/picture">
+            <wp:extent cx="5486400" cy="3529584"/>
+            <wp:docPr id="7" name="Picture 7" descr="For the Grounded Learning Service, retain an annotated trace and the changed-case result. Name the contract or evidence that makes the deciding step valid, so another team can review it. Draw your input, deciding step, result and limit. Supported question: Trace private note content and analytics counts to their permitted readers. Why is storing full notes in the dashboard outside this design, and what risk can remain for tiny-group counts?"/>
+            <wp:cNvGraphicFramePr>
+              <a:graphicFrameLocks noChangeAspect="1"/>
+            </wp:cNvGraphicFramePr>
+            <a:graphic>
+              <a:graphicData uri="http://schemas.openxmlformats.org/drawingml/2006/picture">
+                <pic:pic>
+                  <pic:nvPicPr>
+                    <pic:cNvPr id="0" name="academy-story-ai-6-30-06.png"/>
+                    <pic:cNvPicPr/>
+                  </pic:nvPicPr>
+                  <pic:blipFill>
+                    <a:blip r:embed="rId15"/>
+                    <a:stretch>
+                      <a:fillRect/>
+                    </a:stretch>
+                  </pic:blipFill>
+                  <pic:spPr>
+                    <a:xfrm>
+                      <a:off x="0" y="0"/>
+                      <a:ext cx="5486400" cy="3529584"/>
+                    </a:xfrm>
+                    <a:prstGeom prst="rect"/>
+                  </pic:spPr>
+                </pic:pic>
+              </a:graphicData>
+            </a:graphic>
+          </wp:inline>
+        </w:drawing>
+      </w:r>
+    </w:p>
+    <w:p>
+      <w:pPr>
+        <w:spacing w:line="336" w:lineRule="auto" w:after="180"/>
+      </w:pPr>
+      <w:r>
+        <w:rPr>
+          <w:b w:val="0"/>
+        </w:rPr>
+        <w:t xml:space="preserve">For the Grounded Learning Service, retain an annotated trace and the changed-case result. Name the contract or </w:t>
+      </w:r>
+      <w:r>
+        <w:rPr>
+          <w:b/>
+        </w:rPr>
+        <w:t>evidence</w:t>
+      </w:r>
+      <w:r>
+        <w:rPr>
+          <w:b w:val="0"/>
+        </w:rPr>
+        <w:t xml:space="preserve"> that makes the deciding step valid, so another team can review it.</w:t>
+      </w:r>
+    </w:p>
+    <w:p>
+      <w:pPr>
+        <w:spacing w:line="336" w:lineRule="auto" w:after="180"/>
+      </w:pPr>
+      <w:r>
+        <w:rPr>
+          <w:b w:val="0"/>
+        </w:rPr>
+        <w:t xml:space="preserve">Draw your </w:t>
+      </w:r>
+      <w:r>
+        <w:rPr>
+          <w:b/>
+        </w:rPr>
+        <w:t>input</w:t>
+      </w:r>
+      <w:r>
+        <w:rPr>
+          <w:b w:val="0"/>
+        </w:rPr>
+        <w:t>, deciding step, result and limit. Supported question: Trace private note content and analytics counts to their permitted readers.</w:t>
+      </w:r>
+    </w:p>
+    <w:p>
+      <w:pPr>
+        <w:spacing w:line="336" w:lineRule="auto" w:after="180"/>
+      </w:pPr>
+      <w:r>
+        <w:rPr>
+          <w:b w:val="0"/>
+        </w:rPr>
+        <w:t>Why is storing full notes in the dashboard outside this design, and what risk can remain for tiny-group counts?</w:t>
+      </w:r>
+    </w:p>
+    <w:p>
+      <w:pPr>
+        <w:spacing w:line="336" w:lineRule="auto" w:after="180"/>
+        <w:shd w:fill="F5F1FB"/>
+      </w:pPr>
+      <w:r>
+        <w:rPr>
+          <w:b w:val="0"/>
+        </w:rPr>
+        <w:t xml:space="preserve">Draw your project trace and justify the deciding step using </w:t>
+      </w:r>
+      <w:r>
+        <w:rPr>
+          <w:b/>
+        </w:rPr>
+        <w:t>evidence</w:t>
+      </w:r>
+      <w:r>
+        <w:rPr>
+          <w:b w:val="0"/>
+        </w:rPr>
+        <w:t>.</w:t>
+      </w:r>
+    </w:p>
+    <w:p>
+      <w:pPr>
+        <w:pStyle w:val="Heading3"/>
+      </w:pPr>
+      <w:r>
+        <w:t>Discuss while showing the picture</w:t>
+      </w:r>
+    </w:p>
+    <w:p>
+      <w:pPr>
+        <w:spacing w:line="336" w:lineRule="auto" w:after="180"/>
+        <w:shd w:fill="F1F6F8"/>
+      </w:pPr>
+      <w:r>
+        <w:rPr>
+          <w:b w:val="0"/>
+        </w:rPr>
+        <w:t xml:space="preserve">Teacher prompt: Draw your project trace and justify the deciding step using </w:t>
+      </w:r>
+      <w:r>
+        <w:rPr>
+          <w:b/>
+        </w:rPr>
+        <w:t>evidence</w:t>
+      </w:r>
+      <w:r>
+        <w:rPr>
+          <w:b w:val="0"/>
+        </w:rPr>
+        <w:t>. Ask learners to describe one label or arrow in ordinary words. Use the adjacent transcript if the image is difficult to see.</w:t>
+      </w:r>
+    </w:p>
+    <w:p>
+      <w:pPr>
+        <w:spacing w:line="336" w:lineRule="auto" w:after="180"/>
+        <w:shd w:fill="F1F6F8"/>
+      </w:pPr>
+      <w:r>
+        <w:rPr>
+          <w:b w:val="0"/>
+        </w:rPr>
+        <w:t>Supported practice key: The authorised revision service receives the note. The stated learner and teacher can retrieve its text. Send revision counts without copying private notes.</w:t>
+      </w:r>
+    </w:p>
+    <w:p>
+      <w:pPr>
+        <w:spacing w:line="336" w:lineRule="auto" w:after="180"/>
+        <w:shd w:fill="F1F6F8"/>
+      </w:pPr>
+      <w:r>
+        <w:rPr>
+          <w:b w:val="0"/>
+        </w:rPr>
+        <w:t>Changed case: Flag the unapproved content path and remove it from the design. Its count-only purpose does not grant note-reading permission. Tiny-group counts can remain identifying, so minimise and review them too.</w:t>
       </w:r>
     </w:p>
     <w:sectPr>

--- a/downloads/teacher/ai-6-week-30.docx
+++ b/downloads/teacher/ai-6-week-30.docx
@@ -143,7 +143,7 @@
           </w:tcPr>
           <w:p>
             <w:r>
-              <w:t>Sections 1–6; record the brief recall in the workbook.</w:t>
+              <w:t>Use Your mission, Notice the evidence, See how it works, Words that unlock the idea and Follow a worked example; record recall in the workbook.</w:t>
             </w:r>
           </w:p>
         </w:tc>
@@ -175,7 +175,7 @@
           </w:tcPr>
           <w:p>
             <w:r>
-              <w:t>Sections 7–10; use the matching workbook W2 and misconception check.</w:t>
+              <w:t>Use Find and repair a mistake, Practise together and Build your understanding; use the matching workbook W2 and Individual reasoning check.</w:t>
             </w:r>
           </w:p>
         </w:tc>
@@ -207,7 +207,7 @@
           </w:tcPr>
           <w:p>
             <w:r>
-              <w:t>Sections 9 and 11–14. Give extra time to finish the full task set; use Section 15 when the week includes a coding lab.</w:t>
+              <w:t>Use Run the investigation, Connect your project and Try a new case independently. Allow extra time for the full task set. When code is supplied, use the examples in See how it works or Follow a worked example and the browser lab in Supported practice, repair and portfolio.</w:t>
             </w:r>
           </w:p>
         </w:tc>
@@ -456,7 +456,7 @@
         <w:rPr>
           <w:b w:val="0"/>
         </w:rPr>
-        <w:t>Version v2 writes schema2. Version v1 reads only schema1. A rollback to v1 after v2 writes data cannot safely proceed without migration or a compatible reader.</w:t>
+        <w:t>Version v2 writes schema 2. Version v1 reads only schema 1. A rollback to v1 after v2 writes data cannot safely proceed without migration or a compatible reader.</w:t>
       </w:r>
     </w:p>
     <w:p>
@@ -2022,7 +2022,7 @@
         <w:rPr>
           <w:b w:val="0"/>
         </w:rPr>
-        <w:t xml:space="preserve">Use the worked example in Sections 3 and 6. Collect a </w:t>
+        <w:t xml:space="preserve">Use See how it works and Follow a worked example. Collect a </w:t>
       </w:r>
       <w:r>
         <w:rPr>
@@ -2459,7 +2459,7 @@
         <w:rPr>
           <w:b w:val="0"/>
         </w:rPr>
-        <w:t xml:space="preserve">Use Section 9 for the </w:t>
+        <w:t xml:space="preserve">Use Run the investigation for the </w:t>
       </w:r>
       <w:r>
         <w:rPr>
@@ -4059,7 +4059,7 @@
           </w:tcPr>
           <w:p>
             <w:r>
-              <w:t>Sections 1–6; record the brief recall in the workbook.</w:t>
+              <w:t>Use Your mission, Notice the evidence, See how it works, Words that unlock the idea and Follow a worked example; record recall in the workbook.</w:t>
             </w:r>
           </w:p>
         </w:tc>
@@ -4091,7 +4091,7 @@
           </w:tcPr>
           <w:p>
             <w:r>
-              <w:t>Sections 7–10; use the matching workbook W2 and misconception check.</w:t>
+              <w:t>Use Find and repair a mistake, Practise together and Build your understanding; use the matching workbook W2 and Individual reasoning check.</w:t>
             </w:r>
           </w:p>
         </w:tc>
@@ -4123,7 +4123,7 @@
           </w:tcPr>
           <w:p>
             <w:r>
-              <w:t>Sections 9 and 11–14. Give extra time to finish the full task set; use Section 15 when the week includes a coding lab.</w:t>
+              <w:t>Use Run the investigation, Connect your project and Try a new case independently. Allow extra time for the full task set. When code is supplied, use the examples in See how it works or Follow a worked example and the browser lab in Supported practice, repair and portfolio.</w:t>
             </w:r>
           </w:p>
         </w:tc>

--- a/downloads/teacher/ai-6-week-30.docx
+++ b/downloads/teacher/ai-6-week-30.docx
@@ -25,20 +25,38 @@
         <w:pStyle w:val="Heading1"/>
       </w:pPr>
       <w:r>
-        <w:t>01. Prepare the purpose, prerequisites and materials</w:t>
+        <w:t>Ask where content enters context and which actor may read it.</w:t>
       </w:r>
     </w:p>
     <w:p>
       <w:r>
-        <w:t>Prepare Security and privacy review: check the target, prerequisites, resources and adaptable teaching schedule.</w:t>
+        <w:t>Teach scoped confidentiality tests without real private records or complete-audit overclaims.</w:t>
       </w:r>
     </w:p>
     <w:p>
-      <w:pPr>
-        <w:pStyle w:val="Heading3"/>
-      </w:pPr>
-      <w:r>
-        <w:t>Teach the learning cycle</w:t>
+      <w:r>
+        <w:t>Model direct/cache mismatch → gate before lookup → inspect assigned-note access/counts → assess export bypass → record untested paths.</w:t>
+      </w:r>
+    </w:p>
+    <w:p>
+      <w:pPr>
+        <w:pStyle w:val="Heading1"/>
+      </w:pPr>
+      <w:r>
+        <w:t>01. Prepare the connected service investigation</w:t>
+      </w:r>
+    </w:p>
+    <w:p>
+      <w:r>
+        <w:t>Keep modelling, shared practice and independent evidence distinct.</w:t>
+      </w:r>
+    </w:p>
+    <w:p>
+      <w:pPr>
+        <w:pStyle w:val="Heading2"/>
+      </w:pPr>
+      <w:r>
+        <w:t>Target and main teaching plan</w:t>
       </w:r>
     </w:p>
     <w:p>
@@ -249,18 +267,21 @@
     </w:p>
     <w:p>
       <w:pPr>
-        <w:pStyle w:val="Heading3"/>
-      </w:pPr>
-      <w:r>
-        <w:t>Retrieval answer guidance</w:t>
+        <w:pStyle w:val="Heading2"/>
+      </w:pPr>
+      <w:r>
+        <w:t>Preparation and prerequisite</w:t>
       </w:r>
     </w:p>
     <w:p>
       <w:pPr>
-        <w:pStyle w:val="Heading3"/>
-      </w:pPr>
-      <w:r>
-        <w:t>Performance and cost experiments</w:t>
+        <w:spacing w:line="336" w:lineRule="auto" w:after="180"/>
+      </w:pPr>
+      <w:r>
+        <w:rPr>
+          <w:b w:val="0"/>
+        </w:rPr>
+        <w:t>Lesson and workbook; paper and pencil</w:t>
       </w:r>
     </w:p>
     <w:p>
@@ -271,7 +292,7 @@
         <w:rPr>
           <w:b w:val="0"/>
         </w:rPr>
-        <w:t>Without opening the old lesson, explain one key idea from Performance and cost experiments. Give an example and a mistake that the idea helps you avoid.</w:t>
+        <w:t>Calculator and optional local Python 3 for arithmetic; no live API or private data</w:t>
       </w:r>
     </w:p>
     <w:p>
@@ -282,19 +303,7 @@
         <w:rPr>
           <w:b w:val="0"/>
         </w:rPr>
-        <w:t xml:space="preserve">Look for: Explain the </w:t>
-      </w:r>
-      <w:r>
-        <w:rPr>
-          <w:b/>
-        </w:rPr>
-        <w:t>mechanism</w:t>
-      </w:r>
-      <w:r>
-        <w:rPr>
-          <w:b w:val="0"/>
-        </w:rPr>
-        <w:t xml:space="preserve"> and terminology of performance and cost experiments</w:t>
+        <w:t>Prepare the fresh retry separately and withhold its solution until after collection</w:t>
       </w:r>
     </w:p>
     <w:p>
@@ -305,7 +314,31 @@
         <w:rPr>
           <w:b w:val="0"/>
         </w:rPr>
-        <w:t>Reference example, not the only acceptable wording: Teacher explanation: Performance experiments compare matched workloads with declared timing boundaries and quality constraints. Averages can hide slow cases.</w:t>
+        <w:t xml:space="preserve">A result depends on the </w:t>
+      </w:r>
+      <w:r>
+        <w:rPr>
+          <w:b/>
+        </w:rPr>
+        <w:t>input</w:t>
+      </w:r>
+      <w:r>
+        <w:rPr>
+          <w:b w:val="0"/>
+        </w:rPr>
+        <w:t xml:space="preserve">s, procedure and conditions that produced it. Preserve data roles and distinguish observed outcomes from </w:t>
+      </w:r>
+      <w:r>
+        <w:rPr>
+          <w:b/>
+        </w:rPr>
+        <w:t>prediction</w:t>
+      </w:r>
+      <w:r>
+        <w:rPr>
+          <w:b w:val="0"/>
+        </w:rPr>
+        <w:t>s or unmeasured conditions.</w:t>
       </w:r>
     </w:p>
     <w:p>
@@ -316,15 +349,15 @@
         <w:rPr>
           <w:b w:val="0"/>
         </w:rPr>
-        <w:t>Use the same cases and environment; record every duration and success. For a simple median sort values and average the middle pair for even counts. Keep failed requests visible.</w:t>
+        <w:t>If the prior concept cannot be explained, use a short retrieval activity before this chapter.</w:t>
       </w:r>
     </w:p>
     <w:p>
       <w:pPr>
-        <w:pStyle w:val="Heading3"/>
-      </w:pPr>
-      <w:r>
-        <w:t>Human escalation workflows</w:t>
+        <w:pStyle w:val="Heading2"/>
+      </w:pPr>
+      <w:r>
+        <w:t>Opening retrieval</w:t>
       </w:r>
     </w:p>
     <w:p>
@@ -335,7 +368,7 @@
         <w:rPr>
           <w:b w:val="0"/>
         </w:rPr>
-        <w:t>Without opening the old lesson, explain one key idea from Human escalation workflows. Give an example and a mistake that the idea helps you avoid.</w:t>
+        <w:t>Without opening the old lesson, explain one key idea from Performance and cost experiments. Give an example and a mistake that the idea helps you avoid.</w:t>
       </w:r>
     </w:p>
     <w:p>
@@ -358,7 +391,7 @@
         <w:rPr>
           <w:b w:val="0"/>
         </w:rPr>
-        <w:t xml:space="preserve"> and terminology of human escalation workflows</w:t>
+        <w:t xml:space="preserve"> and terminology of performance and cost experiments</w:t>
       </w:r>
     </w:p>
     <w:p>
@@ -369,7 +402,7 @@
         <w:rPr>
           <w:b w:val="0"/>
         </w:rPr>
-        <w:t>Reference example, not the only acceptable wording: Teacher explanation: Escalation routes unresolved decisions to an authorised person with sufficient context. It must define owner, deadline and fallback.</w:t>
+        <w:t>Reference example, not the only acceptable wording: Teacher explanation: Performance experiments compare matched workloads with declared timing boundaries and quality constraints. Averages can hide slow cases.</w:t>
       </w:r>
     </w:p>
     <w:p>
@@ -380,15 +413,18 @@
         <w:rPr>
           <w:b w:val="0"/>
         </w:rPr>
-        <w:t>Toy workflow routes conflicting room approval to coordinator with source IDs and requested decision. While awaiting review the assistant returns needs_review and performs no booking.</w:t>
+        <w:t>Use the same cases and environment; record every duration and success. For a simple median sort values and average the middle pair for even counts. Keep failed requests visible.</w:t>
       </w:r>
     </w:p>
     <w:p>
       <w:pPr>
-        <w:pStyle w:val="Heading3"/>
-      </w:pPr>
-      <w:r>
-        <w:t>Release and rollback</w:t>
+        <w:spacing w:line="336" w:lineRule="auto" w:after="180"/>
+      </w:pPr>
+      <w:r>
+        <w:rPr>
+          <w:b w:val="0"/>
+        </w:rPr>
+        <w:t>Without opening the old lesson, explain one key idea from Human escalation workflows. Give an example and a mistake that the idea helps you avoid.</w:t>
       </w:r>
     </w:p>
     <w:p>
@@ -399,7 +435,19 @@
         <w:rPr>
           <w:b w:val="0"/>
         </w:rPr>
-        <w:t>Without opening the old lesson, explain one key idea from Release and rollback. Give an example and a mistake that the idea helps you avoid.</w:t>
+        <w:t xml:space="preserve">Look for: Explain the </w:t>
+      </w:r>
+      <w:r>
+        <w:rPr>
+          <w:b/>
+        </w:rPr>
+        <w:t>mechanism</w:t>
+      </w:r>
+      <w:r>
+        <w:rPr>
+          <w:b w:val="0"/>
+        </w:rPr>
+        <w:t xml:space="preserve"> and terminology of human escalation workflows</w:t>
       </w:r>
     </w:p>
     <w:p>
@@ -410,19 +458,7 @@
         <w:rPr>
           <w:b w:val="0"/>
         </w:rPr>
-        <w:t xml:space="preserve">Look for: Explain the </w:t>
-      </w:r>
-      <w:r>
-        <w:rPr>
-          <w:b/>
-        </w:rPr>
-        <w:t>mechanism</w:t>
-      </w:r>
-      <w:r>
-        <w:rPr>
-          <w:b w:val="0"/>
-        </w:rPr>
-        <w:t xml:space="preserve"> and terminology of release and rollback</w:t>
+        <w:t>Reference example, not the only acceptable wording: Teacher explanation: Escalation routes unresolved decisions to an authorised person with sufficient context. It must define owner, deadline and fallback.</w:t>
       </w:r>
     </w:p>
     <w:p>
@@ -433,19 +469,7 @@
         <w:rPr>
           <w:b w:val="0"/>
         </w:rPr>
-        <w:t xml:space="preserve">Reference example, not the only acceptable wording: Teacher explanation: Release records bind code, configuration, data schema and evaluation </w:t>
-      </w:r>
-      <w:r>
-        <w:rPr>
-          <w:b/>
-        </w:rPr>
-        <w:t>evidence</w:t>
-      </w:r>
-      <w:r>
-        <w:rPr>
-          <w:b w:val="0"/>
-        </w:rPr>
-        <w:t>. Rollback requires compatibility with the current stored data.</w:t>
+        <w:t>Toy workflow routes conflicting room approval to coordinator with source IDs and requested decision. While awaiting review the assistant returns needs_review and performs no booking.</w:t>
       </w:r>
     </w:p>
     <w:p>
@@ -456,7 +480,7 @@
         <w:rPr>
           <w:b w:val="0"/>
         </w:rPr>
-        <w:t>Version v2 writes schema 2. Version v1 reads only schema 1. A rollback to v1 after v2 writes data cannot safely proceed without migration or a compatible reader.</w:t>
+        <w:t>Without opening the old lesson, explain one key idea from Release and rollback. Give an example and a mistake that the idea helps you avoid.</w:t>
       </w:r>
     </w:p>
     <w:p>
@@ -467,19 +491,19 @@
         <w:rPr>
           <w:b w:val="0"/>
         </w:rPr>
-        <w:t xml:space="preserve">Two 45-minute sessions. Security and </w:t>
+        <w:t xml:space="preserve">Look for: Explain the </w:t>
       </w:r>
       <w:r>
         <w:rPr>
           <w:b/>
         </w:rPr>
-        <w:t>privacy review</w:t>
+        <w:t>mechanism</w:t>
       </w:r>
       <w:r>
         <w:rPr>
           <w:b w:val="0"/>
         </w:rPr>
-        <w:t xml:space="preserve"> checks assets, actors, data flows and permissions against explicit threats. A clean happy path does not test misuse.</w:t>
+        <w:t xml:space="preserve"> and terminology of release and rollback</w:t>
       </w:r>
     </w:p>
     <w:p>
@@ -490,19 +514,19 @@
         <w:rPr>
           <w:b w:val="0"/>
         </w:rPr>
-        <w:t xml:space="preserve">Use the supplied constructed scenarios to make the </w:t>
+        <w:t xml:space="preserve">Reference example, not the only acceptable wording: Teacher explanation: Release records bind code, configuration, data schema and evaluation </w:t>
       </w:r>
       <w:r>
         <w:rPr>
           <w:b/>
         </w:rPr>
-        <w:t>mechanism</w:t>
+        <w:t>evidence</w:t>
       </w:r>
       <w:r>
         <w:rPr>
           <w:b w:val="0"/>
         </w:rPr>
-        <w:t xml:space="preserve"> inspectable. Collect W4 before sharing solutions.</w:t>
+        <w:t>. Rollback requires compatibility with the current stored data.</w:t>
       </w:r>
     </w:p>
     <w:p>
@@ -513,27 +537,15 @@
         <w:rPr>
           <w:b w:val="0"/>
         </w:rPr>
-        <w:t xml:space="preserve">Students should name intermediate </w:t>
-      </w:r>
-      <w:r>
-        <w:rPr>
-          <w:b/>
-        </w:rPr>
-        <w:t>evidence</w:t>
-      </w:r>
-      <w:r>
-        <w:rPr>
-          <w:b w:val="0"/>
-        </w:rPr>
-        <w:t xml:space="preserve"> and limitations; classroom pacing and learning effectiveness remain unvalidated.</w:t>
+        <w:t>Version v2 writes schema 2. Version v1 reads only schema 1. A rollback to v1 after v2 writes data cannot safely proceed without migration or a compatible reader.</w:t>
       </w:r>
     </w:p>
     <w:p>
       <w:pPr>
-        <w:pStyle w:val="Heading3"/>
-      </w:pPr>
-      <w:r>
-        <w:t>Outcomes</w:t>
+        <w:pStyle w:val="Heading2"/>
+      </w:pPr>
+      <w:r>
+        <w:t>Pictured end goal</w:t>
       </w:r>
     </w:p>
     <w:p>
@@ -544,47 +556,35 @@
         <w:rPr>
           <w:b w:val="0"/>
         </w:rPr>
-        <w:t xml:space="preserve">Explain the </w:t>
+        <w:t xml:space="preserve">Explain security and </w:t>
       </w:r>
       <w:r>
         <w:rPr>
           <w:b/>
         </w:rPr>
-        <w:t>mechanism</w:t>
+        <w:t>privacy review</w:t>
       </w:r>
       <w:r>
         <w:rPr>
           <w:b w:val="0"/>
         </w:rPr>
-        <w:t xml:space="preserve"> and terminology of security and </w:t>
-      </w:r>
-      <w:r>
-        <w:rPr>
-          <w:b/>
-        </w:rPr>
-        <w:t>privacy review</w:t>
+        <w:t xml:space="preserve"> using the deciding step in this fictional service.</w:t>
       </w:r>
     </w:p>
     <w:p>
       <w:pPr>
-        <w:spacing w:line="336" w:lineRule="auto" w:after="180"/>
-      </w:pPr>
-      <w:r>
-        <w:rPr>
-          <w:b w:val="0"/>
-        </w:rPr>
-        <w:t>Apply the stated procedure to a new case with a traceable result</w:t>
+        <w:pStyle w:val="Heading2"/>
+      </w:pPr>
+      <w:r>
+        <w:t>Earlier wording, alternatives and picture transcripts · reference / check after trying</w:t>
       </w:r>
     </w:p>
     <w:p>
       <w:pPr>
-        <w:spacing w:line="336" w:lineRule="auto" w:after="180"/>
-      </w:pPr>
-      <w:r>
-        <w:rPr>
-          <w:b w:val="0"/>
-        </w:rPr>
-        <w:t>Identify an assumption or limitation and design a revealing follow-up</w:t>
+        <w:pStyle w:val="Heading3"/>
+      </w:pPr>
+      <w:r>
+        <w:t>Teach the learning cycle</w:t>
       </w:r>
     </w:p>
     <w:p>
@@ -592,83 +592,86 @@
         <w:pStyle w:val="Heading3"/>
       </w:pPr>
       <w:r>
-        <w:t>Preparation</w:t>
+        <w:t>Retrieval answer guidance</w:t>
       </w:r>
     </w:p>
     <w:p>
       <w:pPr>
-        <w:spacing w:line="336" w:lineRule="auto" w:after="180"/>
-      </w:pPr>
-      <w:r>
-        <w:rPr>
-          <w:b w:val="0"/>
-        </w:rPr>
-        <w:t>Lesson and workbook; paper and pencil</w:t>
+        <w:pStyle w:val="Heading3"/>
+      </w:pPr>
+      <w:r>
+        <w:t>Performance and cost experiments</w:t>
       </w:r>
     </w:p>
     <w:p>
       <w:pPr>
-        <w:spacing w:line="336" w:lineRule="auto" w:after="180"/>
-      </w:pPr>
-      <w:r>
-        <w:rPr>
-          <w:b w:val="0"/>
-        </w:rPr>
-        <w:t>Calculator and optional local Python 3 for arithmetic; no live API or private data</w:t>
+        <w:pStyle w:val="Heading3"/>
+      </w:pPr>
+      <w:r>
+        <w:t>Human escalation workflows</w:t>
       </w:r>
     </w:p>
     <w:p>
       <w:pPr>
-        <w:spacing w:line="336" w:lineRule="auto" w:after="180"/>
-      </w:pPr>
-      <w:r>
-        <w:rPr>
-          <w:b w:val="0"/>
-        </w:rPr>
-        <w:t>Prepare the fresh retry separately and withhold its solution until after collection</w:t>
+        <w:pStyle w:val="Heading3"/>
+      </w:pPr>
+      <w:r>
+        <w:t>Release and rollback</w:t>
       </w:r>
     </w:p>
     <w:p>
       <w:pPr>
-        <w:pStyle w:val="Heading3"/>
-      </w:pPr>
-      <w:r>
-        <w:t>Prerequisite answer</w:t>
+        <w:spacing w:line="336" w:lineRule="auto" w:after="180"/>
+      </w:pPr>
+      <w:r>
+        <w:rPr>
+          <w:b w:val="0"/>
+        </w:rPr>
+        <w:t xml:space="preserve">Use the three-session teaching cycle above, with extra time as needed. Security and </w:t>
+      </w:r>
+      <w:r>
+        <w:rPr>
+          <w:b/>
+        </w:rPr>
+        <w:t>privacy review</w:t>
+      </w:r>
+      <w:r>
+        <w:rPr>
+          <w:b w:val="0"/>
+        </w:rPr>
+        <w:t xml:space="preserve"> checks assets, actors, data flows and permissions against explicit threats. A clean happy path does not test misuse. Use the supplied constructed scenarios to make the </w:t>
+      </w:r>
+      <w:r>
+        <w:rPr>
+          <w:b/>
+        </w:rPr>
+        <w:t>mechanism</w:t>
+      </w:r>
+      <w:r>
+        <w:rPr>
+          <w:b w:val="0"/>
+        </w:rPr>
+        <w:t xml:space="preserve"> inspectable. Collect W4 before sharing solutions. Students should name intermediate </w:t>
+      </w:r>
+      <w:r>
+        <w:rPr>
+          <w:b/>
+        </w:rPr>
+        <w:t>evidence</w:t>
+      </w:r>
+      <w:r>
+        <w:rPr>
+          <w:b w:val="0"/>
+        </w:rPr>
+        <w:t xml:space="preserve"> and limitations; classroom pacing and learning effectiveness remain unvalidated.</w:t>
       </w:r>
     </w:p>
     <w:p>
       <w:pPr>
-        <w:spacing w:line="336" w:lineRule="auto" w:after="180"/>
-      </w:pPr>
-      <w:r>
-        <w:rPr>
-          <w:b w:val="0"/>
-        </w:rPr>
-        <w:t xml:space="preserve">A result depends on the </w:t>
-      </w:r>
-      <w:r>
-        <w:rPr>
-          <w:b/>
-        </w:rPr>
-        <w:t>input</w:t>
-      </w:r>
-      <w:r>
-        <w:rPr>
-          <w:b w:val="0"/>
-        </w:rPr>
-        <w:t xml:space="preserve">s, procedure and conditions that produced it. Preserve data roles and distinguish observed outcomes from </w:t>
-      </w:r>
-      <w:r>
-        <w:rPr>
-          <w:b/>
-        </w:rPr>
-        <w:t>prediction</w:t>
-      </w:r>
-      <w:r>
-        <w:rPr>
-          <w:b w:val="0"/>
-        </w:rPr>
-        <w:t>s or unmeasured conditions.</w:t>
+        <w:pStyle w:val="Heading3"/>
+      </w:pPr>
+      <w:r>
+        <w:t>Outcomes</w:t>
       </w:r>
     </w:p>
     <w:p>
@@ -679,15 +682,36 @@
         <w:rPr>
           <w:b w:val="0"/>
         </w:rPr>
-        <w:t>If the prior concept cannot be explained, use a short retrieval activity before this chapter.</w:t>
+        <w:t xml:space="preserve">Explain the </w:t>
+      </w:r>
+      <w:r>
+        <w:rPr>
+          <w:b/>
+        </w:rPr>
+        <w:t>mechanism</w:t>
+      </w:r>
+      <w:r>
+        <w:rPr>
+          <w:b w:val="0"/>
+        </w:rPr>
+        <w:t xml:space="preserve"> and terminology of security and </w:t>
+      </w:r>
+      <w:r>
+        <w:rPr>
+          <w:b/>
+        </w:rPr>
+        <w:t>privacy review</w:t>
       </w:r>
     </w:p>
     <w:p>
       <w:pPr>
-        <w:pStyle w:val="Heading3"/>
-      </w:pPr>
-      <w:r>
-        <w:t>End goal for the pictorial case</w:t>
+        <w:spacing w:line="336" w:lineRule="auto" w:after="180"/>
+      </w:pPr>
+      <w:r>
+        <w:rPr>
+          <w:b w:val="0"/>
+        </w:rPr>
+        <w:t>Apply the stated procedure to a new case with a traceable result</w:t>
       </w:r>
     </w:p>
     <w:p>
@@ -698,43 +722,31 @@
         <w:rPr>
           <w:b w:val="0"/>
         </w:rPr>
-        <w:t xml:space="preserve">Explain security and </w:t>
-      </w:r>
-      <w:r>
-        <w:rPr>
-          <w:b/>
-        </w:rPr>
-        <w:t>privacy review</w:t>
-      </w:r>
-      <w:r>
-        <w:rPr>
-          <w:b w:val="0"/>
-        </w:rPr>
-        <w:t xml:space="preserve"> using the deciding step in this fictional service.</w:t>
+        <w:t>Identify an assumption or limitation and design a revealing follow-up</w:t>
       </w:r>
     </w:p>
     <w:p>
       <w:pPr>
-        <w:spacing w:line="336" w:lineRule="auto" w:after="180"/>
-      </w:pPr>
-      <w:r>
-        <w:rPr>
-          <w:b w:val="0"/>
-        </w:rPr>
-        <w:t>This added worked case illustrates the week’s main idea. Retain all original and connected topics; schedule its practice within the teaching cycle.</w:t>
+        <w:pStyle w:val="Heading3"/>
+      </w:pPr>
+      <w:r>
+        <w:t>Preparation</w:t>
       </w:r>
     </w:p>
     <w:p>
       <w:pPr>
-        <w:pStyle w:val="Heading1"/>
-      </w:pPr>
-      <w:r>
-        <w:t>02. Explain and model the mechanism</w:t>
+        <w:pStyle w:val="Heading3"/>
+      </w:pPr>
+      <w:r>
+        <w:t>Prerequisite answer</w:t>
       </w:r>
     </w:p>
     <w:p>
-      <w:r>
-        <w:t>Model Security and privacy review using the supplied case, labelled mechanism and reasoning. Make the scope of each conclusion explicit.</w:t>
+      <w:pPr>
+        <w:pStyle w:val="Heading3"/>
+      </w:pPr>
+      <w:r>
+        <w:t>End goal for the pictorial case</w:t>
       </w:r>
     </w:p>
     <w:p>
@@ -745,49 +757,28 @@
         <w:rPr>
           <w:b w:val="0"/>
         </w:rPr>
-        <w:t xml:space="preserve">Security and </w:t>
-      </w:r>
-      <w:r>
-        <w:rPr>
-          <w:b/>
-        </w:rPr>
-        <w:t>privacy review</w:t>
-      </w:r>
-      <w:r>
-        <w:rPr>
-          <w:b w:val="0"/>
-        </w:rPr>
-        <w:t xml:space="preserve"> checks assets, actors, data flows and permissions against explicit threats. A clean happy path does not test misuse.</w:t>
+        <w:t>This added worked case illustrates the week’s main idea. Retain all original and connected topics; schedule its practice within the teaching cycle.</w:t>
       </w:r>
     </w:p>
     <w:p>
       <w:pPr>
-        <w:pStyle w:val="Heading3"/>
-      </w:pPr>
-      <w:r>
-        <w:t>Explain Security and privacy review · 1</w:t>
+        <w:pStyle w:val="Heading1"/>
+      </w:pPr>
+      <w:r>
+        <w:t>02. Teach confidentiality across paths and minimized secondary use</w:t>
       </w:r>
     </w:p>
     <w:p>
-      <w:pPr>
-        <w:spacing w:line="336" w:lineRule="auto" w:after="180"/>
-      </w:pPr>
-      <w:r>
-        <w:rPr>
-          <w:b w:val="0"/>
-        </w:rPr>
-        <w:t>Begin by writing the question the procedure is intended to answer. Identify the information already supplied, the information it will produce and the information still missing.</w:t>
+      <w:r>
+        <w:t>Inspect content entry into context as well as final output.</w:t>
       </w:r>
     </w:p>
     <w:p>
       <w:pPr>
-        <w:spacing w:line="336" w:lineRule="auto" w:after="180"/>
-      </w:pPr>
-      <w:r>
-        <w:rPr>
-          <w:b w:val="0"/>
-        </w:rPr>
-        <w:t>These are constructed classroom examples; they do not require live accounts, private records or an external service. Do not treat a plausible explanation as a measured outcome.</w:t>
+        <w:pStyle w:val="Heading2"/>
+      </w:pPr>
+      <w:r>
+        <w:t>Definitions and complete fictional access contract</w:t>
       </w:r>
     </w:p>
     <w:p>
@@ -798,15 +789,1371 @@
         <w:rPr>
           <w:b w:val="0"/>
         </w:rPr>
-        <w:t>For the classroom service identify restricted guides, session secrets and student content. Test denied roles, unexpected fields, source injection and minimised logging without real credentials.</w:t>
+        <w:t xml:space="preserve">Security and </w:t>
+      </w:r>
+      <w:r>
+        <w:rPr>
+          <w:b/>
+        </w:rPr>
+        <w:t>privacy review</w:t>
+      </w:r>
+      <w:r>
+        <w:rPr>
+          <w:b w:val="0"/>
+        </w:rPr>
+        <w:t xml:space="preserve"> checks assets, actors, data flows and permissions against explicit threats. A clean happy path does not test misuse.</w:t>
       </w:r>
     </w:p>
     <w:p>
       <w:pPr>
+        <w:spacing w:line="336" w:lineRule="auto" w:after="180"/>
+      </w:pPr>
+      <w:r>
+        <w:rPr>
+          <w:b w:val="0"/>
+        </w:rPr>
+        <w:t>For the classroom service identify restricted guides, session secrets and student content. Test denied roles, unexpected fields, source injection and minimised logging without real credentials.</w:t>
+      </w:r>
+    </w:p>
+    <w:tbl>
+      <w:tblPr>
+        <w:tblStyle w:val="LightShading-Accent1"/>
+        <w:tblW w:type="auto" w:w="0"/>
+        <w:tblLook w:firstColumn="1" w:firstRow="1" w:lastColumn="0" w:lastRow="0" w:noHBand="0" w:noVBand="1" w:val="04A0"/>
+      </w:tblPr>
+      <w:tblGrid>
+        <w:gridCol w:w="5112"/>
+        <w:gridCol w:w="5112"/>
+      </w:tblGrid>
+      <w:tr>
+        <w:trPr>
+          <w:tblHeader/>
+        </w:trPr>
+        <w:tc>
+          <w:tcPr>
+            <w:tcW w:type="dxa" w:w="5112"/>
+          </w:tcPr>
+          <w:p>
+            <w:r>
+              <w:t>Asset/path</w:t>
+            </w:r>
+          </w:p>
+        </w:tc>
+        <w:tc>
+          <w:tcPr>
+            <w:tcW w:type="dxa" w:w="5112"/>
+          </w:tcPr>
+          <w:p>
+            <w:r>
+              <w:t>Complete fictional classroom policy</w:t>
+            </w:r>
+          </w:p>
+        </w:tc>
+      </w:tr>
+      <w:tr>
+        <w:tc>
+          <w:tcPr>
+            <w:tcW w:type="dxa" w:w="5112"/>
+          </w:tcPr>
+          <w:p>
+            <w:r>
+              <w:t>Main restricted guide</w:t>
+            </w:r>
+          </w:p>
+        </w:tc>
+        <w:tc>
+          <w:tcPr>
+            <w:tcW w:type="dxa" w:w="5112"/>
+          </w:tcPr>
+          <w:p>
+            <w:r>
+              <w:t>G1 contains an obvious fictional marker; teacher-1 may read, learner-1 may not</w:t>
+            </w:r>
+          </w:p>
+        </w:tc>
+      </w:tr>
+      <w:tr>
+        <w:tc>
+          <w:tcPr>
+            <w:tcW w:type="dxa" w:w="5112"/>
+          </w:tcPr>
+          <w:p>
+            <w:r>
+              <w:t>Trusted identity fixture</w:t>
+            </w:r>
+          </w:p>
+        </w:tc>
+        <w:tc>
+          <w:tcPr>
+            <w:tcW w:type="dxa" w:w="5112"/>
+          </w:tcPr>
+          <w:p>
+            <w:r>
+              <w:t>Actor/role registry supplied by harness; request-body role claims do not grant access</w:t>
+            </w:r>
+          </w:p>
+        </w:tc>
+      </w:tr>
+      <w:tr>
+        <w:tc>
+          <w:tcPr>
+            <w:tcW w:type="dxa" w:w="5112"/>
+          </w:tcPr>
+          <w:p>
+            <w:r>
+              <w:t>Main read routes</w:t>
+            </w:r>
+          </w:p>
+        </w:tc>
+        <w:tc>
+          <w:tcPr>
+            <w:tcW w:type="dxa" w:w="5112"/>
+          </w:tcPr>
+          <w:p>
+            <w:r>
+              <w:t>Direct and cache must apply the same trusted access gate before content lookup/context</w:t>
+            </w:r>
+          </w:p>
+        </w:tc>
+      </w:tr>
+      <w:tr>
+        <w:tc>
+          <w:tcPr>
+            <w:tcW w:type="dxa" w:w="5112"/>
+          </w:tcPr>
+          <w:p>
+            <w:r>
+              <w:t>Broken route illustration</w:t>
+            </w:r>
+          </w:p>
+        </w:tc>
+        <w:tc>
+          <w:tcPr>
+            <w:tcW w:type="dxa" w:w="5112"/>
+          </w:tcPr>
+          <w:p>
+            <w:r>
+              <w:t>Teacher guide is stored under a query-only student-accessible cache key</w:t>
+            </w:r>
+          </w:p>
+        </w:tc>
+      </w:tr>
+      <w:tr>
+        <w:tc>
+          <w:tcPr>
+            <w:tcW w:type="dxa" w:w="5112"/>
+          </w:tcPr>
+          <w:p>
+            <w:r>
+              <w:t>Repaired cache</w:t>
+            </w:r>
+          </w:p>
+        </w:tc>
+        <w:tc>
+          <w:tcPr>
+            <w:tcW w:type="dxa" w:w="5112"/>
+          </w:tcPr>
+          <w:p>
+            <w:r>
+              <w:t>Scoped teacher key plus current trusted gate; key alone is not authentication</w:t>
+            </w:r>
+          </w:p>
+        </w:tc>
+      </w:tr>
+      <w:tr>
+        <w:tc>
+          <w:tcPr>
+            <w:tcW w:type="dxa" w:w="5112"/>
+          </w:tcPr>
+          <w:p>
+            <w:r>
+              <w:t>Request schema</w:t>
+            </w:r>
+          </w:p>
+        </w:tc>
+        <w:tc>
+          <w:tcPr>
+            <w:tcW w:type="dxa" w:w="5112"/>
+          </w:tcPr>
+          <w:p>
+            <w:r>
+              <w:t>Exactly resource_id; unexpected role or other fields rejected</w:t>
+            </w:r>
+          </w:p>
+        </w:tc>
+      </w:tr>
+      <w:tr>
+        <w:tc>
+          <w:tcPr>
+            <w:tcW w:type="dxa" w:w="5112"/>
+          </w:tcPr>
+          <w:p>
+            <w:r>
+              <w:t>Separate private note N1</w:t>
+            </w:r>
+          </w:p>
+        </w:tc>
+        <w:tc>
+          <w:tcPr>
+            <w:tcW w:type="dxa" w:w="5112"/>
+          </w:tcPr>
+          <w:p>
+            <w:r>
+              <w:t>Text readable only by learner-1 and assigned teacher-1; teacher-2 is not assigned</w:t>
+            </w:r>
+          </w:p>
+        </w:tc>
+      </w:tr>
+      <w:tr>
+        <w:tc>
+          <w:tcPr>
+            <w:tcW w:type="dxa" w:w="5112"/>
+          </w:tcPr>
+          <w:p>
+            <w:r>
+              <w:t>Picture analytics</w:t>
+            </w:r>
+          </w:p>
+        </w:tc>
+        <w:tc>
+          <w:tcPr>
+            <w:tcW w:type="dxa" w:w="5112"/>
+          </w:tcPr>
+          <w:p>
+            <w:r>
+              <w:t>Only revision event kind enters count builder; dashboard gets revision_count, no note text or learner IDs</w:t>
+            </w:r>
+          </w:p>
+        </w:tc>
+      </w:tr>
+      <w:tr>
+        <w:tc>
+          <w:tcPr>
+            <w:tcW w:type="dxa" w:w="5112"/>
+          </w:tcPr>
+          <w:p>
+            <w:r>
+              <w:t>Privacy limit</w:t>
+            </w:r>
+          </w:p>
+        </w:tc>
+        <w:tc>
+          <w:tcPr>
+            <w:tcW w:type="dxa" w:w="5112"/>
+          </w:tcPr>
+          <w:p>
+            <w:r>
+              <w:t>Counts may still identify tiny groups; access, linkability and retention need separate review</w:t>
+            </w:r>
+          </w:p>
+        </w:tc>
+      </w:tr>
+      <w:tr>
+        <w:tc>
+          <w:tcPr>
+            <w:tcW w:type="dxa" w:w="5112"/>
+          </w:tcPr>
+          <w:p>
+            <w:r>
+              <w:t>Scope</w:t>
+            </w:r>
+          </w:p>
+        </w:tc>
+        <w:tc>
+          <w:tcPr>
+            <w:tcW w:type="dxa" w:w="5112"/>
+          </w:tcPr>
+          <w:p>
+            <w:r>
+              <w:t>Fictional local policy/path probes, not a complete security audit, real login or anonymity guarantee</w:t>
+            </w:r>
+          </w:p>
+        </w:tc>
+      </w:tr>
+    </w:tbl>
+    <w:p>
+      <w:pPr>
+        <w:pStyle w:val="Heading2"/>
+      </w:pPr>
+      <w:r>
+        <w:t>Main route ledger and checked reasoning</w:t>
+      </w:r>
+    </w:p>
+    <w:tbl>
+      <w:tblPr>
+        <w:tblStyle w:val="LightShading-Accent1"/>
+        <w:tblW w:type="auto" w:w="0"/>
+        <w:tblLook w:firstColumn="1" w:firstRow="1" w:lastColumn="0" w:lastRow="0" w:noHBand="0" w:noVBand="1" w:val="04A0"/>
+      </w:tblPr>
+      <w:tblGrid>
+        <w:gridCol w:w="3408"/>
+        <w:gridCol w:w="3408"/>
+        <w:gridCol w:w="3408"/>
+      </w:tblGrid>
+      <w:tr>
+        <w:trPr>
+          <w:tblHeader/>
+        </w:trPr>
+        <w:tc>
+          <w:tcPr>
+            <w:tcW w:type="dxa" w:w="3408"/>
+          </w:tcPr>
+          <w:p>
+            <w:r>
+              <w:t>Main declared path/probe</w:t>
+            </w:r>
+          </w:p>
+        </w:tc>
+        <w:tc>
+          <w:tcPr>
+            <w:tcW w:type="dxa" w:w="3408"/>
+          </w:tcPr>
+          <w:p>
+            <w:r>
+              <w:t>Expected result</w:t>
+            </w:r>
+          </w:p>
+        </w:tc>
+        <w:tc>
+          <w:tcPr>
+            <w:tcW w:type="dxa" w:w="3408"/>
+          </w:tcPr>
+          <w:p>
+            <w:r>
+              <w:t>Content-read trace</w:t>
+            </w:r>
+          </w:p>
+        </w:tc>
+      </w:tr>
+      <w:tr>
+        <w:tc>
+          <w:tcPr>
+            <w:tcW w:type="dxa" w:w="3408"/>
+          </w:tcPr>
+          <w:p>
+            <w:r>
+              <w:t>Broken student-accessible query-only cache</w:t>
+            </w:r>
+          </w:p>
+        </w:tc>
+        <w:tc>
+          <w:tcPr>
+            <w:tcW w:type="dxa" w:w="3408"/>
+          </w:tcPr>
+          <w:p>
+            <w:r>
+              <w:t>Contains restricted marker; direct denial cannot repair it</w:t>
+            </w:r>
+          </w:p>
+        </w:tc>
+        <w:tc>
+          <w:tcPr>
+            <w:tcW w:type="dxa" w:w="3408"/>
+          </w:tcPr>
+          <w:p>
+            <w:r>
+              <w:t>Unsafe storage/return path remains</w:t>
+            </w:r>
+          </w:p>
+        </w:tc>
+      </w:tr>
+      <w:tr>
+        <w:tc>
+          <w:tcPr>
+            <w:tcW w:type="dxa" w:w="3408"/>
+          </w:tcPr>
+          <w:p>
+            <w:r>
+              <w:t>Repaired direct route, learner-1 asks G1</w:t>
+            </w:r>
+          </w:p>
+        </w:tc>
+        <w:tc>
+          <w:tcPr>
+            <w:tcW w:type="dxa" w:w="3408"/>
+          </w:tcPr>
+          <w:p>
+            <w:r>
+              <w:t>Denied</w:t>
+            </w:r>
+          </w:p>
+        </w:tc>
+        <w:tc>
+          <w:tcPr>
+            <w:tcW w:type="dxa" w:w="3408"/>
+          </w:tcPr>
+          <w:p>
+            <w:r>
+              <w:t>Empty</w:t>
+            </w:r>
+          </w:p>
+        </w:tc>
+      </w:tr>
+      <w:tr>
+        <w:tc>
+          <w:tcPr>
+            <w:tcW w:type="dxa" w:w="3408"/>
+          </w:tcPr>
+          <w:p>
+            <w:r>
+              <w:t>Repaired cache route, learner-1 asks G1</w:t>
+            </w:r>
+          </w:p>
+        </w:tc>
+        <w:tc>
+          <w:tcPr>
+            <w:tcW w:type="dxa" w:w="3408"/>
+          </w:tcPr>
+          <w:p>
+            <w:r>
+              <w:t>Denied</w:t>
+            </w:r>
+          </w:p>
+        </w:tc>
+        <w:tc>
+          <w:tcPr>
+            <w:tcW w:type="dxa" w:w="3408"/>
+          </w:tcPr>
+          <w:p>
+            <w:r>
+              <w:t>Empty</w:t>
+            </w:r>
+          </w:p>
+        </w:tc>
+      </w:tr>
+      <w:tr>
+        <w:tc>
+          <w:tcPr>
+            <w:tcW w:type="dxa" w:w="3408"/>
+          </w:tcPr>
+          <w:p>
+            <w:r>
+              <w:t>Teacher-1 asks G1 through either repaired route</w:t>
+            </w:r>
+          </w:p>
+        </w:tc>
+        <w:tc>
+          <w:tcPr>
+            <w:tcW w:type="dxa" w:w="3408"/>
+          </w:tcPr>
+          <w:p>
+            <w:r>
+              <w:t>Allowed fictional guide</w:t>
+            </w:r>
+          </w:p>
+        </w:tc>
+        <w:tc>
+          <w:tcPr>
+            <w:tcW w:type="dxa" w:w="3408"/>
+          </w:tcPr>
+          <w:p>
+            <w:r>
+              <w:t>One permitted lookup each</w:t>
+            </w:r>
+          </w:p>
+        </w:tc>
+      </w:tr>
+      <w:tr>
+        <w:tc>
+          <w:tcPr>
+            <w:tcW w:type="dxa" w:w="3408"/>
+          </w:tcPr>
+          <w:p>
+            <w:r>
+              <w:t>Learner request adds role=teacher</w:t>
+            </w:r>
+          </w:p>
+        </w:tc>
+        <w:tc>
+          <w:tcPr>
+            <w:tcW w:type="dxa" w:w="3408"/>
+          </w:tcPr>
+          <w:p>
+            <w:r>
+              <w:t>Invalid input; no authority upgrade</w:t>
+            </w:r>
+          </w:p>
+        </w:tc>
+        <w:tc>
+          <w:tcPr>
+            <w:tcW w:type="dxa" w:w="3408"/>
+          </w:tcPr>
+          <w:p>
+            <w:r>
+              <w:t>No added lookup</w:t>
+            </w:r>
+          </w:p>
+        </w:tc>
+      </w:tr>
+      <w:tr>
+        <w:tc>
+          <w:tcPr>
+            <w:tcW w:type="dxa" w:w="3408"/>
+          </w:tcPr>
+          <w:p>
+            <w:r>
+              <w:t>Unknown trusted actor</w:t>
+            </w:r>
+          </w:p>
+        </w:tc>
+        <w:tc>
+          <w:tcPr>
+            <w:tcW w:type="dxa" w:w="3408"/>
+          </w:tcPr>
+          <w:p>
+            <w:r>
+              <w:t>Denied</w:t>
+            </w:r>
+          </w:p>
+        </w:tc>
+        <w:tc>
+          <w:tcPr>
+            <w:tcW w:type="dxa" w:w="3408"/>
+          </w:tcPr>
+          <w:p>
+            <w:r>
+              <w:t>No added lookup</w:t>
+            </w:r>
+          </w:p>
+        </w:tc>
+      </w:tr>
+    </w:tbl>
+    <w:p>
+      <w:pPr>
+        <w:spacing w:line="336" w:lineRule="auto" w:after="180"/>
+      </w:pPr>
+      <w:r>
+        <w:rPr>
+          <w:b w:val="0"/>
+        </w:rPr>
+        <w:t>Main direct denial does not protect a guide copied into a student-accessible cache. Both repaired direct/cache routes gate trusted actor before lookup: learner denied with empty read trace, teacher-1 allowed. Unexpected role field rejects; unknown actor denies. Picture note text belongs only to learner-1/assigned teacher-1, not every teacher; teacher-2 denies.</w:t>
+      </w:r>
+    </w:p>
+    <w:p>
+      <w:pPr>
+        <w:spacing w:line="336" w:lineRule="auto" w:after="180"/>
+      </w:pPr>
+      <w:r>
+        <w:rPr>
+          <w:b w:val="0"/>
+        </w:rPr>
+        <w:t>Two revision-kind events produce count 2, while full-note event rejects under counts-only policy. Counts are not automatically anonymous. Code tests declared paths only; injection/retention and other routes remain untested. Selected export bypass needs an authorized teacher-only export or minimized metadata route, plus student-denial tests across every export endpoint/context without real restricted data.</w:t>
+      </w:r>
+    </w:p>
+    <w:p>
+      <w:pPr>
         <w:pStyle w:val="Heading3"/>
       </w:pPr>
       <w:r>
-        <w:t>Explain Security and privacy review · 2</w:t>
+        <w:t>Security and privacy review — evidence trace</w:t>
+      </w:r>
+    </w:p>
+    <w:tbl>
+      <w:tblPr>
+        <w:tblStyle w:val="LightShading-Accent1"/>
+        <w:tblW w:type="auto" w:w="0"/>
+        <w:tblLook w:firstColumn="1" w:firstRow="1" w:lastColumn="0" w:lastRow="0" w:noHBand="0" w:noVBand="1" w:val="04A0"/>
+      </w:tblPr>
+      <w:tblGrid>
+        <w:gridCol w:w="3408"/>
+        <w:gridCol w:w="3408"/>
+        <w:gridCol w:w="3408"/>
+      </w:tblGrid>
+      <w:tr>
+        <w:trPr>
+          <w:tblHeader/>
+        </w:trPr>
+        <w:tc>
+          <w:tcPr>
+            <w:tcW w:type="dxa" w:w="3408"/>
+          </w:tcPr>
+          <w:p>
+            <w:r>
+              <w:t>Input and scope</w:t>
+            </w:r>
+          </w:p>
+        </w:tc>
+        <w:tc>
+          <w:tcPr>
+            <w:tcW w:type="dxa" w:w="3408"/>
+          </w:tcPr>
+          <w:p>
+            <w:r>
+              <w:t>Check or calculation</w:t>
+            </w:r>
+          </w:p>
+        </w:tc>
+        <w:tc>
+          <w:tcPr>
+            <w:tcW w:type="dxa" w:w="3408"/>
+          </w:tcPr>
+          <w:p>
+            <w:r>
+              <w:t>Conclusion and limit</w:t>
+            </w:r>
+          </w:p>
+        </w:tc>
+      </w:tr>
+      <w:tr>
+        <w:tc>
+          <w:tcPr>
+            <w:tcW w:type="dxa" w:w="3408"/>
+          </w:tcPr>
+          <w:p>
+            <w:r>
+              <w:t>Output denies teacher guide, but cache contains it under a student-accessible key.</w:t>
+            </w:r>
+          </w:p>
+        </w:tc>
+        <w:tc>
+          <w:tcPr>
+            <w:tcW w:type="dxa" w:w="3408"/>
+          </w:tcPr>
+          <w:p>
+            <w:r>
+              <w:t>For the classroom service identify restricted guides, session secrets and student content. Test denied roles, unexpected fields, source injection and minimised logging without real credentials.</w:t>
+            </w:r>
+          </w:p>
+        </w:tc>
+        <w:tc>
+          <w:tcPr>
+            <w:tcW w:type="dxa" w:w="3408"/>
+          </w:tcPr>
+          <w:p>
+            <w:r>
+              <w:t>Access remains broken through the cache path. Review every storage/return path and assert restricted data never reaches student output/context.</w:t>
+            </w:r>
+          </w:p>
+        </w:tc>
+      </w:tr>
+    </w:tbl>
+    <w:p>
+      <w:r>
+        <w:t>The figure connects this chapter's worked input, declared procedure and result. Read the complete worked reasoning for qualifiers and intermediate steps; the abbreviated labels do not replace that reasoning.</w:t>
+      </w:r>
+    </w:p>
+    <w:p>
+      <w:pPr>
+        <w:spacing w:line="336" w:lineRule="auto" w:after="180"/>
+      </w:pPr>
+      <w:r>
+        <w:rPr>
+          <w:b w:val="0"/>
+        </w:rPr>
+        <w:t xml:space="preserve">Guided: Access remains broken through the cache path. Review every storage/return path and assert restricted data never reaches student </w:t>
+      </w:r>
+      <w:r>
+        <w:rPr>
+          <w:b/>
+        </w:rPr>
+        <w:t>output</w:t>
+      </w:r>
+      <w:r>
+        <w:rPr>
+          <w:b w:val="0"/>
+        </w:rPr>
+        <w:t>/context.</w:t>
+      </w:r>
+    </w:p>
+    <w:p>
+      <w:pPr>
+        <w:spacing w:line="336" w:lineRule="auto" w:after="180"/>
+      </w:pPr>
+      <w:r>
+        <w:rPr>
+          <w:b w:val="0"/>
+        </w:rPr>
+        <w:t>Qualification: Review findings are bounded by tested paths and threat assumptions, not a proof of complete security.</w:t>
+      </w:r>
+    </w:p>
+    <w:p>
+      <w:pPr>
+        <w:spacing w:line="336" w:lineRule="auto" w:after="180"/>
+      </w:pPr>
+      <w:r>
+        <w:rPr>
+          <w:b w:val="0"/>
+        </w:rPr>
+        <w:t xml:space="preserve">Exit: accept a concrete variation with its predicted outcome and a stated condition that would challenge the </w:t>
+      </w:r>
+      <w:r>
+        <w:rPr>
+          <w:b/>
+        </w:rPr>
+        <w:t>mechanism</w:t>
+      </w:r>
+      <w:r>
+        <w:rPr>
+          <w:b w:val="0"/>
+        </w:rPr>
+        <w:t xml:space="preserve">; reject a claim resting on unmeasured </w:t>
+      </w:r>
+      <w:r>
+        <w:rPr>
+          <w:b/>
+        </w:rPr>
+        <w:t>evidence</w:t>
+      </w:r>
+      <w:r>
+        <w:rPr>
+          <w:b w:val="0"/>
+        </w:rPr>
+        <w:t>.</w:t>
+      </w:r>
+    </w:p>
+    <w:p>
+      <w:pPr>
+        <w:spacing w:line="336" w:lineRule="auto" w:after="180"/>
+      </w:pPr>
+      <w:r>
+        <w:rPr>
+          <w:b/>
+        </w:rPr>
+        <w:t>Output</w:t>
+      </w:r>
+      <w:r>
+        <w:rPr>
+          <w:b w:val="0"/>
+        </w:rPr>
+        <w:t xml:space="preserve"> denies teacher guide, but cache contains it under a student-accessible key.</w:t>
+      </w:r>
+    </w:p>
+    <w:p>
+      <w:pPr>
+        <w:spacing w:line="336" w:lineRule="auto" w:after="180"/>
+      </w:pPr>
+      <w:r>
+        <w:rPr>
+          <w:b w:val="0"/>
+        </w:rPr>
+        <w:t xml:space="preserve">Access remains broken through the cache path. Review every storage/return path and assert restricted data never reaches student </w:t>
+      </w:r>
+      <w:r>
+        <w:rPr>
+          <w:b/>
+        </w:rPr>
+        <w:t>output</w:t>
+      </w:r>
+      <w:r>
+        <w:rPr>
+          <w:b w:val="0"/>
+        </w:rPr>
+        <w:t>/context.</w:t>
+      </w:r>
+    </w:p>
+    <w:p>
+      <w:pPr>
+        <w:spacing w:line="336" w:lineRule="auto" w:after="180"/>
+      </w:pPr>
+      <w:r>
+        <w:rPr>
+          <w:b w:val="0"/>
+        </w:rPr>
+        <w:t xml:space="preserve">Compare the intermediate </w:t>
+      </w:r>
+      <w:r>
+        <w:rPr>
+          <w:b/>
+        </w:rPr>
+        <w:t>evidence</w:t>
+      </w:r>
+      <w:r>
+        <w:rPr>
+          <w:b w:val="0"/>
+        </w:rPr>
+        <w:t xml:space="preserve"> with the final statement. Explain why each number or decision follows from the stated </w:t>
+      </w:r>
+      <w:r>
+        <w:rPr>
+          <w:b/>
+        </w:rPr>
+        <w:t>input</w:t>
+      </w:r>
+      <w:r>
+        <w:rPr>
+          <w:b w:val="0"/>
+        </w:rPr>
+        <w:t xml:space="preserve">s. The conclusion belongs to this scenario and procedure; changing the </w:t>
+      </w:r>
+      <w:r>
+        <w:rPr>
+          <w:b/>
+        </w:rPr>
+        <w:t>input</w:t>
+      </w:r>
+      <w:r>
+        <w:rPr>
+          <w:b w:val="0"/>
+        </w:rPr>
+        <w:t xml:space="preserve">s, evaluation population or authority can change what it establishes. Retain only authorized, minimized </w:t>
+      </w:r>
+      <w:r>
+        <w:rPr>
+          <w:b/>
+        </w:rPr>
+        <w:t>evidence</w:t>
+      </w:r>
+      <w:r>
+        <w:rPr>
+          <w:b w:val="0"/>
+        </w:rPr>
+        <w:t xml:space="preserve"> without unnecessary private content so a later revision can be compared honestly.</w:t>
+      </w:r>
+    </w:p>
+    <w:p>
+      <w:pPr>
+        <w:pStyle w:val="Heading2"/>
+      </w:pPr>
+      <w:r>
+        <w:t>Misuse, assignment and linkability probes</w:t>
+      </w:r>
+    </w:p>
+    <w:tbl>
+      <w:tblPr>
+        <w:tblStyle w:val="LightShading-Accent1"/>
+        <w:tblW w:type="auto" w:w="0"/>
+        <w:tblLook w:firstColumn="1" w:firstRow="1" w:lastColumn="0" w:lastRow="0" w:noHBand="0" w:noVBand="1" w:val="04A0"/>
+      </w:tblPr>
+      <w:tblGrid>
+        <w:gridCol w:w="5112"/>
+        <w:gridCol w:w="5112"/>
+      </w:tblGrid>
+      <w:tr>
+        <w:trPr>
+          <w:tblHeader/>
+        </w:trPr>
+        <w:tc>
+          <w:tcPr>
+            <w:tcW w:type="dxa" w:w="5112"/>
+          </w:tcPr>
+          <w:p>
+            <w:r>
+              <w:t>Review probe</w:t>
+            </w:r>
+          </w:p>
+        </w:tc>
+        <w:tc>
+          <w:tcPr>
+            <w:tcW w:type="dxa" w:w="5112"/>
+          </w:tcPr>
+          <w:p>
+            <w:r>
+              <w:t>Expected interpretation</w:t>
+            </w:r>
+          </w:p>
+        </w:tc>
+      </w:tr>
+      <w:tr>
+        <w:tc>
+          <w:tcPr>
+            <w:tcW w:type="dxa" w:w="5112"/>
+          </w:tcPr>
+          <w:p>
+            <w:r>
+              <w:t>Direct request denied but cache returns guide</w:t>
+            </w:r>
+          </w:p>
+        </w:tc>
+        <w:tc>
+          <w:tcPr>
+            <w:tcW w:type="dxa" w:w="5112"/>
+          </w:tcPr>
+          <w:p>
+            <w:r>
+              <w:t>Boundary still broken; inspect both routes</w:t>
+            </w:r>
+          </w:p>
+        </w:tc>
+      </w:tr>
+      <w:tr>
+        <w:tc>
+          <w:tcPr>
+            <w:tcW w:type="dxa" w:w="5112"/>
+          </w:tcPr>
+          <w:p>
+            <w:r>
+              <w:t>Unauthorized content read then hidden in output</w:t>
+            </w:r>
+          </w:p>
+        </w:tc>
+        <w:tc>
+          <w:tcPr>
+            <w:tcW w:type="dxa" w:w="5112"/>
+          </w:tcPr>
+          <w:p>
+            <w:r>
+              <w:t>Already crossed context/read boundary; final redaction alone is insufficient</w:t>
+            </w:r>
+          </w:p>
+        </w:tc>
+      </w:tr>
+      <w:tr>
+        <w:tc>
+          <w:tcPr>
+            <w:tcW w:type="dxa" w:w="5112"/>
+          </w:tcPr>
+          <w:p>
+            <w:r>
+              <w:t>Request supplies role=teacher</w:t>
+            </w:r>
+          </w:p>
+        </w:tc>
+        <w:tc>
+          <w:tcPr>
+            <w:tcW w:type="dxa" w:w="5112"/>
+          </w:tcPr>
+          <w:p>
+            <w:r>
+              <w:t>Reject unexpected authority claim; use trusted actor fixture</w:t>
+            </w:r>
+          </w:p>
+        </w:tc>
+      </w:tr>
+      <w:tr>
+        <w:tc>
+          <w:tcPr>
+            <w:tcW w:type="dxa" w:w="5112"/>
+          </w:tcPr>
+          <w:p>
+            <w:r>
+              <w:t>Teacher not assigned to private note</w:t>
+            </w:r>
+          </w:p>
+        </w:tc>
+        <w:tc>
+          <w:tcPr>
+            <w:tcW w:type="dxa" w:w="5112"/>
+          </w:tcPr>
+          <w:p>
+            <w:r>
+              <w:t>Deny relationship-scoped access</w:t>
+            </w:r>
+          </w:p>
+        </w:tc>
+      </w:tr>
+      <w:tr>
+        <w:tc>
+          <w:tcPr>
+            <w:tcW w:type="dxa" w:w="5112"/>
+          </w:tcPr>
+          <w:p>
+            <w:r>
+              <w:t>Analytics event includes note text</w:t>
+            </w:r>
+          </w:p>
+        </w:tc>
+        <w:tc>
+          <w:tcPr>
+            <w:tcW w:type="dxa" w:w="5112"/>
+          </w:tcPr>
+          <w:p>
+            <w:r>
+              <w:t>Reject under counts-only policy</w:t>
+            </w:r>
+          </w:p>
+        </w:tc>
+      </w:tr>
+      <w:tr>
+        <w:tc>
+          <w:tcPr>
+            <w:tcW w:type="dxa" w:w="5112"/>
+          </w:tcPr>
+          <w:p>
+            <w:r>
+              <w:t>Counts omit names</w:t>
+            </w:r>
+          </w:p>
+        </w:tc>
+        <w:tc>
+          <w:tcPr>
+            <w:tcW w:type="dxa" w:w="5112"/>
+          </w:tcPr>
+          <w:p>
+            <w:r>
+              <w:t>Not necessarily anonymous; tiny groups/linkability still matter</w:t>
+            </w:r>
+          </w:p>
+        </w:tc>
+      </w:tr>
+      <w:tr>
+        <w:tc>
+          <w:tcPr>
+            <w:tcW w:type="dxa" w:w="5112"/>
+          </w:tcPr>
+          <w:p>
+            <w:r>
+              <w:t>Source text contains an instruction</w:t>
+            </w:r>
+          </w:p>
+        </w:tc>
+        <w:tc>
+          <w:tcPr>
+            <w:tcW w:type="dxa" w:w="5112"/>
+          </w:tcPr>
+          <w:p>
+            <w:r>
+              <w:t>Evidence content does not grant extra authority; never execute it as policy</w:t>
+            </w:r>
+          </w:p>
+        </w:tc>
+      </w:tr>
+      <w:tr>
+        <w:tc>
+          <w:tcPr>
+            <w:tcW w:type="dxa" w:w="5112"/>
+          </w:tcPr>
+          <w:p>
+            <w:r>
+              <w:t>Only happy-path request tested</w:t>
+            </w:r>
+          </w:p>
+        </w:tc>
+        <w:tc>
+          <w:tcPr>
+            <w:tcW w:type="dxa" w:w="5112"/>
+          </w:tcPr>
+          <w:p>
+            <w:r>
+              <w:t>Misuse and denied paths remain untested</w:t>
+            </w:r>
+          </w:p>
+        </w:tc>
+      </w:tr>
+      <w:tr>
+        <w:tc>
+          <w:tcPr>
+            <w:tcW w:type="dxa" w:w="5112"/>
+          </w:tcPr>
+          <w:p>
+            <w:r>
+              <w:t>Local fixtures pass</w:t>
+            </w:r>
+          </w:p>
+        </w:tc>
+        <w:tc>
+          <w:tcPr>
+            <w:tcW w:type="dxa" w:w="5112"/>
+          </w:tcPr>
+          <w:p>
+            <w:r>
+              <w:t>Scoped policy evidence, not complete security or real identity verification</w:t>
+            </w:r>
+          </w:p>
+        </w:tc>
+      </w:tr>
+    </w:tbl>
+    <w:p>
+      <w:pPr>
+        <w:pStyle w:val="Heading2"/>
+      </w:pPr>
+      <w:r>
+        <w:t>Separate note-reader and analytics policy</w:t>
+      </w:r>
+    </w:p>
+    <w:p>
+      <w:pPr>
+        <w:spacing w:line="336" w:lineRule="auto" w:after="180"/>
+      </w:pPr>
+      <w:r>
+        <w:rPr>
+          <w:b w:val="0"/>
+        </w:rPr>
+        <w:t>Review a private note’s path. A revision service reads a learner’s private practice note; analytics need counts only.</w:t>
+      </w:r>
+    </w:p>
+    <w:p>
+      <w:pPr>
+        <w:spacing w:line="336" w:lineRule="auto" w:after="180"/>
+      </w:pPr>
+      <w:r>
+        <w:rPr>
+          <w:b w:val="0"/>
+        </w:rPr>
+        <w:t>Only the learner and assigned teacher may read note text. The dashboard is authorised for aggregate counts, not notes.</w:t>
+      </w:r>
+    </w:p>
+    <w:p>
+      <w:pPr>
+        <w:spacing w:line="336" w:lineRule="auto" w:after="180"/>
+      </w:pPr>
+      <w:r>
+        <w:rPr>
+          <w:b w:val="0"/>
+        </w:rPr>
+        <w:t>The picture is a separate private-note path. Its policy permits note text only for the learner and assigned teacher; a broad teacher role alone is insufficient. Analytics is authorized for aggregate revision counts, not text. The added code accepts two fictional revision-kind events and emits revision_count = 2 without note text or learner IDs. A changed event containing the full note is rejected.</w:t>
+      </w:r>
+    </w:p>
+    <w:p>
+      <w:pPr>
+        <w:spacing w:line="336" w:lineRule="auto" w:after="180"/>
+      </w:pPr>
+      <w:r>
+        <w:rPr>
+          <w:b w:val="0"/>
+        </w:rPr>
+        <w:t>This is data minimization under the stated policy, not proof of anonymity: a tiny-group count may still reveal information. The dashboard’s readers, group sizes, linkability and retention remain separate review questions.</w:t>
+      </w:r>
+    </w:p>
+    <w:p>
+      <w:pPr>
+        <w:pStyle w:val="Heading2"/>
+      </w:pPr>
+      <w:r>
+        <w:t>Picture trace and full-note dashboard key</w:t>
+      </w:r>
+    </w:p>
+    <w:p>
+      <w:r>
+        <w:drawing>
+          <wp:inline xmlns:a="http://schemas.openxmlformats.org/drawingml/2006/main" xmlns:pic="http://schemas.openxmlformats.org/drawingml/2006/picture">
+            <wp:extent cx="5486400" cy="3182112"/>
+            <wp:docPr id="1" name="Picture 1" descr="Map content path: The authorised revision service receives the note. → Check readers: The stated learner and teacher can retrieve its text. → Minimise analytics: Send revision counts without copying private notes."/>
+            <wp:cNvGraphicFramePr>
+              <a:graphicFrameLocks noChangeAspect="1"/>
+            </wp:cNvGraphicFramePr>
+            <a:graphic>
+              <a:graphicData uri="http://schemas.openxmlformats.org/drawingml/2006/picture">
+                <pic:pic>
+                  <pic:nvPicPr>
+                    <pic:cNvPr id="0" name="academy-story-ai-6-30-02.png"/>
+                    <pic:cNvPicPr/>
+                  </pic:nvPicPr>
+                  <pic:blipFill>
+                    <a:blip r:embed="rId9"/>
+                    <a:stretch>
+                      <a:fillRect/>
+                    </a:stretch>
+                  </pic:blipFill>
+                  <pic:spPr>
+                    <a:xfrm>
+                      <a:off x="0" y="0"/>
+                      <a:ext cx="5486400" cy="3182112"/>
+                    </a:xfrm>
+                    <a:prstGeom prst="rect"/>
+                  </pic:spPr>
+                </pic:pic>
+              </a:graphicData>
+            </a:graphic>
+          </wp:inline>
+        </w:drawing>
+      </w:r>
+    </w:p>
+    <w:p>
+      <w:pPr>
+        <w:pStyle w:val="Heading3"/>
+      </w:pPr>
+      <w:r>
+        <w:t>Read the picture one step at a time</w:t>
+      </w:r>
+    </w:p>
+    <w:tbl>
+      <w:tblPr>
+        <w:tblStyle w:val="LightShading-Accent1"/>
+        <w:tblW w:type="auto" w:w="0"/>
+        <w:tblLook w:firstColumn="1" w:firstRow="1" w:lastColumn="0" w:lastRow="0" w:noHBand="0" w:noVBand="1" w:val="04A0"/>
+      </w:tblPr>
+      <w:tblGrid>
+        <w:gridCol w:w="5112"/>
+        <w:gridCol w:w="5112"/>
+      </w:tblGrid>
+      <w:tr>
+        <w:trPr>
+          <w:tblHeader/>
+        </w:trPr>
+        <w:tc>
+          <w:tcPr>
+            <w:tcW w:type="dxa" w:w="5112"/>
+          </w:tcPr>
+          <w:p>
+            <w:r>
+              <w:t>Step</w:t>
+            </w:r>
+          </w:p>
+        </w:tc>
+        <w:tc>
+          <w:tcPr>
+            <w:tcW w:type="dxa" w:w="5112"/>
+          </w:tcPr>
+          <w:p>
+            <w:r>
+              <w:t>What happens and why</w:t>
+            </w:r>
+          </w:p>
+        </w:tc>
+      </w:tr>
+      <w:tr>
+        <w:tc>
+          <w:tcPr>
+            <w:tcW w:type="dxa" w:w="5112"/>
+          </w:tcPr>
+          <w:p>
+            <w:r>
+              <w:t>1. Map content path</w:t>
+            </w:r>
+          </w:p>
+        </w:tc>
+        <w:tc>
+          <w:tcPr>
+            <w:tcW w:type="dxa" w:w="5112"/>
+          </w:tcPr>
+          <w:p>
+            <w:r>
+              <w:t>The authorised revision service receives the note.</w:t>
+            </w:r>
+          </w:p>
+        </w:tc>
+      </w:tr>
+      <w:tr>
+        <w:tc>
+          <w:tcPr>
+            <w:tcW w:type="dxa" w:w="5112"/>
+          </w:tcPr>
+          <w:p>
+            <w:r>
+              <w:t>2. Check readers</w:t>
+            </w:r>
+          </w:p>
+        </w:tc>
+        <w:tc>
+          <w:tcPr>
+            <w:tcW w:type="dxa" w:w="5112"/>
+          </w:tcPr>
+          <w:p>
+            <w:r>
+              <w:t>The stated learner and teacher can retrieve its text.</w:t>
+            </w:r>
+          </w:p>
+        </w:tc>
+      </w:tr>
+      <w:tr>
+        <w:tc>
+          <w:tcPr>
+            <w:tcW w:type="dxa" w:w="5112"/>
+          </w:tcPr>
+          <w:p>
+            <w:r>
+              <w:t>3. Minimise analytics</w:t>
+            </w:r>
+          </w:p>
+        </w:tc>
+        <w:tc>
+          <w:tcPr>
+            <w:tcW w:type="dxa" w:w="5112"/>
+          </w:tcPr>
+          <w:p>
+            <w:r>
+              <w:t>Send revision counts without copying private notes.</w:t>
+            </w:r>
+          </w:p>
+        </w:tc>
+      </w:tr>
+    </w:tbl>
+    <w:p>
+      <w:r>
+        <w:t>Match each pictured step to the supplied facts. This is a worked teaching case, not an independent assessment.</w:t>
+      </w:r>
+    </w:p>
+    <w:p>
+      <w:pPr>
+        <w:spacing w:line="336" w:lineRule="auto" w:after="180"/>
+      </w:pPr>
+      <w:r>
+        <w:rPr>
+          <w:b w:val="0"/>
+        </w:rPr>
+        <w:t xml:space="preserve">A </w:t>
+      </w:r>
+      <w:r>
+        <w:rPr>
+          <w:b/>
+        </w:rPr>
+        <w:t>privacy review</w:t>
+      </w:r>
+      <w:r>
+        <w:rPr>
+          <w:b w:val="0"/>
+        </w:rPr>
+        <w:t xml:space="preserve"> follows data and authority through components. A useful dashboard does not automatically need every underlying private detail.</w:t>
+      </w:r>
+    </w:p>
+    <w:p>
+      <w:pPr>
+        <w:spacing w:line="336" w:lineRule="auto" w:after="180"/>
+      </w:pPr>
+      <w:r>
+        <w:rPr>
+          <w:b w:val="0"/>
+        </w:rPr>
+        <w:t>Tiny-group aggregates can still reveal individuals; evaluate linkability, access and retention.</w:t>
+      </w:r>
+    </w:p>
+    <w:p>
+      <w:pPr>
+        <w:spacing w:line="336" w:lineRule="auto" w:after="180"/>
+      </w:pPr>
+      <w:r>
+        <w:rPr>
+          <w:b w:val="0"/>
+        </w:rPr>
+        <w:t>Change: The dashboard starts storing full notes.</w:t>
+      </w:r>
+    </w:p>
+    <w:p>
+      <w:pPr>
+        <w:spacing w:line="336" w:lineRule="auto" w:after="180"/>
+      </w:pPr>
+      <w:r>
+        <w:rPr>
+          <w:b/>
+        </w:rPr>
+        <w:t>Prediction</w:t>
+      </w:r>
+      <w:r>
+        <w:rPr>
+          <w:b w:val="0"/>
+        </w:rPr>
+        <w:t>: Flag the unapproved content path and remove it from the design.</w:t>
+      </w:r>
+    </w:p>
+    <w:p>
+      <w:pPr>
+        <w:spacing w:line="336" w:lineRule="auto" w:after="180"/>
+      </w:pPr>
+      <w:r>
+        <w:rPr>
+          <w:b w:val="0"/>
+        </w:rPr>
+        <w:t>Reason: Its count-only purpose does not grant note-reading permission.</w:t>
+      </w:r>
+    </w:p>
+    <w:p>
+      <w:pPr>
+        <w:pStyle w:val="Heading2"/>
+      </w:pPr>
+      <w:r>
+        <w:t>Earlier wording, alternatives and picture transcripts · reference / check after trying</w:t>
+      </w:r>
+    </w:p>
+    <w:p>
+      <w:pPr>
+        <w:spacing w:line="336" w:lineRule="auto" w:after="180"/>
+      </w:pPr>
+      <w:r>
+        <w:rPr>
+          <w:b w:val="0"/>
+        </w:rPr>
+        <w:t>Begin by writing the question the procedure is intended to answer. Identify the information already supplied, the information it will produce and the information still missing.</w:t>
+      </w:r>
+    </w:p>
+    <w:p>
+      <w:pPr>
+        <w:spacing w:line="336" w:lineRule="auto" w:after="180"/>
+      </w:pPr>
+      <w:r>
+        <w:rPr>
+          <w:b w:val="0"/>
+        </w:rPr>
+        <w:t>These are constructed classroom examples; they do not require live accounts, private records or an external service. Do not treat a plausible explanation as a measured outcome.</w:t>
       </w:r>
     </w:p>
     <w:p>
@@ -962,99 +2309,30 @@
         <w:pStyle w:val="Heading3"/>
       </w:pPr>
       <w:r>
-        <w:t>Security and privacy review — evidence trace</w:t>
-      </w:r>
-    </w:p>
-    <w:tbl>
-      <w:tblPr>
-        <w:tblStyle w:val="LightShading-Accent1"/>
-        <w:tblW w:type="auto" w:w="0"/>
-        <w:tblLook w:firstColumn="1" w:firstRow="1" w:lastColumn="0" w:lastRow="0" w:noHBand="0" w:noVBand="1" w:val="04A0"/>
-      </w:tblPr>
-      <w:tblGrid>
-        <w:gridCol w:w="3408"/>
-        <w:gridCol w:w="3408"/>
-        <w:gridCol w:w="3408"/>
-      </w:tblGrid>
-      <w:tr>
-        <w:trPr>
-          <w:tblHeader/>
-        </w:trPr>
-        <w:tc>
-          <w:tcPr>
-            <w:tcW w:type="dxa" w:w="3408"/>
-          </w:tcPr>
-          <w:p>
-            <w:r>
-              <w:t>Input and scope</w:t>
-            </w:r>
-          </w:p>
-        </w:tc>
-        <w:tc>
-          <w:tcPr>
-            <w:tcW w:type="dxa" w:w="3408"/>
-          </w:tcPr>
-          <w:p>
-            <w:r>
-              <w:t>Check or calculation</w:t>
-            </w:r>
-          </w:p>
-        </w:tc>
-        <w:tc>
-          <w:tcPr>
-            <w:tcW w:type="dxa" w:w="3408"/>
-          </w:tcPr>
-          <w:p>
-            <w:r>
-              <w:t>Conclusion and limit</w:t>
-            </w:r>
-          </w:p>
-        </w:tc>
-      </w:tr>
-      <w:tr>
-        <w:tc>
-          <w:tcPr>
-            <w:tcW w:type="dxa" w:w="3408"/>
-          </w:tcPr>
-          <w:p>
-            <w:r>
-              <w:t>Output denies teacher guide, but cache contains it under a student-accessible key.</w:t>
-            </w:r>
-          </w:p>
-        </w:tc>
-        <w:tc>
-          <w:tcPr>
-            <w:tcW w:type="dxa" w:w="3408"/>
-          </w:tcPr>
-          <w:p>
-            <w:r>
-              <w:t>For the classroom service identify restricted guides, session secrets and student content. Test denied roles, unexpected fields, source injection and minimised logging without real credentials.</w:t>
-            </w:r>
-          </w:p>
-        </w:tc>
-        <w:tc>
-          <w:tcPr>
-            <w:tcW w:type="dxa" w:w="3408"/>
-          </w:tcPr>
-          <w:p>
-            <w:r>
-              <w:t>Access remains broken through the cache path. Review every storage/return path and assert restricted data never reaches student output/context.</w:t>
-            </w:r>
-          </w:p>
-        </w:tc>
-      </w:tr>
-    </w:tbl>
-    <w:p>
-      <w:r>
-        <w:t>The figure connects this chapter's worked input, declared procedure and result. Read the complete worked reasoning for qualifiers and intermediate steps; the abbreviated labels do not replace that reasoning.</w:t>
+        <w:t>Model the reasoning aloud</w:t>
       </w:r>
     </w:p>
     <w:p>
       <w:pPr>
-        <w:pStyle w:val="Heading3"/>
-      </w:pPr>
-      <w:r>
-        <w:t>Explain Security and privacy review · 3</w:t>
+        <w:spacing w:line="336" w:lineRule="auto" w:after="180"/>
+      </w:pPr>
+      <w:r>
+        <w:rPr>
+          <w:b w:val="0"/>
+        </w:rPr>
+        <w:t xml:space="preserve">Use the complete worked example below before asking learners to complete W2. Reveal a small part, invite a </w:t>
+      </w:r>
+      <w:r>
+        <w:rPr>
+          <w:b/>
+        </w:rPr>
+        <w:t>prediction</w:t>
+      </w:r>
+      <w:r>
+        <w:rPr>
+          <w:b w:val="0"/>
+        </w:rPr>
+        <w:t>, then explain the deciding step.</w:t>
       </w:r>
     </w:p>
     <w:p>
@@ -1065,213 +2343,7 @@
         <w:rPr>
           <w:b w:val="0"/>
         </w:rPr>
-        <w:t xml:space="preserve">Guided: Access remains broken through the cache path. Review every storage/return path and assert restricted data never reaches student </w:t>
-      </w:r>
-      <w:r>
-        <w:rPr>
-          <w:b/>
-        </w:rPr>
-        <w:t>output</w:t>
-      </w:r>
-      <w:r>
-        <w:rPr>
-          <w:b w:val="0"/>
-        </w:rPr>
-        <w:t>/context.</w:t>
-      </w:r>
-    </w:p>
-    <w:p>
-      <w:pPr>
-        <w:spacing w:line="336" w:lineRule="auto" w:after="180"/>
-      </w:pPr>
-      <w:r>
-        <w:rPr>
-          <w:b w:val="0"/>
-        </w:rPr>
-        <w:t>Qualification: Review findings are bounded by tested paths and threat assumptions, not a proof of complete security.</w:t>
-      </w:r>
-    </w:p>
-    <w:p>
-      <w:pPr>
-        <w:spacing w:line="336" w:lineRule="auto" w:after="180"/>
-      </w:pPr>
-      <w:r>
-        <w:rPr>
-          <w:b w:val="0"/>
-        </w:rPr>
-        <w:t xml:space="preserve">Exit: accept a concrete variation with its predicted outcome and a stated condition that would challenge the </w:t>
-      </w:r>
-      <w:r>
-        <w:rPr>
-          <w:b/>
-        </w:rPr>
-        <w:t>mechanism</w:t>
-      </w:r>
-      <w:r>
-        <w:rPr>
-          <w:b w:val="0"/>
-        </w:rPr>
-        <w:t xml:space="preserve">; reject a claim resting on unmeasured </w:t>
-      </w:r>
-      <w:r>
-        <w:rPr>
-          <w:b/>
-        </w:rPr>
-        <w:t>evidence</w:t>
-      </w:r>
-      <w:r>
-        <w:rPr>
-          <w:b w:val="0"/>
-        </w:rPr>
-        <w:t>.</w:t>
-      </w:r>
-    </w:p>
-    <w:p>
-      <w:pPr>
-        <w:pStyle w:val="Heading3"/>
-      </w:pPr>
-      <w:r>
-        <w:t>Model the reasoning aloud</w:t>
-      </w:r>
-    </w:p>
-    <w:p>
-      <w:pPr>
-        <w:spacing w:line="336" w:lineRule="auto" w:after="180"/>
-      </w:pPr>
-      <w:r>
-        <w:rPr>
-          <w:b w:val="0"/>
-        </w:rPr>
-        <w:t xml:space="preserve">Use the complete worked example below before asking learners to complete W2. Reveal a small part, invite a </w:t>
-      </w:r>
-      <w:r>
-        <w:rPr>
-          <w:b/>
-        </w:rPr>
-        <w:t>prediction</w:t>
-      </w:r>
-      <w:r>
-        <w:rPr>
-          <w:b w:val="0"/>
-        </w:rPr>
-        <w:t>, then explain the deciding step.</w:t>
-      </w:r>
-    </w:p>
-    <w:p>
-      <w:pPr>
-        <w:spacing w:line="336" w:lineRule="auto" w:after="180"/>
-      </w:pPr>
-      <w:r>
-        <w:rPr>
-          <w:b w:val="0"/>
-        </w:rPr>
         <w:t>These teacher notes contain solutions; do not reveal the independent case answer during modelling.</w:t>
-      </w:r>
-    </w:p>
-    <w:p>
-      <w:pPr>
-        <w:spacing w:line="336" w:lineRule="auto" w:after="180"/>
-      </w:pPr>
-      <w:r>
-        <w:rPr>
-          <w:b/>
-        </w:rPr>
-        <w:t>Output</w:t>
-      </w:r>
-      <w:r>
-        <w:rPr>
-          <w:b w:val="0"/>
-        </w:rPr>
-        <w:t xml:space="preserve"> denies teacher guide, but cache contains it under a student-accessible key.</w:t>
-      </w:r>
-    </w:p>
-    <w:p>
-      <w:pPr>
-        <w:spacing w:line="336" w:lineRule="auto" w:after="180"/>
-      </w:pPr>
-      <w:r>
-        <w:rPr>
-          <w:b w:val="0"/>
-        </w:rPr>
-        <w:t xml:space="preserve">Access remains broken through the cache path. Review every storage/return path and assert restricted data never reaches student </w:t>
-      </w:r>
-      <w:r>
-        <w:rPr>
-          <w:b/>
-        </w:rPr>
-        <w:t>output</w:t>
-      </w:r>
-      <w:r>
-        <w:rPr>
-          <w:b w:val="0"/>
-        </w:rPr>
-        <w:t>/context.</w:t>
-      </w:r>
-    </w:p>
-    <w:p>
-      <w:pPr>
-        <w:pStyle w:val="Heading3"/>
-      </w:pPr>
-      <w:r>
-        <w:t>Model the reasoning aloud · 4</w:t>
-      </w:r>
-    </w:p>
-    <w:p>
-      <w:pPr>
-        <w:spacing w:line="336" w:lineRule="auto" w:after="180"/>
-      </w:pPr>
-      <w:r>
-        <w:rPr>
-          <w:b w:val="0"/>
-        </w:rPr>
-        <w:t xml:space="preserve">Compare the intermediate </w:t>
-      </w:r>
-      <w:r>
-        <w:rPr>
-          <w:b/>
-        </w:rPr>
-        <w:t>evidence</w:t>
-      </w:r>
-      <w:r>
-        <w:rPr>
-          <w:b w:val="0"/>
-        </w:rPr>
-        <w:t xml:space="preserve"> with the final statement. Explain why each number or decision follows from the stated </w:t>
-      </w:r>
-      <w:r>
-        <w:rPr>
-          <w:b/>
-        </w:rPr>
-        <w:t>input</w:t>
-      </w:r>
-      <w:r>
-        <w:rPr>
-          <w:b w:val="0"/>
-        </w:rPr>
-        <w:t>s.</w:t>
-      </w:r>
-    </w:p>
-    <w:p>
-      <w:pPr>
-        <w:spacing w:line="336" w:lineRule="auto" w:after="180"/>
-      </w:pPr>
-      <w:r>
-        <w:rPr>
-          <w:b w:val="0"/>
-        </w:rPr>
-        <w:t xml:space="preserve">The conclusion belongs to this scenario and procedure; changing the </w:t>
-      </w:r>
-      <w:r>
-        <w:rPr>
-          <w:b/>
-        </w:rPr>
-        <w:t>input</w:t>
-      </w:r>
-      <w:r>
-        <w:rPr>
-          <w:b w:val="0"/>
-        </w:rPr>
-        <w:t>s, evaluation population or authority can change what it establishes. Retain the raw record so a later revision can be compared honestly.</w:t>
       </w:r>
     </w:p>
     <w:tbl>
@@ -1397,41 +2469,10 @@
     </w:p>
     <w:p>
       <w:pPr>
-        <w:spacing w:line="336" w:lineRule="auto" w:after="180"/>
-      </w:pPr>
-      <w:r>
-        <w:rPr>
-          <w:b w:val="0"/>
-        </w:rPr>
-        <w:t>Review a private note’s path. A revision service reads a learner’s private practice note; analytics need counts only.</w:t>
-      </w:r>
-    </w:p>
-    <w:p>
-      <w:pPr>
         <w:pStyle w:val="Heading3"/>
       </w:pPr>
       <w:r>
         <w:t>The facts we will use</w:t>
-      </w:r>
-    </w:p>
-    <w:p>
-      <w:pPr>
-        <w:pStyle w:val="Heading3"/>
-      </w:pPr>
-      <w:r>
-        <w:t>Supplied facts</w:t>
-      </w:r>
-    </w:p>
-    <w:p>
-      <w:pPr>
-        <w:spacing w:line="336" w:lineRule="auto" w:after="180"/>
-        <w:shd w:fill="F1F6FC"/>
-      </w:pPr>
-      <w:r>
-        <w:rPr>
-          <w:b w:val="0"/>
-        </w:rPr>
-        <w:t>Only the learner and assigned teacher may read note text. The dashboard is authorised for aggregate counts, not notes.</w:t>
       </w:r>
     </w:p>
     <w:p>
@@ -1439,7 +2480,7 @@
         <w:drawing>
           <wp:inline xmlns:a="http://schemas.openxmlformats.org/drawingml/2006/main" xmlns:pic="http://schemas.openxmlformats.org/drawingml/2006/picture">
             <wp:extent cx="5486400" cy="5145314"/>
-            <wp:docPr id="1" name="Picture 1" descr="Security and privacy review. Map content path: The authorised revision service receives the note.. Check readers: The stated learner and teacher can retrieve its text.. Minimise analytics: Send revision counts without copying private notes."/>
+            <wp:docPr id="2" name="Picture 2" descr="Security and privacy review. Map content path: The authorised revision service receives the note.. Check readers: The stated learner and teacher can retrieve its text.. Minimise analytics: Send revision counts without copying private notes."/>
             <wp:cNvGraphicFramePr>
               <a:graphicFrameLocks noChangeAspect="1"/>
             </wp:cNvGraphicFramePr>
@@ -1451,7 +2492,7 @@
                     <pic:cNvPicPr/>
                   </pic:nvPicPr>
                   <pic:blipFill>
-                    <a:blip r:embed="rId9"/>
+                    <a:blip r:embed="rId10"/>
                     <a:stretch>
                       <a:fillRect/>
                     </a:stretch>
@@ -1475,114 +2516,7 @@
         <w:pStyle w:val="Heading3"/>
       </w:pPr>
       <w:r>
-        <w:t>Read the picture one step at a time</w:t>
-      </w:r>
-    </w:p>
-    <w:tbl>
-      <w:tblPr>
-        <w:tblStyle w:val="LightShading-Accent1"/>
-        <w:tblW w:type="auto" w:w="0"/>
-        <w:tblLook w:firstColumn="1" w:firstRow="1" w:lastColumn="0" w:lastRow="0" w:noHBand="0" w:noVBand="1" w:val="04A0"/>
-      </w:tblPr>
-      <w:tblGrid>
-        <w:gridCol w:w="5112"/>
-        <w:gridCol w:w="5112"/>
-      </w:tblGrid>
-      <w:tr>
-        <w:trPr>
-          <w:tblHeader/>
-        </w:trPr>
-        <w:tc>
-          <w:tcPr>
-            <w:tcW w:type="dxa" w:w="5112"/>
-          </w:tcPr>
-          <w:p>
-            <w:r>
-              <w:t>Step</w:t>
-            </w:r>
-          </w:p>
-        </w:tc>
-        <w:tc>
-          <w:tcPr>
-            <w:tcW w:type="dxa" w:w="5112"/>
-          </w:tcPr>
-          <w:p>
-            <w:r>
-              <w:t>What happens and why</w:t>
-            </w:r>
-          </w:p>
-        </w:tc>
-      </w:tr>
-      <w:tr>
-        <w:tc>
-          <w:tcPr>
-            <w:tcW w:type="dxa" w:w="5112"/>
-          </w:tcPr>
-          <w:p>
-            <w:r>
-              <w:t>1. Map content path</w:t>
-            </w:r>
-          </w:p>
-        </w:tc>
-        <w:tc>
-          <w:tcPr>
-            <w:tcW w:type="dxa" w:w="5112"/>
-          </w:tcPr>
-          <w:p>
-            <w:r>
-              <w:t>The authorised revision service receives the note.</w:t>
-            </w:r>
-          </w:p>
-        </w:tc>
-      </w:tr>
-      <w:tr>
-        <w:tc>
-          <w:tcPr>
-            <w:tcW w:type="dxa" w:w="5112"/>
-          </w:tcPr>
-          <w:p>
-            <w:r>
-              <w:t>2. Check readers</w:t>
-            </w:r>
-          </w:p>
-        </w:tc>
-        <w:tc>
-          <w:tcPr>
-            <w:tcW w:type="dxa" w:w="5112"/>
-          </w:tcPr>
-          <w:p>
-            <w:r>
-              <w:t>The stated learner and teacher can retrieve its text.</w:t>
-            </w:r>
-          </w:p>
-        </w:tc>
-      </w:tr>
-      <w:tr>
-        <w:tc>
-          <w:tcPr>
-            <w:tcW w:type="dxa" w:w="5112"/>
-          </w:tcPr>
-          <w:p>
-            <w:r>
-              <w:t>3. Minimise analytics</w:t>
-            </w:r>
-          </w:p>
-        </w:tc>
-        <w:tc>
-          <w:tcPr>
-            <w:tcW w:type="dxa" w:w="5112"/>
-          </w:tcPr>
-          <w:p>
-            <w:r>
-              <w:t>Send revision counts without copying private notes.</w:t>
-            </w:r>
-          </w:p>
-        </w:tc>
-      </w:tr>
-    </w:tbl>
-    <w:p>
-      <w:r>
-        <w:t>Match each pictured step to the supplied facts. This is a worked teaching case, not an independent assessment.</w:t>
+        <w:t>Why this result follows</w:t>
       </w:r>
     </w:p>
     <w:p>
@@ -1590,7 +2524,7 @@
         <w:pStyle w:val="Heading3"/>
       </w:pPr>
       <w:r>
-        <w:t>Why this result follows</w:t>
+        <w:t>What this example does not establish</w:t>
       </w:r>
     </w:p>
     <w:p>
@@ -1598,149 +2532,204 @@
         <w:pStyle w:val="Heading3"/>
       </w:pPr>
       <w:r>
-        <w:t>Why the result follows</w:t>
+        <w:t>Change one thing in the pictured case</w:t>
       </w:r>
     </w:p>
     <w:p>
       <w:pPr>
-        <w:spacing w:line="336" w:lineRule="auto" w:after="180"/>
-        <w:shd w:fill="F1F6FC"/>
-      </w:pPr>
-      <w:r>
-        <w:rPr>
-          <w:b w:val="0"/>
-        </w:rPr>
-        <w:t xml:space="preserve">A </w:t>
-      </w:r>
-      <w:r>
-        <w:rPr>
-          <w:b/>
-        </w:rPr>
-        <w:t>privacy review</w:t>
-      </w:r>
-      <w:r>
-        <w:rPr>
-          <w:b w:val="0"/>
-        </w:rPr>
-        <w:t xml:space="preserve"> follows data and authority through components. A useful dashboard does not automatically need every underlying private detail.</w:t>
+        <w:pStyle w:val="Heading3"/>
+      </w:pPr>
+      <w:r>
+        <w:t>Ask while showing the picture</w:t>
       </w:r>
     </w:p>
     <w:p>
       <w:pPr>
-        <w:pStyle w:val="Heading3"/>
-      </w:pPr>
-      <w:r>
-        <w:t>What this example does not establish</w:t>
+        <w:spacing w:line="336" w:lineRule="auto" w:after="180"/>
+      </w:pPr>
+      <w:r>
+        <w:rPr>
+          <w:b w:val="0"/>
+        </w:rPr>
+        <w:t xml:space="preserve">Cover the result. Ask learners to name the </w:t>
+      </w:r>
+      <w:r>
+        <w:rPr>
+          <w:b/>
+        </w:rPr>
+        <w:t>input</w:t>
+      </w:r>
+      <w:r>
+        <w:rPr>
+          <w:b w:val="0"/>
+        </w:rPr>
+        <w:t xml:space="preserve">s and predict the next step. Uncover one step, connect the icon to the actual procedure, and explain its </w:t>
+      </w:r>
+      <w:r>
+        <w:rPr>
+          <w:b/>
+        </w:rPr>
+        <w:t>evidence</w:t>
+      </w:r>
+      <w:r>
+        <w:rPr>
+          <w:b w:val="0"/>
+        </w:rPr>
+        <w:t>. Then change the supplied condition and compare.</w:t>
       </w:r>
     </w:p>
     <w:p>
       <w:pPr>
-        <w:pStyle w:val="Heading3"/>
-      </w:pPr>
-      <w:r>
-        <w:t>Keep the stated limit</w:t>
+        <w:spacing w:line="336" w:lineRule="auto" w:after="180"/>
+      </w:pPr>
+      <w:r>
+        <w:rPr>
+          <w:b w:val="0"/>
+        </w:rPr>
+        <w:t>The picture is a representation; it does not document execution of a real AI model.</w:t>
       </w:r>
     </w:p>
     <w:p>
       <w:pPr>
-        <w:spacing w:line="336" w:lineRule="auto" w:after="180"/>
-        <w:shd w:fill="FFF5E6"/>
-      </w:pPr>
-      <w:r>
-        <w:rPr>
-          <w:b w:val="0"/>
-        </w:rPr>
-        <w:t>Tiny-group aggregates can still reveal individuals; evaluate linkability, access and retention.</w:t>
+        <w:pStyle w:val="Heading1"/>
+      </w:pPr>
+      <w:r>
+        <w:t>03. Model a step,then remove help</w:t>
       </w:r>
     </w:p>
     <w:p>
-      <w:pPr>
-        <w:pStyle w:val="Heading3"/>
-      </w:pPr>
-      <w:r>
-        <w:t>Change one thing in the pictured case</w:t>
+      <w:r>
+        <w:t>Collect each learner’s reasoning before showing a key.</w:t>
       </w:r>
     </w:p>
     <w:p>
       <w:pPr>
-        <w:pStyle w:val="Heading3"/>
-      </w:pPr>
-      <w:r>
-        <w:t>Change one thing</w:t>
+        <w:pStyle w:val="Heading2"/>
+      </w:pPr>
+      <w:r>
+        <w:t>Current completion task and checked reasoning</w:t>
       </w:r>
     </w:p>
     <w:p>
       <w:pPr>
         <w:spacing w:line="336" w:lineRule="auto" w:after="180"/>
-        <w:shd w:fill="F5F1FB"/>
       </w:pPr>
       <w:r>
         <w:rPr>
           <w:b w:val="0"/>
         </w:rPr>
-        <w:t>Change: The dashboard starts storing full notes.</w:t>
+        <w:t xml:space="preserve">Completion task: </w:t>
+      </w:r>
+      <w:r>
+        <w:rPr>
+          <w:b/>
+        </w:rPr>
+        <w:t>Output</w:t>
+      </w:r>
+      <w:r>
+        <w:rPr>
+          <w:b w:val="0"/>
+        </w:rPr>
+        <w:t xml:space="preserve"> denies teacher guide, but cache contains it under a student-accessible key. Show the intermediate steps and give the conclusion with its scope.</w:t>
       </w:r>
     </w:p>
     <w:p>
       <w:pPr>
-        <w:pStyle w:val="Heading3"/>
-      </w:pPr>
-      <w:r>
-        <w:t>Predicted result</w:t>
+        <w:spacing w:line="336" w:lineRule="auto" w:after="180"/>
+      </w:pPr>
+      <w:r>
+        <w:rPr>
+          <w:b w:val="0"/>
+        </w:rPr>
+        <w:t xml:space="preserve">Teacher check: Teacher explanation: Access remains broken through the cache path. Review every storage/return path and assert restricted data never reaches student </w:t>
+      </w:r>
+      <w:r>
+        <w:rPr>
+          <w:b/>
+        </w:rPr>
+        <w:t>output</w:t>
+      </w:r>
+      <w:r>
+        <w:rPr>
+          <w:b w:val="0"/>
+        </w:rPr>
+        <w:t>/context.</w:t>
       </w:r>
     </w:p>
     <w:p>
       <w:pPr>
         <w:spacing w:line="336" w:lineRule="auto" w:after="180"/>
-        <w:shd w:fill="F1F6FC"/>
-      </w:pPr>
+      </w:pPr>
+      <w:r>
+        <w:rPr>
+          <w:b w:val="0"/>
+        </w:rPr>
+        <w:t xml:space="preserve">Start by identifying the given </w:t>
+      </w:r>
       <w:r>
         <w:rPr>
           <w:b/>
         </w:rPr>
-        <w:t>Prediction</w:t>
+        <w:t>input</w:t>
       </w:r>
       <w:r>
         <w:rPr>
           <w:b w:val="0"/>
         </w:rPr>
-        <w:t>: Flag the unapproved content path and remove it from the design.</w:t>
+        <w:t>s together. Leave the intermediate steps blank. If needed, model one step, then withdraw that help on the next step. Move to a full trace only when the partial trace is understood.</w:t>
       </w:r>
     </w:p>
     <w:p>
       <w:pPr>
-        <w:pStyle w:val="Heading3"/>
-      </w:pPr>
-      <w:r>
-        <w:t>Why the result follows</w:t>
+        <w:spacing w:line="336" w:lineRule="auto" w:after="180"/>
+      </w:pPr>
+      <w:r>
+        <w:rPr>
+          <w:b w:val="0"/>
+        </w:rPr>
+        <w:t>For partners, alternate explainer and checker; collect a response from every learner before discussion.</w:t>
       </w:r>
     </w:p>
     <w:p>
       <w:pPr>
-        <w:spacing w:line="336" w:lineRule="auto" w:after="180"/>
-        <w:shd w:fill="F1F6FC"/>
-      </w:pPr>
-      <w:r>
-        <w:rPr>
-          <w:b w:val="0"/>
-        </w:rPr>
-        <w:t>Reason: Its count-only purpose does not grant note-reading permission.</w:t>
+        <w:pStyle w:val="Heading2"/>
+      </w:pPr>
+      <w:r>
+        <w:t>Individual misconception check</w:t>
       </w:r>
     </w:p>
     <w:p>
       <w:pPr>
-        <w:pStyle w:val="Heading3"/>
-      </w:pPr>
-      <w:r>
-        <w:t>Ask while showing the picture</w:t>
+        <w:spacing w:line="336" w:lineRule="auto" w:after="180"/>
+      </w:pPr>
+      <w:r>
+        <w:rPr>
+          <w:b w:val="0"/>
+        </w:rPr>
+        <w:t xml:space="preserve">Use the worked case for Security and </w:t>
+      </w:r>
+      <w:r>
+        <w:rPr>
+          <w:b/>
+        </w:rPr>
+        <w:t>privacy review</w:t>
+      </w:r>
+      <w:r>
+        <w:rPr>
+          <w:b w:val="0"/>
+        </w:rPr>
+        <w:t>. Proposed explanation: “The worked result establishes every future case”. Decide whether this explanation is supported.</w:t>
       </w:r>
     </w:p>
     <w:p>
       <w:pPr>
-        <w:pStyle w:val="Heading3"/>
-      </w:pPr>
-      <w:r>
-        <w:t>Ask while showing the picture · 5</w:t>
+        <w:spacing w:line="336" w:lineRule="auto" w:after="180"/>
+      </w:pPr>
+      <w:r>
+        <w:rPr>
+          <w:b w:val="0"/>
+        </w:rPr>
+        <w:t>Point to the step or supplied fact that decides; explain your repair if needed.</w:t>
       </w:r>
     </w:p>
     <w:p>
@@ -1751,31 +2740,7 @@
         <w:rPr>
           <w:b w:val="0"/>
         </w:rPr>
-        <w:t xml:space="preserve">Cover the result. Ask learners to name the </w:t>
-      </w:r>
-      <w:r>
-        <w:rPr>
-          <w:b/>
-        </w:rPr>
-        <w:t>input</w:t>
-      </w:r>
-      <w:r>
-        <w:rPr>
-          <w:b w:val="0"/>
-        </w:rPr>
-        <w:t xml:space="preserve">s and predict the next step. Uncover one step, connect the icon to the actual procedure, and explain its </w:t>
-      </w:r>
-      <w:r>
-        <w:rPr>
-          <w:b/>
-        </w:rPr>
-        <w:t>evidence</w:t>
-      </w:r>
-      <w:r>
-        <w:rPr>
-          <w:b w:val="0"/>
-        </w:rPr>
-        <w:t>. Then change the supplied condition and compare.</w:t>
+        <w:t>Expected correction: Review findings are bounded by tested paths and threat assumptions, not a proof of complete security.</w:t>
       </w:r>
     </w:p>
     <w:p>
@@ -1786,20 +2751,190 @@
         <w:rPr>
           <w:b w:val="0"/>
         </w:rPr>
-        <w:t>The picture is a representation; it does not document execution of a real AI model.</w:t>
+        <w:t>Collect explanations, not only yes/no votes. If a misunderstanding is common, re-model the relevant step for the class.</w:t>
       </w:r>
     </w:p>
     <w:p>
       <w:pPr>
-        <w:pStyle w:val="Heading1"/>
-      </w:pPr>
-      <w:r>
-        <w:t>03. Demonstrate and guide practice</w:t>
+        <w:spacing w:line="336" w:lineRule="auto" w:after="180"/>
+      </w:pPr>
+      <w:r>
+        <w:rPr>
+          <w:b w:val="0"/>
+        </w:rPr>
+        <w:t>If it affects a few learners, give a short targeted group explanation while others solve a more demanding variation.</w:t>
       </w:r>
     </w:p>
     <w:p>
-      <w:r>
-        <w:t>Demonstrate Security and privacy review, reduce support deliberately and check individual reasoning before discussing answers.</w:t>
+      <w:pPr>
+        <w:pStyle w:val="Heading2"/>
+      </w:pPr>
+      <w:r>
+        <w:t>Pictured reasoning and changed case</w:t>
+      </w:r>
+    </w:p>
+    <w:p>
+      <w:pPr>
+        <w:spacing w:line="336" w:lineRule="auto" w:after="180"/>
+      </w:pPr>
+      <w:r>
+        <w:rPr>
+          <w:b w:val="0"/>
+        </w:rPr>
+        <w:t>Trace private note content and analytics counts to their permitted readers. Why is storing full notes in the dashboard outside this design, and what risk can remain for tiny-group counts?</w:t>
+      </w:r>
+    </w:p>
+    <w:p>
+      <w:pPr>
+        <w:spacing w:line="336" w:lineRule="auto" w:after="180"/>
+      </w:pPr>
+      <w:r>
+        <w:rPr>
+          <w:b w:val="0"/>
+        </w:rPr>
+        <w:t>The authorised revision service receives the note. The stated learner and teacher can retrieve its text. Send revision counts without copying private notes.</w:t>
+      </w:r>
+    </w:p>
+    <w:p>
+      <w:pPr>
+        <w:spacing w:line="336" w:lineRule="auto" w:after="180"/>
+      </w:pPr>
+      <w:r>
+        <w:rPr>
+          <w:b w:val="0"/>
+        </w:rPr>
+        <w:t>Changed case: Flag the unapproved content path and remove it from the design. Its count-only purpose does not grant note-reading permission. Tiny-group counts can remain identifying, so minimise and review them too.</w:t>
+      </w:r>
+    </w:p>
+    <w:p>
+      <w:pPr>
+        <w:spacing w:line="336" w:lineRule="auto" w:after="180"/>
+      </w:pPr>
+      <w:r>
+        <w:rPr>
+          <w:b w:val="0"/>
+        </w:rPr>
+        <w:t>Changed-case reasoning: Flag the unapproved content path and remove it from the design. Its count-only purpose does not grant note-reading permission.</w:t>
+      </w:r>
+    </w:p>
+    <w:p>
+      <w:pPr>
+        <w:spacing w:line="336" w:lineRule="auto" w:after="180"/>
+      </w:pPr>
+      <w:r>
+        <w:rPr>
+          <w:b w:val="0"/>
+        </w:rPr>
+        <w:t xml:space="preserve">Collect each learner’s explanation before discussion. Use the first missing connection between </w:t>
+      </w:r>
+      <w:r>
+        <w:rPr>
+          <w:b/>
+        </w:rPr>
+        <w:t>input</w:t>
+      </w:r>
+      <w:r>
+        <w:rPr>
+          <w:b w:val="0"/>
+        </w:rPr>
+        <w:t xml:space="preserve">, deciding step and result to choose support. This question is worked-case practice, not fresh mastery </w:t>
+      </w:r>
+      <w:r>
+        <w:rPr>
+          <w:b/>
+        </w:rPr>
+        <w:t>evidence</w:t>
+      </w:r>
+      <w:r>
+        <w:rPr>
+          <w:b w:val="0"/>
+        </w:rPr>
+        <w:t>.</w:t>
+      </w:r>
+    </w:p>
+    <w:p>
+      <w:pPr>
+        <w:pStyle w:val="Heading2"/>
+      </w:pPr>
+      <w:r>
+        <w:t>Accessible support and extension</w:t>
+      </w:r>
+    </w:p>
+    <w:p>
+      <w:pPr>
+        <w:spacing w:line="336" w:lineRule="auto" w:after="180"/>
+      </w:pPr>
+      <w:r>
+        <w:rPr>
+          <w:b w:val="0"/>
+        </w:rPr>
+        <w:t xml:space="preserve">Use See how it works and Follow a worked example. Collect a </w:t>
+      </w:r>
+      <w:r>
+        <w:rPr>
+          <w:b/>
+        </w:rPr>
+        <w:t>prediction</w:t>
+      </w:r>
+      <w:r>
+        <w:rPr>
+          <w:b w:val="0"/>
+        </w:rPr>
+        <w:t xml:space="preserve"> before revealing its result; ask the learner to point to each intermediate fact.</w:t>
+      </w:r>
+    </w:p>
+    <w:p>
+      <w:pPr>
+        <w:spacing w:line="336" w:lineRule="auto" w:after="180"/>
+      </w:pPr>
+      <w:r>
+        <w:rPr>
+          <w:b w:val="0"/>
+        </w:rPr>
+        <w:t xml:space="preserve">Provide an </w:t>
+      </w:r>
+      <w:r>
+        <w:rPr>
+          <w:b/>
+        </w:rPr>
+        <w:t>input</w:t>
+      </w:r>
+      <w:r>
+        <w:rPr>
+          <w:b w:val="0"/>
+        </w:rPr>
+        <w:t>/procedure/result/limit frame and a calculator when needed. Ask students to identify the first step before completing the whole trace.</w:t>
+      </w:r>
+    </w:p>
+    <w:p>
+      <w:pPr>
+        <w:spacing w:line="336" w:lineRule="auto" w:after="180"/>
+      </w:pPr>
+      <w:r>
+        <w:rPr>
+          <w:b w:val="0"/>
+        </w:rPr>
+        <w:t xml:space="preserve">Extension: compare two concrete variants of this </w:t>
+      </w:r>
+      <w:r>
+        <w:rPr>
+          <w:b/>
+        </w:rPr>
+        <w:t>mechanism</w:t>
+      </w:r>
+      <w:r>
+        <w:rPr>
+          <w:b w:val="0"/>
+        </w:rPr>
+        <w:t xml:space="preserve"> while holding unrelated conditions fixed; report both successful and unsuccessful outcomes.</w:t>
+      </w:r>
+    </w:p>
+    <w:p>
+      <w:pPr>
+        <w:pStyle w:val="Heading2"/>
+      </w:pPr>
+      <w:r>
+        <w:t>Earlier wording, alternatives and picture transcripts · reference / check after trying</w:t>
       </w:r>
     </w:p>
     <w:tbl>
@@ -2016,71 +3151,26 @@
     </w:tbl>
     <w:p>
       <w:pPr>
-        <w:spacing w:line="336" w:lineRule="auto" w:after="180"/>
-      </w:pPr>
-      <w:r>
-        <w:rPr>
-          <w:b w:val="0"/>
-        </w:rPr>
-        <w:t xml:space="preserve">Use See how it works and Follow a worked example. Collect a </w:t>
-      </w:r>
-      <w:r>
-        <w:rPr>
-          <w:b/>
-        </w:rPr>
-        <w:t>prediction</w:t>
-      </w:r>
-      <w:r>
-        <w:rPr>
-          <w:b w:val="0"/>
-        </w:rPr>
-        <w:t xml:space="preserve"> before revealing its result; ask the learner to point to each intermediate fact.</w:t>
+        <w:pStyle w:val="Heading3"/>
+      </w:pPr>
+      <w:r>
+        <w:t>Reduce help deliberately</w:t>
       </w:r>
     </w:p>
     <w:p>
       <w:pPr>
-        <w:spacing w:line="336" w:lineRule="auto" w:after="180"/>
-      </w:pPr>
-      <w:r>
-        <w:rPr>
-          <w:b w:val="0"/>
-        </w:rPr>
-        <w:t xml:space="preserve">Provide an </w:t>
-      </w:r>
-      <w:r>
-        <w:rPr>
-          <w:b/>
-        </w:rPr>
-        <w:t>input</w:t>
-      </w:r>
-      <w:r>
-        <w:rPr>
-          <w:b w:val="0"/>
-        </w:rPr>
-        <w:t>/procedure/result/limit frame and a calculator when needed. Ask students to identify the first step before completing the whole trace.</w:t>
+        <w:pStyle w:val="Heading3"/>
+      </w:pPr>
+      <w:r>
+        <w:t>Individual reasoning check</w:t>
       </w:r>
     </w:p>
     <w:p>
       <w:pPr>
-        <w:spacing w:line="336" w:lineRule="auto" w:after="180"/>
-      </w:pPr>
-      <w:r>
-        <w:rPr>
-          <w:b w:val="0"/>
-        </w:rPr>
-        <w:t xml:space="preserve">Extension: compare two concrete variants of this </w:t>
-      </w:r>
-      <w:r>
-        <w:rPr>
-          <w:b/>
-        </w:rPr>
-        <w:t>mechanism</w:t>
-      </w:r>
-      <w:r>
-        <w:rPr>
-          <w:b w:val="0"/>
-        </w:rPr>
-        <w:t xml:space="preserve"> while holding unrelated conditions fixed; report both successful and unsuccessful outcomes.</w:t>
+        <w:pStyle w:val="Heading3"/>
+      </w:pPr>
+      <w:r>
+        <w:t>Pictorial practice question</w:t>
       </w:r>
     </w:p>
     <w:p>
@@ -2088,71 +3178,39 @@
         <w:pStyle w:val="Heading3"/>
       </w:pPr>
       <w:r>
-        <w:t>Reduce help deliberately</w:t>
+        <w:t>Reasoned teacher answer</w:t>
       </w:r>
     </w:p>
     <w:p>
       <w:pPr>
-        <w:pStyle w:val="Heading3"/>
-      </w:pPr>
-      <w:r>
-        <w:t>Completion practice</w:t>
+        <w:pStyle w:val="Heading1"/>
+      </w:pPr>
+      <w:r>
+        <w:t>04. Run the complete supplied investigation</w:t>
       </w:r>
     </w:p>
     <w:p>
-      <w:pPr>
-        <w:spacing w:line="336" w:lineRule="auto" w:after="180"/>
-        <w:shd w:fill="F5F1FB"/>
-      </w:pPr>
-      <w:r>
-        <w:rPr>
-          <w:b w:val="0"/>
-        </w:rPr>
-        <w:t xml:space="preserve">Completion task: </w:t>
-      </w:r>
-      <w:r>
-        <w:rPr>
-          <w:b/>
-        </w:rPr>
-        <w:t>Output</w:t>
-      </w:r>
-      <w:r>
-        <w:rPr>
-          <w:b w:val="0"/>
-        </w:rPr>
-        <w:t xml:space="preserve"> denies teacher guide, but cache contains it under a student-accessible key. Show the intermediate steps and give the conclusion with its scope.</w:t>
+      <w:r>
+        <w:t>Separate predictions,actual runs and paper traces.</w:t>
       </w:r>
     </w:p>
     <w:p>
       <w:pPr>
-        <w:pStyle w:val="Heading3"/>
-      </w:pPr>
-      <w:r>
-        <w:t>Reasoning to listen for</w:t>
+        <w:pStyle w:val="Heading2"/>
+      </w:pPr>
+      <w:r>
+        <w:t>Complete inputs,expected results and limits</w:t>
       </w:r>
     </w:p>
     <w:p>
       <w:pPr>
         <w:spacing w:line="336" w:lineRule="auto" w:after="180"/>
-        <w:shd w:fill="F1F6FC"/>
       </w:pPr>
       <w:r>
         <w:rPr>
           <w:b w:val="0"/>
         </w:rPr>
-        <w:t xml:space="preserve">Teacher check: Teacher explanation: Access remains broken through the cache path. Review every storage/return path and assert restricted data never reaches student </w:t>
-      </w:r>
-      <w:r>
-        <w:rPr>
-          <w:b/>
-        </w:rPr>
-        <w:t>output</w:t>
-      </w:r>
-      <w:r>
-        <w:rPr>
-          <w:b w:val="0"/>
-        </w:rPr>
-        <w:t>/context.</w:t>
+        <w:t>Main confidentiality remains broken through the student-accessible cache despite direct denial. Gate both repaired paths before content lookup and inspect empty denied read traces. Picture counts-only analytics rejects note text, and assigned-teacher access differs from any-teacher access; tiny-group counts may still identify people.</w:t>
       </w:r>
     </w:p>
     <w:p>
@@ -2163,38 +3221,26 @@
         <w:rPr>
           <w:b w:val="0"/>
         </w:rPr>
-        <w:t xml:space="preserve">Start by identifying the given </w:t>
-      </w:r>
-      <w:r>
-        <w:rPr>
-          <w:b/>
-        </w:rPr>
-        <w:t>input</w:t>
-      </w:r>
-      <w:r>
-        <w:rPr>
-          <w:b w:val="0"/>
-        </w:rPr>
-        <w:t>s together. Leave the intermediate steps blank. If needed, model one step, then withdraw that help on the next step. Move to a full trace only when the partial trace is understood.</w:t>
+        <w:t>Selected diagnostic export bypasses the same boundary: use an authorized teacher-only export or minimized metadata and test student-denied access across every export route. Do not use real restricted content or claim complete review from these fixtures.</w:t>
       </w:r>
     </w:p>
     <w:p>
       <w:pPr>
-        <w:spacing w:line="336" w:lineRule="auto" w:after="180"/>
-      </w:pPr>
-      <w:r>
-        <w:rPr>
-          <w:b w:val="0"/>
-        </w:rPr>
-        <w:t>For partners, alternate explainer and checker; collect a response from every learner before discussion.</w:t>
+        <w:pStyle w:val="Heading2"/>
+      </w:pPr>
+      <w:r>
+        <w:t>Diagnose the current misconceptions</w:t>
       </w:r>
     </w:p>
     <w:p>
       <w:pPr>
-        <w:pStyle w:val="Heading3"/>
-      </w:pPr>
-      <w:r>
-        <w:t>Individual reasoning check</w:t>
+        <w:spacing w:line="336" w:lineRule="auto" w:after="180"/>
+      </w:pPr>
+      <w:r>
+        <w:rPr>
+          <w:b w:val="0"/>
+        </w:rPr>
+        <w:t>The worked result establishes every future case: Review findings are bounded by tested paths and threat assumptions, not a proof of complete security.</w:t>
       </w:r>
     </w:p>
     <w:p>
@@ -2205,19 +3251,31 @@
         <w:rPr>
           <w:b w:val="0"/>
         </w:rPr>
-        <w:t xml:space="preserve">Use the worked case for Security and </w:t>
+        <w:t xml:space="preserve">A missing </w:t>
       </w:r>
       <w:r>
         <w:rPr>
           <w:b/>
         </w:rPr>
-        <w:t>privacy review</w:t>
+        <w:t>input</w:t>
       </w:r>
       <w:r>
         <w:rPr>
           <w:b w:val="0"/>
         </w:rPr>
-        <w:t>. Proposed explanation: “The worked result establishes every future case”. Decide whether this explanation is supported.</w:t>
+        <w:t xml:space="preserve"> may be replaced without recording the change: A replacement changes the </w:t>
+      </w:r>
+      <w:r>
+        <w:rPr>
+          <w:b/>
+        </w:rPr>
+        <w:t>evidence</w:t>
+      </w:r>
+      <w:r>
+        <w:rPr>
+          <w:b w:val="0"/>
+        </w:rPr>
+        <w:t xml:space="preserve"> or contract. Record the change and its justification; do not silently turn unknown into a measured value.</w:t>
       </w:r>
     </w:p>
     <w:p>
@@ -2228,270 +3286,62 @@
         <w:rPr>
           <w:b w:val="0"/>
         </w:rPr>
-        <w:t>Point to the step or supplied fact that decides; explain your repair if needed.</w:t>
+        <w:t xml:space="preserve">Repeating an assessed case is new independent </w:t>
+      </w:r>
+      <w:r>
+        <w:rPr>
+          <w:b/>
+        </w:rPr>
+        <w:t>evidence</w:t>
+      </w:r>
+      <w:r>
+        <w:rPr>
+          <w:b w:val="0"/>
+        </w:rPr>
+        <w:t>: A replay checks consistency. An example used for feedback or revision cannot later be described as untouched final evaluation.</w:t>
       </w:r>
     </w:p>
     <w:p>
       <w:pPr>
-        <w:pStyle w:val="Heading3"/>
-      </w:pPr>
-      <w:r>
-        <w:t>Expected repair</w:t>
+        <w:spacing w:line="336" w:lineRule="auto" w:after="180"/>
+      </w:pPr>
+      <w:r>
+        <w:rPr>
+          <w:b w:val="0"/>
+        </w:rPr>
+        <w:t xml:space="preserve">Use Run the investigation for the </w:t>
+      </w:r>
+      <w:r>
+        <w:rPr>
+          <w:b/>
+        </w:rPr>
+        <w:t>evidence</w:t>
+      </w:r>
+      <w:r>
+        <w:rPr>
+          <w:b w:val="0"/>
+        </w:rPr>
+        <w:t xml:space="preserve"> ledger. Add a boundary or missing-</w:t>
+      </w:r>
+      <w:r>
+        <w:rPr>
+          <w:b/>
+        </w:rPr>
+        <w:t>input</w:t>
+      </w:r>
+      <w:r>
+        <w:rPr>
+          <w:b w:val="0"/>
+        </w:rPr>
+        <w:t xml:space="preserve"> case and record the expected response before checking. More successful repeats of one case do not establish wider coverage.</w:t>
       </w:r>
     </w:p>
     <w:p>
       <w:pPr>
-        <w:spacing w:line="336" w:lineRule="auto" w:after="180"/>
-        <w:shd w:fill="F1F6FC"/>
-      </w:pPr>
-      <w:r>
-        <w:rPr>
-          <w:b w:val="0"/>
-        </w:rPr>
-        <w:t>Expected correction: Review findings are bounded by tested paths and threat assumptions, not a proof of complete security.</w:t>
-      </w:r>
-    </w:p>
-    <w:p>
-      <w:pPr>
-        <w:spacing w:line="336" w:lineRule="auto" w:after="180"/>
-      </w:pPr>
-      <w:r>
-        <w:rPr>
-          <w:b w:val="0"/>
-        </w:rPr>
-        <w:t>Collect explanations, not only yes/no votes. If a misunderstanding is common, re-model the relevant step for the class.</w:t>
-      </w:r>
-    </w:p>
-    <w:p>
-      <w:pPr>
-        <w:spacing w:line="336" w:lineRule="auto" w:after="180"/>
-      </w:pPr>
-      <w:r>
-        <w:rPr>
-          <w:b w:val="0"/>
-        </w:rPr>
-        <w:t>If it affects a few learners, give a short targeted group explanation while others solve a more demanding variation.</w:t>
-      </w:r>
-    </w:p>
-    <w:p>
-      <w:pPr>
-        <w:pStyle w:val="Heading3"/>
-      </w:pPr>
-      <w:r>
-        <w:t>Pictorial practice question</w:t>
-      </w:r>
-    </w:p>
-    <w:p>
-      <w:pPr>
-        <w:spacing w:line="336" w:lineRule="auto" w:after="180"/>
-        <w:shd w:fill="F5F1FB"/>
-      </w:pPr>
-      <w:r>
-        <w:rPr>
-          <w:b w:val="0"/>
-        </w:rPr>
-        <w:t>Trace private note content and analytics counts to their permitted readers. Why is storing full notes in the dashboard outside this design, and what risk can remain for tiny-group counts?</w:t>
-      </w:r>
-    </w:p>
-    <w:p>
-      <w:pPr>
-        <w:pStyle w:val="Heading3"/>
-      </w:pPr>
-      <w:r>
-        <w:t>Reasoned teacher answer</w:t>
-      </w:r>
-    </w:p>
-    <w:p>
-      <w:pPr>
-        <w:spacing w:line="336" w:lineRule="auto" w:after="180"/>
-      </w:pPr>
-      <w:r>
-        <w:rPr>
-          <w:b w:val="0"/>
-        </w:rPr>
-        <w:t>The authorised revision service receives the note. The stated learner and teacher can retrieve its text. Send revision counts without copying private notes.</w:t>
-      </w:r>
-    </w:p>
-    <w:p>
-      <w:pPr>
-        <w:spacing w:line="336" w:lineRule="auto" w:after="180"/>
-      </w:pPr>
-      <w:r>
-        <w:rPr>
-          <w:b w:val="0"/>
-        </w:rPr>
-        <w:t>Changed case: Flag the unapproved content path and remove it from the design. Its count-only purpose does not grant note-reading permission. Tiny-group counts can remain identifying, so minimise and review them too.</w:t>
-      </w:r>
-    </w:p>
-    <w:p>
-      <w:pPr>
-        <w:spacing w:line="336" w:lineRule="auto" w:after="180"/>
-      </w:pPr>
-      <w:r>
-        <w:rPr>
-          <w:b w:val="0"/>
-        </w:rPr>
-        <w:t>Changed-case reasoning: Flag the unapproved content path and remove it from the design. Its count-only purpose does not grant note-reading permission.</w:t>
-      </w:r>
-    </w:p>
-    <w:p>
-      <w:pPr>
-        <w:spacing w:line="336" w:lineRule="auto" w:after="180"/>
-      </w:pPr>
-      <w:r>
-        <w:rPr>
-          <w:b w:val="0"/>
-        </w:rPr>
-        <w:t xml:space="preserve">Collect each learner’s explanation before discussion. Use the first missing connection between </w:t>
-      </w:r>
-      <w:r>
-        <w:rPr>
-          <w:b/>
-        </w:rPr>
-        <w:t>input</w:t>
-      </w:r>
-      <w:r>
-        <w:rPr>
-          <w:b w:val="0"/>
-        </w:rPr>
-        <w:t xml:space="preserve">, deciding step and result to choose support. This question is worked-case practice, not fresh mastery </w:t>
-      </w:r>
-      <w:r>
-        <w:rPr>
-          <w:b/>
-        </w:rPr>
-        <w:t>evidence</w:t>
-      </w:r>
-      <w:r>
-        <w:rPr>
-          <w:b w:val="0"/>
-        </w:rPr>
-        <w:t>.</w:t>
-      </w:r>
-    </w:p>
-    <w:p>
-      <w:pPr>
-        <w:pStyle w:val="Heading1"/>
-      </w:pPr>
-      <w:r>
-        <w:t>04. Run the investigation and diagnose misconceptions</w:t>
-      </w:r>
-    </w:p>
-    <w:p>
-      <w:r>
-        <w:t>Run the Security and privacy review investigation and use the first unsupported step to choose a teaching response.</w:t>
-      </w:r>
-    </w:p>
-    <w:p>
-      <w:pPr>
-        <w:spacing w:line="336" w:lineRule="auto" w:after="180"/>
-      </w:pPr>
-      <w:r>
-        <w:rPr>
-          <w:b w:val="0"/>
-        </w:rPr>
-        <w:t>The worked result establishes every future case: Review findings are bounded by tested paths and threat assumptions, not a proof of complete security.</w:t>
-      </w:r>
-    </w:p>
-    <w:p>
-      <w:pPr>
-        <w:spacing w:line="336" w:lineRule="auto" w:after="180"/>
-      </w:pPr>
-      <w:r>
-        <w:rPr>
-          <w:b w:val="0"/>
-        </w:rPr>
-        <w:t xml:space="preserve">A missing </w:t>
-      </w:r>
-      <w:r>
-        <w:rPr>
-          <w:b/>
-        </w:rPr>
-        <w:t>input</w:t>
-      </w:r>
-      <w:r>
-        <w:rPr>
-          <w:b w:val="0"/>
-        </w:rPr>
-        <w:t xml:space="preserve"> may be replaced without recording the change: A replacement changes the </w:t>
-      </w:r>
-      <w:r>
-        <w:rPr>
-          <w:b/>
-        </w:rPr>
-        <w:t>evidence</w:t>
-      </w:r>
-      <w:r>
-        <w:rPr>
-          <w:b w:val="0"/>
-        </w:rPr>
-        <w:t xml:space="preserve"> or contract. Record the change and its justification; do not silently turn unknown into a measured value.</w:t>
-      </w:r>
-    </w:p>
-    <w:p>
-      <w:pPr>
-        <w:spacing w:line="336" w:lineRule="auto" w:after="180"/>
-      </w:pPr>
-      <w:r>
-        <w:rPr>
-          <w:b w:val="0"/>
-        </w:rPr>
-        <w:t xml:space="preserve">Repeating an assessed case is new independent </w:t>
-      </w:r>
-      <w:r>
-        <w:rPr>
-          <w:b/>
-        </w:rPr>
-        <w:t>evidence</w:t>
-      </w:r>
-      <w:r>
-        <w:rPr>
-          <w:b w:val="0"/>
-        </w:rPr>
-        <w:t>: A replay checks consistency. An example used for feedback or revision cannot later be described as untouched final evaluation.</w:t>
-      </w:r>
-    </w:p>
-    <w:p>
-      <w:pPr>
-        <w:spacing w:line="336" w:lineRule="auto" w:after="180"/>
-      </w:pPr>
-      <w:r>
-        <w:rPr>
-          <w:b w:val="0"/>
-        </w:rPr>
-        <w:t xml:space="preserve">Use Run the investigation for the </w:t>
-      </w:r>
-      <w:r>
-        <w:rPr>
-          <w:b/>
-        </w:rPr>
-        <w:t>evidence</w:t>
-      </w:r>
-      <w:r>
-        <w:rPr>
-          <w:b w:val="0"/>
-        </w:rPr>
-        <w:t xml:space="preserve"> ledger. Add a boundary or missing-</w:t>
-      </w:r>
-      <w:r>
-        <w:rPr>
-          <w:b/>
-        </w:rPr>
-        <w:t>input</w:t>
-      </w:r>
-      <w:r>
-        <w:rPr>
-          <w:b w:val="0"/>
-        </w:rPr>
-        <w:t xml:space="preserve"> case and record the expected response before checking. More successful repeats of one case do not establish wider coverage.</w:t>
-      </w:r>
-    </w:p>
-    <w:p>
-      <w:pPr>
-        <w:pStyle w:val="Heading3"/>
-      </w:pPr>
-      <w:r>
-        <w:t>Match the support to the first error</w:t>
+        <w:pStyle w:val="Heading2"/>
+      </w:pPr>
+      <w:r>
+        <w:t>Choose accessible support</w:t>
       </w:r>
     </w:p>
     <w:tbl>
@@ -2664,57 +3514,39 @@
     </w:p>
     <w:p>
       <w:pPr>
-        <w:pStyle w:val="Heading1"/>
-      </w:pPr>
-      <w:r>
-        <w:t>05. Assess and explain the answers</w:t>
+        <w:pStyle w:val="Heading2"/>
+      </w:pPr>
+      <w:r>
+        <w:t>Earlier wording, alternatives and picture transcripts · reference / check after trying</w:t>
       </w:r>
     </w:p>
     <w:p>
-      <w:r>
-        <w:t>Use the Security and privacy review questions, teacher keys and criteria after the relevant attempts. Previously discussed cases are practice; protect the separately selected independent task.</w:t>
+      <w:pPr>
+        <w:pStyle w:val="Heading3"/>
+      </w:pPr>
+      <w:r>
+        <w:t>Match the support to the first error</w:t>
       </w:r>
     </w:p>
     <w:p>
       <w:pPr>
-        <w:pStyle w:val="Heading3"/>
-      </w:pPr>
-      <w:r>
-        <w:t>Guided and exit questions</w:t>
+        <w:pStyle w:val="Heading1"/>
+      </w:pPr>
+      <w:r>
+        <w:t>05. Assess the new service scenario</w:t>
       </w:r>
     </w:p>
     <w:p>
-      <w:pPr>
-        <w:spacing w:line="336" w:lineRule="auto" w:after="180"/>
-      </w:pPr>
-      <w:r>
-        <w:rPr>
-          <w:b w:val="0"/>
-        </w:rPr>
-        <w:t xml:space="preserve">Guided: Access remains broken through the cache path. Review every storage/return path and assert restricted data never reaches student </w:t>
-      </w:r>
-      <w:r>
-        <w:rPr>
-          <w:b/>
-        </w:rPr>
-        <w:t>output</w:t>
-      </w:r>
-      <w:r>
-        <w:rPr>
-          <w:b w:val="0"/>
-        </w:rPr>
-        <w:t>/context.</w:t>
+      <w:r>
+        <w:t>Keep the selected answer private until after a first attempt.</w:t>
       </w:r>
     </w:p>
     <w:p>
       <w:pPr>
-        <w:spacing w:line="336" w:lineRule="auto" w:after="180"/>
-      </w:pPr>
-      <w:r>
-        <w:rPr>
-          <w:b w:val="0"/>
-        </w:rPr>
-        <w:t>Qualification: Review findings are bounded by tested paths and threat assumptions, not a proof of complete security.</w:t>
+        <w:pStyle w:val="Heading2"/>
+      </w:pPr>
+      <w:r>
+        <w:t>Selected independent task and checked answer</w:t>
       </w:r>
     </w:p>
     <w:p>
@@ -2725,577 +3557,26 @@
         <w:rPr>
           <w:b w:val="0"/>
         </w:rPr>
-        <w:t xml:space="preserve">Exit: accept a concrete variation with its predicted outcome and a stated condition that would challenge the </w:t>
-      </w:r>
-      <w:r>
-        <w:rPr>
-          <w:b/>
-        </w:rPr>
-        <w:t>mechanism</w:t>
-      </w:r>
-      <w:r>
-        <w:rPr>
-          <w:b w:val="0"/>
-        </w:rPr>
-        <w:t xml:space="preserve">; reject a claim resting on unmeasured </w:t>
-      </w:r>
-      <w:r>
-        <w:rPr>
-          <w:b/>
-        </w:rPr>
-        <w:t>evidence</w:t>
-      </w:r>
-      <w:r>
-        <w:rPr>
-          <w:b w:val="0"/>
-        </w:rPr>
-        <w:t>.</w:t>
+        <w:t>Selected case: Service blocks direct teacher lookup but diagnostic export includes full teacher answers. Identify defect and a test.</w:t>
       </w:r>
     </w:p>
     <w:p>
       <w:pPr>
-        <w:pStyle w:val="Heading3"/>
-      </w:pPr>
-      <w:r>
-        <w:t>W1 Explain the mechanism</w:t>
+        <w:spacing w:line="336" w:lineRule="auto" w:after="180"/>
+      </w:pPr>
+      <w:r>
+        <w:rPr>
+          <w:b w:val="0"/>
+        </w:rPr>
+        <w:t>Teacher explanation: Diagnostic export bypasses confidentiality. Use a teacher-only authorised export or minimised metadata; test student requests against every export route.</w:t>
       </w:r>
     </w:p>
     <w:p>
       <w:pPr>
-        <w:pStyle w:val="Heading3"/>
-      </w:pPr>
-      <w:r>
-        <w:t>Workbook question · W1</w:t>
-      </w:r>
-    </w:p>
-    <w:p>
-      <w:pPr>
-        <w:spacing w:line="336" w:lineRule="auto" w:after="180"/>
-        <w:shd w:fill="F5F1FB"/>
-      </w:pPr>
-      <w:r>
-        <w:rPr>
-          <w:b w:val="0"/>
-        </w:rPr>
-        <w:t xml:space="preserve">Explain the weekly </w:t>
-      </w:r>
-      <w:r>
-        <w:rPr>
-          <w:b/>
-        </w:rPr>
-        <w:t>mechanism</w:t>
-      </w:r>
-      <w:r>
-        <w:rPr>
-          <w:b w:val="0"/>
-        </w:rPr>
-        <w:t xml:space="preserve"> in your own words. Use the worked scenario to name its </w:t>
-      </w:r>
-      <w:r>
-        <w:rPr>
-          <w:b/>
-        </w:rPr>
-        <w:t>input</w:t>
-      </w:r>
-      <w:r>
-        <w:rPr>
-          <w:b w:val="0"/>
-        </w:rPr>
-        <w:t xml:space="preserve">, decision rule and </w:t>
-      </w:r>
-      <w:r>
-        <w:rPr>
-          <w:b/>
-        </w:rPr>
-        <w:t>output</w:t>
-      </w:r>
-      <w:r>
-        <w:rPr>
-          <w:b w:val="0"/>
-        </w:rPr>
-        <w:t>.</w:t>
-      </w:r>
-    </w:p>
-    <w:p>
-      <w:pPr>
-        <w:pStyle w:val="Heading3"/>
-      </w:pPr>
-      <w:r>
-        <w:t>Teacher reasoning · W1</w:t>
-      </w:r>
-    </w:p>
-    <w:p>
-      <w:pPr>
-        <w:spacing w:line="336" w:lineRule="auto" w:after="180"/>
-        <w:shd w:fill="F1F6FC"/>
-      </w:pPr>
-      <w:r>
-        <w:rPr>
-          <w:b w:val="0"/>
-        </w:rPr>
-        <w:t xml:space="preserve">Teacher explanation: Security and </w:t>
-      </w:r>
-      <w:r>
-        <w:rPr>
-          <w:b/>
-        </w:rPr>
-        <w:t>privacy review</w:t>
-      </w:r>
-      <w:r>
-        <w:rPr>
-          <w:b w:val="0"/>
-        </w:rPr>
-        <w:t xml:space="preserve"> checks assets, actors, data flows and permissions against explicit threats. A clean happy path does not test misuse.</w:t>
-      </w:r>
-    </w:p>
-    <w:p>
-      <w:pPr>
-        <w:spacing w:line="336" w:lineRule="auto" w:after="180"/>
-        <w:shd w:fill="F1F6FC"/>
-      </w:pPr>
-      <w:r>
-        <w:rPr>
-          <w:b w:val="0"/>
-        </w:rPr>
-        <w:t>For the classroom service identify restricted guides, session secrets and student content. Test denied roles, unexpected fields, source injection and minimised logging without real credentials.</w:t>
-      </w:r>
-    </w:p>
-    <w:p>
-      <w:pPr>
-        <w:pStyle w:val="Heading3"/>
-      </w:pPr>
-      <w:r>
-        <w:t>W2 Trace the worked case</w:t>
-      </w:r>
-    </w:p>
-    <w:p>
-      <w:pPr>
-        <w:pStyle w:val="Heading3"/>
-      </w:pPr>
-      <w:r>
-        <w:t>Workbook question · W2</w:t>
-      </w:r>
-    </w:p>
-    <w:p>
-      <w:pPr>
-        <w:spacing w:line="336" w:lineRule="auto" w:after="180"/>
-        <w:shd w:fill="F5F1FB"/>
-      </w:pPr>
-      <w:r>
-        <w:rPr>
-          <w:b/>
-        </w:rPr>
-        <w:t>Output</w:t>
-      </w:r>
-      <w:r>
-        <w:rPr>
-          <w:b w:val="0"/>
-        </w:rPr>
-        <w:t xml:space="preserve"> denies teacher guide, but cache contains it under a student-accessible key. Show the intermediate steps and give the conclusion with its scope.</w:t>
-      </w:r>
-    </w:p>
-    <w:p>
-      <w:pPr>
-        <w:pStyle w:val="Heading3"/>
-      </w:pPr>
-      <w:r>
-        <w:t>Teacher reasoning · W2</w:t>
-      </w:r>
-    </w:p>
-    <w:p>
-      <w:pPr>
-        <w:spacing w:line="336" w:lineRule="auto" w:after="180"/>
-        <w:shd w:fill="F1F6FC"/>
-      </w:pPr>
-      <w:r>
-        <w:rPr>
-          <w:b w:val="0"/>
-        </w:rPr>
-        <w:t xml:space="preserve">Teacher explanation: Access remains broken through the cache path. Review every storage/return path and assert restricted data never reaches student </w:t>
-      </w:r>
-      <w:r>
-        <w:rPr>
-          <w:b/>
-        </w:rPr>
-        <w:t>output</w:t>
-      </w:r>
-      <w:r>
-        <w:rPr>
-          <w:b w:val="0"/>
-        </w:rPr>
-        <w:t>/context.</w:t>
-      </w:r>
-    </w:p>
-    <w:p>
-      <w:pPr>
-        <w:pStyle w:val="Heading3"/>
-      </w:pPr>
-      <w:r>
-        <w:t>W3 Audit the limit</w:t>
-      </w:r>
-    </w:p>
-    <w:p>
-      <w:pPr>
-        <w:pStyle w:val="Heading3"/>
-      </w:pPr>
-      <w:r>
-        <w:t>Workbook question · W3</w:t>
-      </w:r>
-    </w:p>
-    <w:p>
-      <w:pPr>
-        <w:spacing w:line="336" w:lineRule="auto" w:after="180"/>
-        <w:shd w:fill="F5F1FB"/>
-      </w:pPr>
-      <w:r>
-        <w:rPr>
-          <w:b w:val="0"/>
-        </w:rPr>
-        <w:t>A report omits this qualification: Review findings are bounded by tested paths and threat assumptions, not a proof of complete security.</w:t>
-      </w:r>
-    </w:p>
-    <w:p>
-      <w:pPr>
-        <w:spacing w:line="336" w:lineRule="auto" w:after="180"/>
-        <w:shd w:fill="F5F1FB"/>
-      </w:pPr>
-      <w:r>
-        <w:rPr>
-          <w:b w:val="0"/>
-        </w:rPr>
-        <w:t>Explain how omitting it could change a reader's interpretation, and write an accurate replacement.</w:t>
-      </w:r>
-    </w:p>
-    <w:p>
-      <w:pPr>
-        <w:pStyle w:val="Heading3"/>
-      </w:pPr>
-      <w:r>
-        <w:t>Teacher reasoning · W3</w:t>
-      </w:r>
-    </w:p>
-    <w:p>
-      <w:pPr>
-        <w:spacing w:line="336" w:lineRule="auto" w:after="180"/>
-        <w:shd w:fill="F1F6FC"/>
-      </w:pPr>
-      <w:r>
-        <w:rPr>
-          <w:b w:val="0"/>
-        </w:rPr>
-        <w:t>Teacher explanation: Review findings are bounded by tested paths and threat assumptions, not a proof of complete security.</w:t>
-      </w:r>
-    </w:p>
-    <w:p>
-      <w:pPr>
-        <w:spacing w:line="336" w:lineRule="auto" w:after="180"/>
-        <w:shd w:fill="F1F6FC"/>
-      </w:pPr>
-      <w:r>
-        <w:rPr>
-          <w:b w:val="0"/>
-        </w:rPr>
-        <w:t xml:space="preserve">State the observed result separately from the unverified or out-of-scope claim; preserve the original </w:t>
-      </w:r>
-      <w:r>
-        <w:rPr>
-          <w:b/>
-        </w:rPr>
-        <w:t>evidence</w:t>
-      </w:r>
-      <w:r>
-        <w:rPr>
-          <w:b w:val="0"/>
-        </w:rPr>
-        <w:t xml:space="preserve"> rather than inventing a missing fact.</w:t>
-      </w:r>
-    </w:p>
-    <w:p>
-      <w:pPr>
-        <w:pStyle w:val="Heading3"/>
-      </w:pPr>
-      <w:r>
-        <w:t>W4 Apply a new case independently</w:t>
-      </w:r>
-    </w:p>
-    <w:p>
-      <w:pPr>
-        <w:pStyle w:val="Heading3"/>
-      </w:pPr>
-      <w:r>
-        <w:t>Workbook question · W4</w:t>
-      </w:r>
-    </w:p>
-    <w:p>
-      <w:pPr>
-        <w:spacing w:line="336" w:lineRule="auto" w:after="180"/>
-        <w:shd w:fill="F5F1FB"/>
-      </w:pPr>
-      <w:r>
-        <w:rPr>
-          <w:b w:val="0"/>
-        </w:rPr>
-        <w:t>Service blocks direct teacher lookup but diagnostic export includes full teacher answers. Identify defect and a test.</w:t>
-      </w:r>
-    </w:p>
-    <w:p>
-      <w:pPr>
-        <w:pStyle w:val="Heading3"/>
-      </w:pPr>
-      <w:r>
-        <w:t>Teacher reasoning · W4</w:t>
-      </w:r>
-    </w:p>
-    <w:p>
-      <w:pPr>
-        <w:spacing w:line="336" w:lineRule="auto" w:after="180"/>
-        <w:shd w:fill="F1F6FC"/>
-      </w:pPr>
-      <w:r>
-        <w:rPr>
-          <w:b w:val="0"/>
-        </w:rPr>
-        <w:t>Teacher explanation: Diagnostic export bypasses confidentiality. Use a teacher-only authorised export or minimised metadata; test student requests against every export route.</w:t>
-      </w:r>
-    </w:p>
-    <w:p>
-      <w:pPr>
-        <w:pStyle w:val="Heading3"/>
-      </w:pPr>
-      <w:r>
-        <w:t>W5 Design a revealing follow-up</w:t>
-      </w:r>
-    </w:p>
-    <w:p>
-      <w:pPr>
-        <w:pStyle w:val="Heading3"/>
-      </w:pPr>
-      <w:r>
-        <w:t>Workbook question · W5</w:t>
-      </w:r>
-    </w:p>
-    <w:p>
-      <w:pPr>
-        <w:spacing w:line="336" w:lineRule="auto" w:after="180"/>
-        <w:shd w:fill="F5F1FB"/>
-      </w:pPr>
-      <w:r>
-        <w:rPr>
-          <w:b w:val="0"/>
-        </w:rPr>
-        <w:t>For the worked scenario, propose one additional case that could reveal a failure, describe its expected outcome before running it, and explain what would need to remain fixed for a fair comparison.</w:t>
-      </w:r>
-    </w:p>
-    <w:p>
-      <w:pPr>
-        <w:spacing w:line="336" w:lineRule="auto" w:after="180"/>
-        <w:shd w:fill="F5F1FB"/>
-      </w:pPr>
-      <w:r>
-        <w:rPr>
-          <w:b w:val="0"/>
-        </w:rPr>
-        <w:t>Do not reuse W4 as a new final test after receiving feedback.</w:t>
-      </w:r>
-    </w:p>
-    <w:p>
-      <w:pPr>
-        <w:pStyle w:val="Heading3"/>
-      </w:pPr>
-      <w:r>
-        <w:t>Teacher reasoning · W5</w:t>
-      </w:r>
-    </w:p>
-    <w:p>
-      <w:pPr>
-        <w:spacing w:line="336" w:lineRule="auto" w:after="180"/>
-        <w:shd w:fill="F1F6FC"/>
-      </w:pPr>
-      <w:r>
-        <w:rPr>
-          <w:b w:val="0"/>
-        </w:rPr>
-        <w:t xml:space="preserve">Teacher explanation: Accept a concrete variant of the worked </w:t>
-      </w:r>
-      <w:r>
-        <w:rPr>
-          <w:b/>
-        </w:rPr>
-        <w:t>input</w:t>
-      </w:r>
-      <w:r>
-        <w:rPr>
-          <w:b w:val="0"/>
-        </w:rPr>
-        <w:t xml:space="preserve"> or a missing/conflicting/boundary condition, with an expectation derived from the declared procedure.</w:t>
-      </w:r>
-    </w:p>
-    <w:p>
-      <w:pPr>
-        <w:spacing w:line="336" w:lineRule="auto" w:after="180"/>
-        <w:shd w:fill="F1F6FC"/>
-      </w:pPr>
-      <w:r>
-        <w:rPr>
-          <w:b w:val="0"/>
-        </w:rPr>
-        <w:t xml:space="preserve">Require preserved settings, original </w:t>
-      </w:r>
-      <w:r>
-        <w:rPr>
-          <w:b/>
-        </w:rPr>
-        <w:t>output</w:t>
-      </w:r>
-      <w:r>
-        <w:rPr>
-          <w:b w:val="0"/>
-        </w:rPr>
-        <w:t>s and data roles. Review findings are bounded by tested paths and threat assumptions, not a proof of complete security.</w:t>
-      </w:r>
-    </w:p>
-    <w:p>
-      <w:pPr>
-        <w:spacing w:line="336" w:lineRule="auto" w:after="180"/>
-        <w:shd w:fill="F1F6FC"/>
-      </w:pPr>
-      <w:r>
-        <w:rPr>
-          <w:b w:val="0"/>
-        </w:rPr>
-        <w:t xml:space="preserve">The new case should test this particular </w:t>
-      </w:r>
-      <w:r>
-        <w:rPr>
-          <w:b/>
-        </w:rPr>
-        <w:t>mechanism</w:t>
-      </w:r>
-      <w:r>
-        <w:rPr>
-          <w:b w:val="0"/>
-        </w:rPr>
-        <w:t xml:space="preserve"> rather than merely restate the original result.</w:t>
-      </w:r>
-    </w:p>
-    <w:p>
-      <w:pPr>
-        <w:pStyle w:val="Heading3"/>
-      </w:pPr>
-      <w:r>
-        <w:t>Independent assessment and fresh retry</w:t>
-      </w:r>
-    </w:p>
-    <w:p>
-      <w:pPr>
-        <w:pStyle w:val="Heading3"/>
-      </w:pPr>
-      <w:r>
-        <w:t>Teacher key · Independent assessment and fresh retry</w:t>
-      </w:r>
-    </w:p>
-    <w:p>
-      <w:pPr>
-        <w:spacing w:line="336" w:lineRule="auto" w:after="180"/>
-        <w:shd w:fill="F1F6FC"/>
-      </w:pPr>
-      <w:r>
-        <w:rPr>
-          <w:b w:val="0"/>
-        </w:rPr>
-        <w:t>W4: Diagnostic export bypasses confidentiality. Use a teacher-only authorised export or minimised metadata; test student requests against every export route. Require intermediate reasoning and the stated scope.</w:t>
-      </w:r>
-    </w:p>
-    <w:p>
-      <w:pPr>
-        <w:spacing w:line="336" w:lineRule="auto" w:after="180"/>
-        <w:shd w:fill="F1F6FC"/>
-      </w:pPr>
-      <w:r>
-        <w:rPr>
-          <w:b w:val="0"/>
-        </w:rPr>
-        <w:t xml:space="preserve">Fresh retry: Secrets hidden from responses but included in error logs. Expected reasoning: Logging leaks the protected asset. Check logs, access and retention as well as response </w:t>
-      </w:r>
-      <w:r>
-        <w:rPr>
-          <w:b/>
-        </w:rPr>
-        <w:t>output</w:t>
-      </w:r>
-      <w:r>
-        <w:rPr>
-          <w:b w:val="0"/>
-        </w:rPr>
-        <w:t>.</w:t>
-      </w:r>
-    </w:p>
-    <w:p>
-      <w:pPr>
-        <w:spacing w:line="336" w:lineRule="auto" w:after="180"/>
-        <w:shd w:fill="F1F6FC"/>
-      </w:pPr>
-      <w:r>
-        <w:rPr>
-          <w:b w:val="0"/>
-        </w:rPr>
-        <w:t>If students need support, record it and reassess with another new case rather than awarding independence to a copied answer.</w:t>
-      </w:r>
-    </w:p>
-    <w:p>
-      <w:pPr>
-        <w:pStyle w:val="Heading3"/>
-      </w:pPr>
-      <w:r>
-        <w:t>Assess independent transfer</w:t>
-      </w:r>
-    </w:p>
-    <w:p>
-      <w:pPr>
-        <w:pStyle w:val="Heading3"/>
-      </w:pPr>
-      <w:r>
-        <w:t>Independent question · withhold the key</w:t>
-      </w:r>
-    </w:p>
-    <w:p>
-      <w:pPr>
-        <w:spacing w:line="336" w:lineRule="auto" w:after="180"/>
-        <w:shd w:fill="F5F1FB"/>
-      </w:pPr>
-      <w:r>
-        <w:rPr>
-          <w:b w:val="0"/>
-        </w:rPr>
-        <w:t>Selected case: Service blocks direct teacher lookup but diagnostic export includes full teacher answers. Identify defect and a test.</w:t>
-      </w:r>
-    </w:p>
-    <w:p>
-      <w:pPr>
-        <w:pStyle w:val="Heading3"/>
-      </w:pPr>
-      <w:r>
-        <w:t>Selected case answer</w:t>
-      </w:r>
-    </w:p>
-    <w:p>
-      <w:pPr>
-        <w:pStyle w:val="Heading3"/>
-      </w:pPr>
-      <w:r>
-        <w:t>Teacher key · Selected case answer</w:t>
-      </w:r>
-    </w:p>
-    <w:p>
-      <w:pPr>
-        <w:spacing w:line="336" w:lineRule="auto" w:after="180"/>
-        <w:shd w:fill="F1F6FC"/>
-      </w:pPr>
-      <w:r>
-        <w:rPr>
-          <w:b w:val="0"/>
-        </w:rPr>
-        <w:t>Teacher explanation: Diagnostic export bypasses confidentiality. Use a teacher-only authorised export or minimised metadata; test student requests against every export route.</w:t>
+        <w:pStyle w:val="Heading2"/>
+      </w:pPr>
+      <w:r>
+        <w:t>Judge explanation,trace and limits</w:t>
       </w:r>
     </w:p>
     <w:tbl>
@@ -3402,54 +3683,55 @@
     </w:tbl>
     <w:p>
       <w:pPr>
-        <w:pStyle w:val="Heading3"/>
-      </w:pPr>
-      <w:r>
-        <w:t>Teacher key · Selected case answer</w:t>
+        <w:spacing w:line="336" w:lineRule="auto" w:after="180"/>
+      </w:pPr>
+      <w:r>
+        <w:rPr>
+          <w:b w:val="0"/>
+        </w:rPr>
+        <w:t>Record each dimension as not yet, with support, or independent. Accept a valid alternative procedure with a defensible trace.</w:t>
       </w:r>
     </w:p>
     <w:p>
       <w:pPr>
         <w:spacing w:line="336" w:lineRule="auto" w:after="180"/>
-        <w:shd w:fill="F1F6FC"/>
       </w:pPr>
       <w:r>
         <w:rPr>
           <w:b w:val="0"/>
         </w:rPr>
-        <w:t>Record each dimension as not yet, with support, or independent. Accept a valid alternative procedure with a defensible trace.</w:t>
+        <w:t xml:space="preserve">Do not penalise an honestly recorded model failure if the learner correctly explains its </w:t>
+      </w:r>
+      <w:r>
+        <w:rPr>
+          <w:b/>
+        </w:rPr>
+        <w:t>evidence</w:t>
+      </w:r>
+      <w:r>
+        <w:rPr>
+          <w:b w:val="0"/>
+        </w:rPr>
+        <w:t xml:space="preserve"> and limits.</w:t>
       </w:r>
     </w:p>
     <w:p>
       <w:pPr>
-        <w:spacing w:line="336" w:lineRule="auto" w:after="180"/>
-        <w:shd w:fill="F1F6FC"/>
-      </w:pPr>
-      <w:r>
-        <w:rPr>
-          <w:b w:val="0"/>
-        </w:rPr>
-        <w:t xml:space="preserve">Do not penalise an honestly recorded model failure if the learner correctly explains its </w:t>
-      </w:r>
-      <w:r>
-        <w:rPr>
-          <w:b/>
-        </w:rPr>
-        <w:t>evidence</w:t>
-      </w:r>
-      <w:r>
-        <w:rPr>
-          <w:b w:val="0"/>
-        </w:rPr>
-        <w:t xml:space="preserve"> and limits.</w:t>
+        <w:pStyle w:val="Heading2"/>
+      </w:pPr>
+      <w:r>
+        <w:t>Give one usable repair</w:t>
       </w:r>
     </w:p>
     <w:p>
       <w:pPr>
-        <w:pStyle w:val="Heading3"/>
-      </w:pPr>
-      <w:r>
-        <w:t>Feedback that the learner uses</w:t>
+        <w:spacing w:line="336" w:lineRule="auto" w:after="180"/>
+      </w:pPr>
+      <w:r>
+        <w:rPr>
+          <w:b w:val="0"/>
+        </w:rPr>
+        <w:t>Name the earliest unsupported step and give one action to repair it. Have the learner make that repair now and explain why. Then assess the relevant skill on a fresh, fully specified case.</w:t>
       </w:r>
     </w:p>
     <w:p>
@@ -3460,31 +3742,85 @@
         <w:rPr>
           <w:b w:val="0"/>
         </w:rPr>
-        <w:t>Name the earliest unsupported step and give one action to repair it. Have the learner make that repair now and explain why. Then assess the relevant skill on a fresh, fully specified case.</w:t>
+        <w:t>Confirm it was not previously practised with feedback; solve and check the new case before assigning it. A follow-up design prompt is a starting brief, not automatically an equivalent test.</w:t>
       </w:r>
     </w:p>
     <w:p>
       <w:pPr>
-        <w:spacing w:line="336" w:lineRule="auto" w:after="180"/>
-      </w:pPr>
-      <w:r>
-        <w:rPr>
-          <w:b w:val="0"/>
-        </w:rPr>
-        <w:t>Confirm it was not previously practised with feedback; solve and check the new case before assigning it. A follow-up design prompt is a starting brief, not automatically an equivalent test.</w:t>
+        <w:pStyle w:val="Heading2"/>
+      </w:pPr>
+      <w:r>
+        <w:t>W1 Explain the mechanism</w:t>
       </w:r>
     </w:p>
     <w:p>
       <w:pPr>
-        <w:pStyle w:val="Heading1"/>
-      </w:pPr>
-      <w:r>
-        <w:t>06. Connect the project, support and next lesson</w:t>
+        <w:spacing w:line="336" w:lineRule="auto" w:after="180"/>
+      </w:pPr>
+      <w:r>
+        <w:rPr>
+          <w:b w:val="0"/>
+        </w:rPr>
+        <w:t xml:space="preserve">Explain the weekly </w:t>
+      </w:r>
+      <w:r>
+        <w:rPr>
+          <w:b/>
+        </w:rPr>
+        <w:t>mechanism</w:t>
+      </w:r>
+      <w:r>
+        <w:rPr>
+          <w:b w:val="0"/>
+        </w:rPr>
+        <w:t xml:space="preserve"> in your own words. Use the worked scenario to name its </w:t>
+      </w:r>
+      <w:r>
+        <w:rPr>
+          <w:b/>
+        </w:rPr>
+        <w:t>input</w:t>
+      </w:r>
+      <w:r>
+        <w:rPr>
+          <w:b w:val="0"/>
+        </w:rPr>
+        <w:t xml:space="preserve">, decision rule and </w:t>
+      </w:r>
+      <w:r>
+        <w:rPr>
+          <w:b/>
+        </w:rPr>
+        <w:t>output</w:t>
+      </w:r>
+      <w:r>
+        <w:rPr>
+          <w:b w:val="0"/>
+        </w:rPr>
+        <w:t>.</w:t>
       </w:r>
     </w:p>
     <w:p>
-      <w:r>
-        <w:t>Connect Security and privacy review to Grounded Learning Service, adapt support and plan a later changed-case check.</w:t>
+      <w:pPr>
+        <w:spacing w:line="336" w:lineRule="auto" w:after="180"/>
+      </w:pPr>
+      <w:r>
+        <w:rPr>
+          <w:b w:val="0"/>
+        </w:rPr>
+        <w:t xml:space="preserve">Teacher explanation: Security and </w:t>
+      </w:r>
+      <w:r>
+        <w:rPr>
+          <w:b/>
+        </w:rPr>
+        <w:t>privacy review</w:t>
+      </w:r>
+      <w:r>
+        <w:rPr>
+          <w:b w:val="0"/>
+        </w:rPr>
+        <w:t xml:space="preserve"> checks assets, actors, data flows and permissions against explicit threats. A clean happy path does not test misuse.</w:t>
       </w:r>
     </w:p>
     <w:p>
@@ -3495,90 +3831,15 @@
         <w:rPr>
           <w:b w:val="0"/>
         </w:rPr>
-        <w:t xml:space="preserve">Add a labelled security and </w:t>
-      </w:r>
-      <w:r>
-        <w:rPr>
-          <w:b/>
-        </w:rPr>
-        <w:t>privacy review</w:t>
-      </w:r>
-      <w:r>
-        <w:rPr>
-          <w:b w:val="0"/>
-        </w:rPr>
-        <w:t xml:space="preserve"> </w:t>
-      </w:r>
-      <w:r>
-        <w:rPr>
-          <w:b/>
-        </w:rPr>
-        <w:t>evidence</w:t>
-      </w:r>
-      <w:r>
-        <w:rPr>
-          <w:b w:val="0"/>
-        </w:rPr>
-        <w:t xml:space="preserve"> sheet to Grounded Learning Service. Show how you can explain the </w:t>
-      </w:r>
-      <w:r>
-        <w:rPr>
-          <w:b/>
-        </w:rPr>
-        <w:t>mechanism</w:t>
-      </w:r>
-      <w:r>
-        <w:rPr>
-          <w:b w:val="0"/>
-        </w:rPr>
-        <w:t xml:space="preserve"> and terminology of security and </w:t>
-      </w:r>
-      <w:r>
-        <w:rPr>
-          <w:b/>
-        </w:rPr>
-        <w:t>privacy review</w:t>
-      </w:r>
-      <w:r>
-        <w:rPr>
-          <w:b w:val="0"/>
-        </w:rPr>
-        <w:t>.</w:t>
+        <w:t>For the classroom service identify restricted guides, session secrets and student content. Test denied roles, unexpected fields, source injection and minimised logging without real credentials.</w:t>
       </w:r>
     </w:p>
     <w:p>
       <w:pPr>
-        <w:spacing w:line="336" w:lineRule="auto" w:after="180"/>
-      </w:pPr>
-      <w:r>
-        <w:rPr>
-          <w:b w:val="0"/>
-        </w:rPr>
-        <w:t xml:space="preserve">Use the supplied fictional case and keep its </w:t>
-      </w:r>
-      <w:r>
-        <w:rPr>
-          <w:b/>
-        </w:rPr>
-        <w:t>input</w:t>
-      </w:r>
-      <w:r>
-        <w:rPr>
-          <w:b w:val="0"/>
-        </w:rPr>
-        <w:t xml:space="preserve">s, intermediate steps, calculation or </w:t>
-      </w:r>
-      <w:r>
-        <w:rPr>
-          <w:b/>
-        </w:rPr>
-        <w:t>prediction</w:t>
-      </w:r>
-      <w:r>
-        <w:rPr>
-          <w:b w:val="0"/>
-        </w:rPr>
-        <w:t>, and limitation. Connect this record to last week’s record; a matching answer without a trace is insufficient.</w:t>
+        <w:pStyle w:val="Heading2"/>
+      </w:pPr>
+      <w:r>
+        <w:t>W2 Trace the worked case</w:t>
       </w:r>
     </w:p>
     <w:p>
@@ -3587,21 +3848,15 @@
       </w:pPr>
       <w:r>
         <w:rPr>
+          <w:b/>
+        </w:rPr>
+        <w:t>Output</w:t>
+      </w:r>
+      <w:r>
+        <w:rPr>
           <w:b w:val="0"/>
         </w:rPr>
-        <w:t xml:space="preserve">Provide an </w:t>
-      </w:r>
-      <w:r>
-        <w:rPr>
-          <w:b/>
-        </w:rPr>
-        <w:t>input</w:t>
-      </w:r>
-      <w:r>
-        <w:rPr>
-          <w:b w:val="0"/>
-        </w:rPr>
-        <w:t>/procedure/result/limit frame and a calculator when needed. Ask students to identify the first step before completing the whole trace.</w:t>
+        <w:t xml:space="preserve"> denies teacher guide, but cache contains it under a student-accessible key. Show the intermediate steps and give the conclusion with its scope.</w:t>
       </w:r>
     </w:p>
     <w:p>
@@ -3612,42 +3867,27 @@
         <w:rPr>
           <w:b w:val="0"/>
         </w:rPr>
-        <w:t xml:space="preserve">Extension: compare two concrete variants of this </w:t>
+        <w:t xml:space="preserve">Teacher explanation: Access remains broken through the cache path. Review every storage/return path and assert restricted data never reaches student </w:t>
       </w:r>
       <w:r>
         <w:rPr>
           <w:b/>
         </w:rPr>
-        <w:t>mechanism</w:t>
+        <w:t>output</w:t>
       </w:r>
       <w:r>
         <w:rPr>
           <w:b w:val="0"/>
         </w:rPr>
-        <w:t xml:space="preserve"> while holding unrelated conditions fixed; report both successful and unsuccessful outcomes.</w:t>
+        <w:t>/context.</w:t>
       </w:r>
     </w:p>
     <w:p>
       <w:pPr>
-        <w:spacing w:line="336" w:lineRule="auto" w:after="180"/>
-      </w:pPr>
-      <w:r>
-        <w:rPr>
-          <w:b w:val="0"/>
-        </w:rPr>
-        <w:t xml:space="preserve">Next connection: Red team exercises. Preserve the current case record and retrieve its </w:t>
-      </w:r>
-      <w:r>
-        <w:rPr>
-          <w:b/>
-        </w:rPr>
-        <w:t>evidence</w:t>
-      </w:r>
-      <w:r>
-        <w:rPr>
-          <w:b w:val="0"/>
-        </w:rPr>
-        <w:t xml:space="preserve"> boundary before moving on.</w:t>
+        <w:pStyle w:val="Heading2"/>
+      </w:pPr>
+      <w:r>
+        <w:t>W3 Audit the limit</w:t>
       </w:r>
     </w:p>
     <w:p>
@@ -3658,15 +3898,601 @@
         <w:rPr>
           <w:b w:val="0"/>
         </w:rPr>
-        <w:t>Retain the project ledger and assess a changed case after support. Check the relevant prerequisite before carrying this component forward.</w:t>
+        <w:t>A report omits this qualification: Review findings are bounded by tested paths and threat assumptions, not a proof of complete security.</w:t>
       </w:r>
     </w:p>
     <w:p>
       <w:pPr>
+        <w:spacing w:line="336" w:lineRule="auto" w:after="180"/>
+      </w:pPr>
+      <w:r>
+        <w:rPr>
+          <w:b w:val="0"/>
+        </w:rPr>
+        <w:t>Explain how omitting it could change a reader's interpretation, and write an accurate replacement.</w:t>
+      </w:r>
+    </w:p>
+    <w:p>
+      <w:pPr>
+        <w:spacing w:line="336" w:lineRule="auto" w:after="180"/>
+      </w:pPr>
+      <w:r>
+        <w:rPr>
+          <w:b w:val="0"/>
+        </w:rPr>
+        <w:t>Teacher explanation: Review findings are bounded by tested paths and threat assumptions, not a proof of complete security.</w:t>
+      </w:r>
+    </w:p>
+    <w:p>
+      <w:pPr>
+        <w:spacing w:line="336" w:lineRule="auto" w:after="180"/>
+      </w:pPr>
+      <w:r>
+        <w:rPr>
+          <w:b w:val="0"/>
+        </w:rPr>
+        <w:t xml:space="preserve">State the observed result separately from the unverified or out-of-scope claim; preserve the original </w:t>
+      </w:r>
+      <w:r>
+        <w:rPr>
+          <w:b/>
+        </w:rPr>
+        <w:t>evidence</w:t>
+      </w:r>
+      <w:r>
+        <w:rPr>
+          <w:b w:val="0"/>
+        </w:rPr>
+        <w:t xml:space="preserve"> rather than inventing a missing fact.</w:t>
+      </w:r>
+    </w:p>
+    <w:p>
+      <w:pPr>
+        <w:pStyle w:val="Heading2"/>
+      </w:pPr>
+      <w:r>
+        <w:t>W5 Design a revealing follow-up</w:t>
+      </w:r>
+    </w:p>
+    <w:p>
+      <w:pPr>
+        <w:spacing w:line="336" w:lineRule="auto" w:after="180"/>
+      </w:pPr>
+      <w:r>
+        <w:rPr>
+          <w:b w:val="0"/>
+        </w:rPr>
+        <w:t>For the worked scenario, propose one additional case that could reveal a failure, describe its expected outcome before running it, and explain what would need to remain fixed for a fair comparison.</w:t>
+      </w:r>
+    </w:p>
+    <w:p>
+      <w:pPr>
+        <w:spacing w:line="336" w:lineRule="auto" w:after="180"/>
+      </w:pPr>
+      <w:r>
+        <w:rPr>
+          <w:b w:val="0"/>
+        </w:rPr>
+        <w:t>Do not reuse W4 as a new final test after receiving feedback.</w:t>
+      </w:r>
+    </w:p>
+    <w:p>
+      <w:pPr>
+        <w:spacing w:line="336" w:lineRule="auto" w:after="180"/>
+      </w:pPr>
+      <w:r>
+        <w:rPr>
+          <w:b w:val="0"/>
+        </w:rPr>
+        <w:t xml:space="preserve">Teacher explanation: Accept a concrete variant of the worked </w:t>
+      </w:r>
+      <w:r>
+        <w:rPr>
+          <w:b/>
+        </w:rPr>
+        <w:t>input</w:t>
+      </w:r>
+      <w:r>
+        <w:rPr>
+          <w:b w:val="0"/>
+        </w:rPr>
+        <w:t xml:space="preserve"> or a missing/conflicting/boundary condition, with an expectation derived from the declared procedure.</w:t>
+      </w:r>
+    </w:p>
+    <w:p>
+      <w:pPr>
+        <w:spacing w:line="336" w:lineRule="auto" w:after="180"/>
+      </w:pPr>
+      <w:r>
+        <w:rPr>
+          <w:b w:val="0"/>
+        </w:rPr>
+        <w:t xml:space="preserve">Require preserved settings, original </w:t>
+      </w:r>
+      <w:r>
+        <w:rPr>
+          <w:b/>
+        </w:rPr>
+        <w:t>output</w:t>
+      </w:r>
+      <w:r>
+        <w:rPr>
+          <w:b w:val="0"/>
+        </w:rPr>
+        <w:t>s and data roles. Review findings are bounded by tested paths and threat assumptions, not a proof of complete security.</w:t>
+      </w:r>
+    </w:p>
+    <w:p>
+      <w:pPr>
+        <w:spacing w:line="336" w:lineRule="auto" w:after="180"/>
+      </w:pPr>
+      <w:r>
+        <w:rPr>
+          <w:b w:val="0"/>
+        </w:rPr>
+        <w:t xml:space="preserve">The new case should test this particular </w:t>
+      </w:r>
+      <w:r>
+        <w:rPr>
+          <w:b/>
+        </w:rPr>
+        <w:t>mechanism</w:t>
+      </w:r>
+      <w:r>
+        <w:rPr>
+          <w:b w:val="0"/>
+        </w:rPr>
+        <w:t xml:space="preserve"> rather than merely restate the original result.</w:t>
+      </w:r>
+    </w:p>
+    <w:p>
+      <w:pPr>
+        <w:pStyle w:val="Heading2"/>
+      </w:pPr>
+      <w:r>
+        <w:t>Earlier wording, alternatives and picture transcripts · reference / check after trying</w:t>
+      </w:r>
+    </w:p>
+    <w:p>
+      <w:pPr>
         <w:pStyle w:val="Heading3"/>
       </w:pPr>
       <w:r>
-        <w:t>Plan the delayed return</w:t>
+        <w:t>Guided and exit questions</w:t>
+      </w:r>
+    </w:p>
+    <w:p>
+      <w:pPr>
+        <w:spacing w:line="336" w:lineRule="auto" w:after="180"/>
+      </w:pPr>
+      <w:r>
+        <w:rPr>
+          <w:b w:val="0"/>
+        </w:rPr>
+        <w:t xml:space="preserve">Guided: Access remains broken through the cache path. Review every storage/return path and assert restricted data never reaches student </w:t>
+      </w:r>
+      <w:r>
+        <w:rPr>
+          <w:b/>
+        </w:rPr>
+        <w:t>output</w:t>
+      </w:r>
+      <w:r>
+        <w:rPr>
+          <w:b w:val="0"/>
+        </w:rPr>
+        <w:t>/context.</w:t>
+      </w:r>
+    </w:p>
+    <w:p>
+      <w:pPr>
+        <w:spacing w:line="336" w:lineRule="auto" w:after="180"/>
+      </w:pPr>
+      <w:r>
+        <w:rPr>
+          <w:b w:val="0"/>
+        </w:rPr>
+        <w:t>Qualification: Review findings are bounded by tested paths and threat assumptions, not a proof of complete security.</w:t>
+      </w:r>
+    </w:p>
+    <w:p>
+      <w:pPr>
+        <w:spacing w:line="336" w:lineRule="auto" w:after="180"/>
+      </w:pPr>
+      <w:r>
+        <w:rPr>
+          <w:b w:val="0"/>
+        </w:rPr>
+        <w:t xml:space="preserve">Exit: accept a concrete variation with its predicted outcome and a stated condition that would challenge the </w:t>
+      </w:r>
+      <w:r>
+        <w:rPr>
+          <w:b/>
+        </w:rPr>
+        <w:t>mechanism</w:t>
+      </w:r>
+      <w:r>
+        <w:rPr>
+          <w:b w:val="0"/>
+        </w:rPr>
+        <w:t xml:space="preserve">; reject a claim resting on unmeasured </w:t>
+      </w:r>
+      <w:r>
+        <w:rPr>
+          <w:b/>
+        </w:rPr>
+        <w:t>evidence</w:t>
+      </w:r>
+      <w:r>
+        <w:rPr>
+          <w:b w:val="0"/>
+        </w:rPr>
+        <w:t>.</w:t>
+      </w:r>
+    </w:p>
+    <w:p>
+      <w:pPr>
+        <w:pStyle w:val="Heading3"/>
+      </w:pPr>
+      <w:r>
+        <w:t>W1 Explain the mechanism</w:t>
+      </w:r>
+    </w:p>
+    <w:p>
+      <w:pPr>
+        <w:pStyle w:val="Heading3"/>
+      </w:pPr>
+      <w:r>
+        <w:t>W2 Trace the worked case</w:t>
+      </w:r>
+    </w:p>
+    <w:p>
+      <w:pPr>
+        <w:pStyle w:val="Heading3"/>
+      </w:pPr>
+      <w:r>
+        <w:t>W3 Audit the limit</w:t>
+      </w:r>
+    </w:p>
+    <w:p>
+      <w:pPr>
+        <w:pStyle w:val="Heading3"/>
+      </w:pPr>
+      <w:r>
+        <w:t>W4 Apply a new case independently</w:t>
+      </w:r>
+    </w:p>
+    <w:p>
+      <w:pPr>
+        <w:spacing w:line="336" w:lineRule="auto" w:after="180"/>
+      </w:pPr>
+      <w:r>
+        <w:rPr>
+          <w:b w:val="0"/>
+        </w:rPr>
+        <w:t>Service blocks direct teacher lookup but diagnostic export includes full teacher answers. Identify defect and a test.</w:t>
+      </w:r>
+    </w:p>
+    <w:p>
+      <w:pPr>
+        <w:spacing w:line="336" w:lineRule="auto" w:after="180"/>
+      </w:pPr>
+      <w:r>
+        <w:rPr>
+          <w:b w:val="0"/>
+        </w:rPr>
+        <w:t>Teacher explanation: Diagnostic export bypasses confidentiality. Use a teacher-only authorised export or minimised metadata; test student requests against every export route.</w:t>
+      </w:r>
+    </w:p>
+    <w:p>
+      <w:pPr>
+        <w:pStyle w:val="Heading3"/>
+      </w:pPr>
+      <w:r>
+        <w:t>W5 Design a revealing follow-up</w:t>
+      </w:r>
+    </w:p>
+    <w:p>
+      <w:pPr>
+        <w:pStyle w:val="Heading3"/>
+      </w:pPr>
+      <w:r>
+        <w:t>Independent assessment and fresh retry</w:t>
+      </w:r>
+    </w:p>
+    <w:p>
+      <w:pPr>
+        <w:spacing w:line="336" w:lineRule="auto" w:after="180"/>
+      </w:pPr>
+      <w:r>
+        <w:rPr>
+          <w:b w:val="0"/>
+        </w:rPr>
+        <w:t>W4: Diagnostic export bypasses confidentiality. Use a teacher-only authorised export or minimised metadata; test student requests against every export route. Require intermediate reasoning and the stated scope.</w:t>
+      </w:r>
+    </w:p>
+    <w:p>
+      <w:pPr>
+        <w:spacing w:line="336" w:lineRule="auto" w:after="180"/>
+      </w:pPr>
+      <w:r>
+        <w:rPr>
+          <w:b w:val="0"/>
+        </w:rPr>
+        <w:t xml:space="preserve">Fresh retry: Secrets hidden from responses but included in error logs. Expected reasoning: Logging leaks the protected asset. Check logs, access and retention as well as response </w:t>
+      </w:r>
+      <w:r>
+        <w:rPr>
+          <w:b/>
+        </w:rPr>
+        <w:t>output</w:t>
+      </w:r>
+      <w:r>
+        <w:rPr>
+          <w:b w:val="0"/>
+        </w:rPr>
+        <w:t>.</w:t>
+      </w:r>
+    </w:p>
+    <w:p>
+      <w:pPr>
+        <w:spacing w:line="336" w:lineRule="auto" w:after="180"/>
+      </w:pPr>
+      <w:r>
+        <w:rPr>
+          <w:b w:val="0"/>
+        </w:rPr>
+        <w:t>If students need support, record it and reassess with another new case rather than awarding independence to a copied answer.</w:t>
+      </w:r>
+    </w:p>
+    <w:p>
+      <w:pPr>
+        <w:pStyle w:val="Heading3"/>
+      </w:pPr>
+      <w:r>
+        <w:t>Assess independent transfer</w:t>
+      </w:r>
+    </w:p>
+    <w:p>
+      <w:pPr>
+        <w:pStyle w:val="Heading3"/>
+      </w:pPr>
+      <w:r>
+        <w:t>Selected case answer</w:t>
+      </w:r>
+    </w:p>
+    <w:p>
+      <w:pPr>
+        <w:pStyle w:val="Heading3"/>
+      </w:pPr>
+      <w:r>
+        <w:t>Feedback that the learner uses</w:t>
+      </w:r>
+    </w:p>
+    <w:p>
+      <w:pPr>
+        <w:pStyle w:val="Heading1"/>
+      </w:pPr>
+      <w:r>
+        <w:t>06. Connect, support and revisit service design</w:t>
+      </w:r>
+    </w:p>
+    <w:p>
+      <w:r>
+        <w:t>Use saved evidence and boundary decisions to choose the next step.</w:t>
+      </w:r>
+    </w:p>
+    <w:p>
+      <w:pPr>
+        <w:pStyle w:val="Heading2"/>
+      </w:pPr>
+      <w:r>
+        <w:t>Project and next-week bridge</w:t>
+      </w:r>
+    </w:p>
+    <w:p>
+      <w:pPr>
+        <w:spacing w:line="336" w:lineRule="auto" w:after="180"/>
+      </w:pPr>
+      <w:r>
+        <w:rPr>
+          <w:b w:val="0"/>
+        </w:rPr>
+        <w:t xml:space="preserve">Add a labelled security and </w:t>
+      </w:r>
+      <w:r>
+        <w:rPr>
+          <w:b/>
+        </w:rPr>
+        <w:t>privacy review</w:t>
+      </w:r>
+      <w:r>
+        <w:rPr>
+          <w:b w:val="0"/>
+        </w:rPr>
+        <w:t xml:space="preserve"> </w:t>
+      </w:r>
+      <w:r>
+        <w:rPr>
+          <w:b/>
+        </w:rPr>
+        <w:t>evidence</w:t>
+      </w:r>
+      <w:r>
+        <w:rPr>
+          <w:b w:val="0"/>
+        </w:rPr>
+        <w:t xml:space="preserve"> sheet to Grounded Learning Service. Show how you can explain the </w:t>
+      </w:r>
+      <w:r>
+        <w:rPr>
+          <w:b/>
+        </w:rPr>
+        <w:t>mechanism</w:t>
+      </w:r>
+      <w:r>
+        <w:rPr>
+          <w:b w:val="0"/>
+        </w:rPr>
+        <w:t xml:space="preserve"> and terminology of security and </w:t>
+      </w:r>
+      <w:r>
+        <w:rPr>
+          <w:b/>
+        </w:rPr>
+        <w:t>privacy review</w:t>
+      </w:r>
+      <w:r>
+        <w:rPr>
+          <w:b w:val="0"/>
+        </w:rPr>
+        <w:t>.</w:t>
+      </w:r>
+    </w:p>
+    <w:p>
+      <w:pPr>
+        <w:spacing w:line="336" w:lineRule="auto" w:after="180"/>
+      </w:pPr>
+      <w:r>
+        <w:rPr>
+          <w:b w:val="0"/>
+        </w:rPr>
+        <w:t xml:space="preserve">Use the supplied fictional case and keep its </w:t>
+      </w:r>
+      <w:r>
+        <w:rPr>
+          <w:b/>
+        </w:rPr>
+        <w:t>input</w:t>
+      </w:r>
+      <w:r>
+        <w:rPr>
+          <w:b w:val="0"/>
+        </w:rPr>
+        <w:t xml:space="preserve">s, intermediate steps, calculation or </w:t>
+      </w:r>
+      <w:r>
+        <w:rPr>
+          <w:b/>
+        </w:rPr>
+        <w:t>prediction</w:t>
+      </w:r>
+      <w:r>
+        <w:rPr>
+          <w:b w:val="0"/>
+        </w:rPr>
+        <w:t>, and limitation. Connect this record to last week’s record; a matching answer without a trace is insufficient.</w:t>
+      </w:r>
+    </w:p>
+    <w:p>
+      <w:pPr>
+        <w:spacing w:line="336" w:lineRule="auto" w:after="180"/>
+      </w:pPr>
+      <w:r>
+        <w:rPr>
+          <w:b w:val="0"/>
+        </w:rPr>
+        <w:t xml:space="preserve">Provide an </w:t>
+      </w:r>
+      <w:r>
+        <w:rPr>
+          <w:b/>
+        </w:rPr>
+        <w:t>input</w:t>
+      </w:r>
+      <w:r>
+        <w:rPr>
+          <w:b w:val="0"/>
+        </w:rPr>
+        <w:t>/procedure/result/limit frame and a calculator when needed. Ask students to identify the first step before completing the whole trace.</w:t>
+      </w:r>
+    </w:p>
+    <w:p>
+      <w:pPr>
+        <w:spacing w:line="336" w:lineRule="auto" w:after="180"/>
+      </w:pPr>
+      <w:r>
+        <w:rPr>
+          <w:b w:val="0"/>
+        </w:rPr>
+        <w:t xml:space="preserve">Extension: compare two concrete variants of this </w:t>
+      </w:r>
+      <w:r>
+        <w:rPr>
+          <w:b/>
+        </w:rPr>
+        <w:t>mechanism</w:t>
+      </w:r>
+      <w:r>
+        <w:rPr>
+          <w:b w:val="0"/>
+        </w:rPr>
+        <w:t xml:space="preserve"> while holding unrelated conditions fixed; report both successful and unsuccessful outcomes.</w:t>
+      </w:r>
+    </w:p>
+    <w:p>
+      <w:pPr>
+        <w:spacing w:line="336" w:lineRule="auto" w:after="180"/>
+      </w:pPr>
+      <w:r>
+        <w:rPr>
+          <w:b w:val="0"/>
+        </w:rPr>
+        <w:t xml:space="preserve">Next connection: Red team exercises. Preserve the current case record and retrieve its </w:t>
+      </w:r>
+      <w:r>
+        <w:rPr>
+          <w:b/>
+        </w:rPr>
+        <w:t>evidence</w:t>
+      </w:r>
+      <w:r>
+        <w:rPr>
+          <w:b w:val="0"/>
+        </w:rPr>
+        <w:t xml:space="preserve"> boundary before moving on.</w:t>
+      </w:r>
+    </w:p>
+    <w:p>
+      <w:pPr>
+        <w:spacing w:line="336" w:lineRule="auto" w:after="180"/>
+      </w:pPr>
+      <w:r>
+        <w:rPr>
+          <w:b w:val="0"/>
+        </w:rPr>
+        <w:t>Retain the project ledger and assess a changed case after support. Check the relevant prerequisite before carrying this component forward.</w:t>
+      </w:r>
+    </w:p>
+    <w:p>
+      <w:pPr>
+        <w:spacing w:line="336" w:lineRule="auto" w:after="180"/>
+      </w:pPr>
+      <w:r>
+        <w:rPr>
+          <w:b w:val="0"/>
+        </w:rPr>
+        <w:t xml:space="preserve">For the Grounded Learning Service, retain an annotated trace and the changed-case result. Name the contract or </w:t>
+      </w:r>
+      <w:r>
+        <w:rPr>
+          <w:b/>
+        </w:rPr>
+        <w:t>evidence</w:t>
+      </w:r>
+      <w:r>
+        <w:rPr>
+          <w:b w:val="0"/>
+        </w:rPr>
+        <w:t xml:space="preserve"> that makes the deciding step valid, so another team can review it.</w:t>
+      </w:r>
+    </w:p>
+    <w:p>
+      <w:pPr>
+        <w:pStyle w:val="Heading2"/>
+      </w:pPr>
+      <w:r>
+        <w:t>Delayed return and support record</w:t>
       </w:r>
     </w:p>
     <w:p>
@@ -3883,60 +4709,60 @@
     </w:p>
     <w:p>
       <w:pPr>
-        <w:pStyle w:val="Heading3"/>
-      </w:pPr>
-      <w:r>
-        <w:t>Project evidence from this case</w:t>
+        <w:pStyle w:val="Heading2"/>
+      </w:pPr>
+      <w:r>
+        <w:t>Earlier wording, alternatives and picture transcripts · reference / check after trying</w:t>
       </w:r>
     </w:p>
     <w:p>
       <w:pPr>
-        <w:spacing w:line="336" w:lineRule="auto" w:after="180"/>
-      </w:pPr>
-      <w:r>
-        <w:rPr>
-          <w:b w:val="0"/>
-        </w:rPr>
-        <w:t xml:space="preserve">For the Grounded Learning Service, retain an annotated trace and the changed-case result. Name the contract or </w:t>
-      </w:r>
-      <w:r>
-        <w:rPr>
-          <w:b/>
-        </w:rPr>
-        <w:t>evidence</w:t>
-      </w:r>
-      <w:r>
-        <w:rPr>
-          <w:b w:val="0"/>
-        </w:rPr>
-        <w:t xml:space="preserve"> that makes the deciding step valid, so another team can review it.</w:t>
+        <w:pStyle w:val="Heading3"/>
+      </w:pPr>
+      <w:r>
+        <w:t>Plan the delayed return</w:t>
       </w:r>
     </w:p>
     <w:p>
       <w:pPr>
-        <w:pStyle w:val="Heading1"/>
-      </w:pPr>
-      <w:r>
-        <w:t>07. Prepare, teach and assess</w:t>
+        <w:pStyle w:val="Heading3"/>
+      </w:pPr>
+      <w:r>
+        <w:t>Project evidence from this case</w:t>
       </w:r>
     </w:p>
     <w:p>
-      <w:r>
-        <w:t>Use this preparation summary alongside the detailed Security and privacy review lesson; it is a checklist rather than a replacement for the full sequence.</w:t>
+      <w:pPr>
+        <w:pStyle w:val="Heading1"/>
+      </w:pPr>
+      <w:r>
+        <w:t>Reference bank and extra practice</w:t>
       </w:r>
     </w:p>
     <w:p>
       <w:pPr>
-        <w:pStyle w:val="Heading3"/>
-      </w:pPr>
-      <w:r>
-        <w:t>Teaching target</w:t>
+        <w:pStyle w:val="Heading1"/>
+      </w:pPr>
+      <w:r>
+        <w:t>07. Reference · Alternative planning checklist</w:t>
       </w:r>
     </w:p>
     <w:p>
+      <w:r>
+        <w:t>Use alongside the main route when helpful.</w:t>
+      </w:r>
+    </w:p>
+    <w:p>
+      <w:pPr>
+        <w:pStyle w:val="Heading2"/>
+      </w:pPr>
+      <w:r>
+        <w:t>Planning,assessment and project reminders</w:t>
+      </w:r>
+    </w:p>
+    <w:p>
       <w:pPr>
         <w:spacing w:line="336" w:lineRule="auto" w:after="180"/>
-        <w:shd w:fill="EDF7F3"/>
       </w:pPr>
       <w:r>
         <w:rPr>
@@ -4154,34 +4980,48 @@
     </w:p>
     <w:p>
       <w:pPr>
-        <w:pStyle w:val="Heading3"/>
-      </w:pPr>
-      <w:r>
-        <w:t>Supported practice answer</w:t>
+        <w:spacing w:line="336" w:lineRule="auto" w:after="180"/>
+      </w:pPr>
+      <w:r>
+        <w:rPr>
+          <w:b w:val="0"/>
+        </w:rPr>
+        <w:t xml:space="preserve">Reasoned practice answer: Teacher explanation: Access remains broken through the cache path. Review every storage/return path and assert restricted data never reaches student </w:t>
+      </w:r>
+      <w:r>
+        <w:rPr>
+          <w:b/>
+        </w:rPr>
+        <w:t>output</w:t>
+      </w:r>
+      <w:r>
+        <w:rPr>
+          <w:b w:val="0"/>
+        </w:rPr>
+        <w:t>/context.</w:t>
       </w:r>
     </w:p>
     <w:p>
       <w:pPr>
         <w:spacing w:line="336" w:lineRule="auto" w:after="180"/>
-        <w:shd w:fill="F1F6FC"/>
       </w:pPr>
       <w:r>
         <w:rPr>
           <w:b w:val="0"/>
         </w:rPr>
-        <w:t xml:space="preserve">Reasoned practice answer: Teacher explanation: Access remains broken through the cache path. Review every storage/return path and assert restricted data never reaches student </w:t>
+        <w:t xml:space="preserve">Check every learner before discussion: Use the worked case for Security and </w:t>
       </w:r>
       <w:r>
         <w:rPr>
           <w:b/>
         </w:rPr>
-        <w:t>output</w:t>
+        <w:t>privacy review</w:t>
       </w:r>
       <w:r>
         <w:rPr>
           <w:b w:val="0"/>
         </w:rPr>
-        <w:t>/context.</w:t>
+        <w:t>. Proposed explanation: “The worked result establishes every future case”. Decide whether this explanation is supported.</w:t>
       </w:r>
     </w:p>
     <w:p>
@@ -4192,19 +5032,7 @@
         <w:rPr>
           <w:b w:val="0"/>
         </w:rPr>
-        <w:t xml:space="preserve">Check every learner before discussion: Use the worked case for Security and </w:t>
-      </w:r>
-      <w:r>
-        <w:rPr>
-          <w:b/>
-        </w:rPr>
-        <w:t>privacy review</w:t>
-      </w:r>
-      <w:r>
-        <w:rPr>
-          <w:b w:val="0"/>
-        </w:rPr>
-        <w:t>. Proposed explanation: “The worked result establishes every future case”. Decide whether this explanation is supported.</w:t>
+        <w:t>Point to the step or supplied fact that decides; explain your repair if needed.</w:t>
       </w:r>
     </w:p>
     <w:p>
@@ -4215,117 +5043,69 @@
         <w:rPr>
           <w:b w:val="0"/>
         </w:rPr>
-        <w:t>Point to the step or supplied fact that decides; explain your repair if needed.</w:t>
+        <w:t>Misconception repair: Review findings are bounded by tested paths and threat assumptions, not a proof of complete security.</w:t>
       </w:r>
     </w:p>
     <w:p>
       <w:pPr>
-        <w:pStyle w:val="Heading3"/>
-      </w:pPr>
-      <w:r>
-        <w:t>Repair the misconception</w:t>
+        <w:spacing w:line="336" w:lineRule="auto" w:after="180"/>
+      </w:pPr>
+      <w:r>
+        <w:rPr>
+          <w:b w:val="0"/>
+        </w:rPr>
+        <w:t xml:space="preserve">Support: read the exact case aloud, enlarge the labelled picture, supply </w:t>
+      </w:r>
+      <w:r>
+        <w:rPr>
+          <w:b/>
+        </w:rPr>
+        <w:t>input</w:t>
+      </w:r>
+      <w:r>
+        <w:rPr>
+          <w:b w:val="0"/>
+        </w:rPr>
+        <w:t xml:space="preserve"> cards and model only the first deciding step. Accept a spoken explanation or drawing; retain the reasoning goal.</w:t>
       </w:r>
     </w:p>
     <w:p>
       <w:pPr>
         <w:spacing w:line="336" w:lineRule="auto" w:after="180"/>
-        <w:shd w:fill="FFF5E6"/>
       </w:pPr>
       <w:r>
         <w:rPr>
           <w:b w:val="0"/>
         </w:rPr>
-        <w:t>Misconception repair: Review findings are bounded by tested paths and threat assumptions, not a proof of complete security.</w:t>
+        <w:t xml:space="preserve">Extension: The dashboard starts storing full notes. Require a </w:t>
+      </w:r>
+      <w:r>
+        <w:rPr>
+          <w:b/>
+        </w:rPr>
+        <w:t>prediction</w:t>
+      </w:r>
+      <w:r>
+        <w:rPr>
+          <w:b w:val="0"/>
+        </w:rPr>
+        <w:t xml:space="preserve"> and a reason before comparing. Expected result: Flag the unapproved content path and remove it from the design.</w:t>
       </w:r>
     </w:p>
     <w:p>
       <w:pPr>
-        <w:pStyle w:val="Heading3"/>
-      </w:pPr>
-      <w:r>
-        <w:t>Support without giving away the answer</w:t>
+        <w:spacing w:line="336" w:lineRule="auto" w:after="180"/>
+      </w:pPr>
+      <w:r>
+        <w:rPr>
+          <w:b w:val="0"/>
+        </w:rPr>
+        <w:t>Reason: Its count-only purpose does not grant note-reading permission.</w:t>
       </w:r>
     </w:p>
     <w:p>
       <w:pPr>
         <w:spacing w:line="336" w:lineRule="auto" w:after="180"/>
-        <w:shd w:fill="F1F6F8"/>
-      </w:pPr>
-      <w:r>
-        <w:rPr>
-          <w:b w:val="0"/>
-        </w:rPr>
-        <w:t xml:space="preserve">Support: read the exact case aloud, enlarge the labelled picture, supply </w:t>
-      </w:r>
-      <w:r>
-        <w:rPr>
-          <w:b/>
-        </w:rPr>
-        <w:t>input</w:t>
-      </w:r>
-      <w:r>
-        <w:rPr>
-          <w:b w:val="0"/>
-        </w:rPr>
-        <w:t xml:space="preserve"> cards and model only the first deciding step. Accept a spoken explanation or drawing; retain the reasoning goal.</w:t>
-      </w:r>
-    </w:p>
-    <w:p>
-      <w:pPr>
-        <w:pStyle w:val="Heading3"/>
-      </w:pPr>
-      <w:r>
-        <w:t>Extend the reasoning</w:t>
-      </w:r>
-    </w:p>
-    <w:p>
-      <w:pPr>
-        <w:spacing w:line="336" w:lineRule="auto" w:after="180"/>
-        <w:shd w:fill="F5F1FB"/>
-      </w:pPr>
-      <w:r>
-        <w:rPr>
-          <w:b w:val="0"/>
-        </w:rPr>
-        <w:t xml:space="preserve">Extension: The dashboard starts storing full notes. Require a </w:t>
-      </w:r>
-      <w:r>
-        <w:rPr>
-          <w:b/>
-        </w:rPr>
-        <w:t>prediction</w:t>
-      </w:r>
-      <w:r>
-        <w:rPr>
-          <w:b w:val="0"/>
-        </w:rPr>
-        <w:t xml:space="preserve"> and a reason before comparing. Expected result: Flag the unapproved content path and remove it from the design.</w:t>
-      </w:r>
-    </w:p>
-    <w:p>
-      <w:pPr>
-        <w:spacing w:line="336" w:lineRule="auto" w:after="180"/>
-        <w:shd w:fill="F5F1FB"/>
-      </w:pPr>
-      <w:r>
-        <w:rPr>
-          <w:b w:val="0"/>
-        </w:rPr>
-        <w:t>Reason: Its count-only purpose does not grant note-reading permission.</w:t>
-      </w:r>
-    </w:p>
-    <w:p>
-      <w:pPr>
-        <w:pStyle w:val="Heading3"/>
-      </w:pPr>
-      <w:r>
-        <w:t>Protect the independent attempt</w:t>
-      </w:r>
-    </w:p>
-    <w:p>
-      <w:pPr>
-        <w:spacing w:line="336" w:lineRule="auto" w:after="180"/>
-        <w:shd w:fill="FFF5E6"/>
       </w:pPr>
       <w:r>
         <w:rPr>
@@ -4520,22 +5300,36 @@
     </w:tbl>
     <w:p>
       <w:pPr>
-        <w:pStyle w:val="Heading3"/>
-      </w:pPr>
-      <w:r>
-        <w:t>Project checkpoint</w:t>
+        <w:spacing w:line="336" w:lineRule="auto" w:after="180"/>
+      </w:pPr>
+      <w:r>
+        <w:rPr>
+          <w:b w:val="0"/>
+        </w:rPr>
+        <w:t xml:space="preserve">Project checkpoint: Prepare the demonstration. Gather reproducible instructions, </w:t>
+      </w:r>
+      <w:r>
+        <w:rPr>
+          <w:b/>
+        </w:rPr>
+        <w:t>evidence</w:t>
+      </w:r>
+      <w:r>
+        <w:rPr>
+          <w:b w:val="0"/>
+        </w:rPr>
+        <w:t>, access checks and remaining limitations.</w:t>
       </w:r>
     </w:p>
     <w:p>
       <w:pPr>
         <w:spacing w:line="336" w:lineRule="auto" w:after="180"/>
-        <w:shd w:fill="EDF7F3"/>
       </w:pPr>
       <w:r>
         <w:rPr>
           <w:b w:val="0"/>
         </w:rPr>
-        <w:t xml:space="preserve">Project checkpoint: Prepare the demonstration. Gather reproducible instructions, </w:t>
+        <w:t xml:space="preserve">Use the weekly teacher answer for topic-specific reasoning. A saved progress tick is an activity record; judge mastery from the learner’s explanation and </w:t>
       </w:r>
       <w:r>
         <w:rPr>
@@ -4547,43 +5341,28 @@
         <w:rPr>
           <w:b w:val="0"/>
         </w:rPr>
-        <w:t>, access checks and remaining limitations.</w:t>
+        <w:t>.</w:t>
       </w:r>
     </w:p>
     <w:p>
       <w:pPr>
-        <w:spacing w:line="336" w:lineRule="auto" w:after="180"/>
-      </w:pPr>
-      <w:r>
-        <w:rPr>
-          <w:b w:val="0"/>
-        </w:rPr>
-        <w:t xml:space="preserve">Use the weekly teacher answer for topic-specific reasoning. A saved progress tick is an activity record; judge mastery from the learner’s explanation and </w:t>
-      </w:r>
-      <w:r>
-        <w:rPr>
-          <w:b/>
-        </w:rPr>
-        <w:t>evidence</w:t>
-      </w:r>
-      <w:r>
-        <w:rPr>
-          <w:b w:val="0"/>
-        </w:rPr>
-        <w:t>.</w:t>
+        <w:pStyle w:val="Heading1"/>
+      </w:pPr>
+      <w:r>
+        <w:t>08. Reference · Feedback,labs and repair paths</w:t>
       </w:r>
     </w:p>
     <w:p>
-      <w:pPr>
-        <w:pStyle w:val="Heading1"/>
-      </w:pPr>
-      <w:r>
-        <w:t>08. Use feedback, labs and repair paths</w:t>
+      <w:r>
+        <w:t>Retain the first attempt and the evidence used for a repair.</w:t>
       </w:r>
     </w:p>
     <w:p>
-      <w:r>
-        <w:t>Use feedback, earlier review and portfolios purposefully. Apply the coding routine only when this lesson has an executable lab.</w:t>
+      <w:pPr>
+        <w:pStyle w:val="Heading2"/>
+      </w:pPr>
+      <w:r>
+        <w:t>Feedback and record guidance</w:t>
       </w:r>
     </w:p>
     <w:p>
@@ -4621,40 +5400,42 @@
       </w:r>
     </w:p>
     <w:p>
-      <w:pPr>
-        <w:pStyle w:val="Heading3"/>
-      </w:pPr>
-      <w:r>
-        <w:t>For later coding lessons</w:t>
+      <w:r>
+        <w:t>This week has no code block. Use this routine when a later lesson includes an executable lab.</w:t>
       </w:r>
     </w:p>
     <w:p>
-      <w:r>
-        <w:t>This week has no code block. Use this routine when a later lesson includes an executable lab.</w:t>
+      <w:pPr>
+        <w:spacing w:line="336" w:lineRule="auto" w:after="180"/>
+      </w:pPr>
+      <w:r>
+        <w:rPr>
+          <w:b w:val="0"/>
+        </w:rPr>
+        <w:t xml:space="preserve">Ask students to predict before running code. Preserve errors and actual </w:t>
+      </w:r>
+      <w:r>
+        <w:rPr>
+          <w:b/>
+        </w:rPr>
+        <w:t>output</w:t>
+      </w:r>
+      <w:r>
+        <w:rPr>
+          <w:b w:val="0"/>
+        </w:rPr>
+        <w:t>s; collect a changed test and an explanation. The branch-boundary and indexing lessons deliberately include failure cases.</w:t>
       </w:r>
     </w:p>
     <w:p>
       <w:pPr>
         <w:spacing w:line="336" w:lineRule="auto" w:after="180"/>
-        <w:shd w:fill="F1F6F8"/>
       </w:pPr>
       <w:r>
         <w:rPr>
           <w:b w:val="0"/>
         </w:rPr>
-        <w:t xml:space="preserve">Ask students to predict before running code. Preserve errors and actual </w:t>
-      </w:r>
-      <w:r>
-        <w:rPr>
-          <w:b/>
-        </w:rPr>
-        <w:t>output</w:t>
-      </w:r>
-      <w:r>
-        <w:rPr>
-          <w:b w:val="0"/>
-        </w:rPr>
-        <w:t>s; collect a changed test and an explanation. The branch-boundary and indexing lessons deliberately include failure cases.</w:t>
+        <w:t>Use the earlier worked-explanation links to address a specific missing building block, then return to the current question. Adapt this suggestion after observing the learner; it is not an automatic diagnosis.</w:t>
       </w:r>
     </w:p>
     <w:p>
@@ -4665,71 +5446,37 @@
         <w:rPr>
           <w:b w:val="0"/>
         </w:rPr>
-        <w:t>Use the earlier worked-explanation links to address a specific missing building block, then return to the current question. Adapt this suggestion after observing the learner; it is not an automatic diagnosis.</w:t>
+        <w:t xml:space="preserve">Collect the completed-work portfolio as </w:t>
+      </w:r>
+      <w:r>
+        <w:rPr>
+          <w:b/>
+        </w:rPr>
+        <w:t>evidence</w:t>
+      </w:r>
+      <w:r>
+        <w:rPr>
+          <w:b w:val="0"/>
+        </w:rPr>
+        <w:t>. Record support separately from correctness, and assess explanation, trace/test and limitations. Progress ticks and quiz selections alone do not establish mastery.</w:t>
       </w:r>
     </w:p>
     <w:p>
       <w:pPr>
-        <w:spacing w:line="336" w:lineRule="auto" w:after="180"/>
-      </w:pPr>
-      <w:r>
-        <w:rPr>
-          <w:b w:val="0"/>
-        </w:rPr>
-        <w:t xml:space="preserve">Collect the completed-work portfolio as </w:t>
-      </w:r>
-      <w:r>
-        <w:rPr>
-          <w:b/>
-        </w:rPr>
-        <w:t>evidence</w:t>
-      </w:r>
-      <w:r>
-        <w:rPr>
-          <w:b w:val="0"/>
-        </w:rPr>
-        <w:t>. Record support separately from correctness, and assess explanation, trace/test and limitations. Progress ticks and quiz selections alone do not establish mastery.</w:t>
+        <w:pStyle w:val="Heading1"/>
+      </w:pPr>
+      <w:r>
+        <w:t>09. Reference · Teach with the six pictures</w:t>
       </w:r>
     </w:p>
     <w:p>
-      <w:pPr>
-        <w:pStyle w:val="Heading1"/>
-      </w:pPr>
-      <w:r>
-        <w:t>09. Visual concept journey</w:t>
+      <w:r>
+        <w:t>Choose one picture for a particular reasoning move.</w:t>
       </w:r>
     </w:p>
     <w:p>
-      <w:r>
-        <w:t>Show one Security and privacy review graphic at a time, request a prediction and discuss its trace before the independent assessment.</w:t>
-      </w:r>
-    </w:p>
-    <w:p>
-      <w:pPr>
-        <w:spacing w:line="336" w:lineRule="auto" w:after="180"/>
-      </w:pPr>
-      <w:r>
-        <w:rPr>
-          <w:b w:val="0"/>
-        </w:rPr>
-        <w:t xml:space="preserve">Use one picture at a time. Hide a worked result before asking for a </w:t>
-      </w:r>
-      <w:r>
-        <w:rPr>
-          <w:b/>
-        </w:rPr>
-        <w:t>prediction</w:t>
-      </w:r>
-      <w:r>
-        <w:rPr>
-          <w:b w:val="0"/>
-        </w:rPr>
-        <w:t>, then reveal it for feedback. These are supported teaching cases; retain the separate independent assessment for a fresh first attempt.</w:t>
-      </w:r>
-    </w:p>
-    <w:p>
-      <w:pPr>
-        <w:pStyle w:val="Heading3"/>
+      <w:pPr>
+        <w:pStyle w:val="Heading2"/>
       </w:pPr>
       <w:r>
         <w:t>01. Security and privacy review: the case</w:t>
@@ -4740,7 +5487,7 @@
         <w:drawing>
           <wp:inline xmlns:a="http://schemas.openxmlformats.org/drawingml/2006/main" xmlns:pic="http://schemas.openxmlformats.org/drawingml/2006/picture">
             <wp:extent cx="5486400" cy="2834640"/>
-            <wp:docPr id="2" name="Picture 2" descr="Review a private note’s path. A revision service reads a learner’s private practice note; analytics need counts only. Supplied facts: Only the learner and assigned teacher may read note text. The dashboard is authorised for aggregate counts, not notes."/>
+            <wp:docPr id="3" name="Picture 3" descr="Review a private note’s path. A revision service reads a learner’s private practice note; analytics need counts only. Supplied facts: Only the learner and assigned teacher may read note text. The dashboard is authorised for aggregate counts, not notes."/>
             <wp:cNvGraphicFramePr>
               <a:graphicFrameLocks noChangeAspect="1"/>
             </wp:cNvGraphicFramePr>
@@ -4752,7 +5499,7 @@
                     <pic:cNvPicPr/>
                   </pic:nvPicPr>
                   <pic:blipFill>
-                    <a:blip r:embed="rId10"/>
+                    <a:blip r:embed="rId11"/>
                     <a:stretch>
                       <a:fillRect/>
                     </a:stretch>
@@ -4796,7 +5543,6 @@
     <w:p>
       <w:pPr>
         <w:spacing w:line="336" w:lineRule="auto" w:after="180"/>
-        <w:shd w:fill="F5F1FB"/>
       </w:pPr>
       <w:r>
         <w:rPr>
@@ -4807,27 +5553,18 @@
     </w:p>
     <w:p>
       <w:pPr>
-        <w:pStyle w:val="Heading3"/>
-      </w:pPr>
-      <w:r>
-        <w:t>Discuss while showing the picture</w:t>
+        <w:spacing w:line="336" w:lineRule="auto" w:after="180"/>
+      </w:pPr>
+      <w:r>
+        <w:rPr>
+          <w:b w:val="0"/>
+        </w:rPr>
+        <w:t>Teacher prompt: Point to the given fact that matters most. Explain why it matters. Ask learners to describe one label or arrow in ordinary words. Use the adjacent transcript if the image is difficult to see.</w:t>
       </w:r>
     </w:p>
     <w:p>
       <w:pPr>
-        <w:spacing w:line="336" w:lineRule="auto" w:after="180"/>
-        <w:shd w:fill="F1F6F8"/>
-      </w:pPr>
-      <w:r>
-        <w:rPr>
-          <w:b w:val="0"/>
-        </w:rPr>
-        <w:t>Teacher prompt: Point to the given fact that matters most. Explain why it matters. Ask learners to describe one label or arrow in ordinary words. Use the adjacent transcript if the image is difficult to see.</w:t>
-      </w:r>
-    </w:p>
-    <w:p>
-      <w:pPr>
-        <w:pStyle w:val="Heading3"/>
+        <w:pStyle w:val="Heading2"/>
       </w:pPr>
       <w:r>
         <w:t>02. Follow the deciding steps</w:t>
@@ -4838,7 +5575,7 @@
         <w:drawing>
           <wp:inline xmlns:a="http://schemas.openxmlformats.org/drawingml/2006/main" xmlns:pic="http://schemas.openxmlformats.org/drawingml/2006/picture">
             <wp:extent cx="5486400" cy="3182112"/>
-            <wp:docPr id="3" name="Picture 3" descr="Map content path: The authorised revision service receives the note. → Check readers: The stated learner and teacher can retrieve its text. → Minimise analytics: Send revision counts without copying private notes."/>
+            <wp:docPr id="4" name="Picture 4" descr="Map content path: The authorised revision service receives the note. → Check readers: The stated learner and teacher can retrieve its text. → Minimise analytics: Send revision counts without copying private notes."/>
             <wp:cNvGraphicFramePr>
               <a:graphicFrameLocks noChangeAspect="1"/>
             </wp:cNvGraphicFramePr>
@@ -4850,7 +5587,7 @@
                     <pic:cNvPicPr/>
                   </pic:nvPicPr>
                   <pic:blipFill>
-                    <a:blip r:embed="rId11"/>
+                    <a:blip r:embed="rId9"/>
                     <a:stretch>
                       <a:fillRect/>
                     </a:stretch>
@@ -4883,7 +5620,6 @@
     <w:p>
       <w:pPr>
         <w:spacing w:line="336" w:lineRule="auto" w:after="180"/>
-        <w:shd w:fill="F5F1FB"/>
       </w:pPr>
       <w:r>
         <w:rPr>
@@ -4906,39 +5642,30 @@
     </w:p>
     <w:p>
       <w:pPr>
-        <w:pStyle w:val="Heading3"/>
-      </w:pPr>
-      <w:r>
-        <w:t>Discuss while showing the picture</w:t>
+        <w:spacing w:line="336" w:lineRule="auto" w:after="180"/>
+      </w:pPr>
+      <w:r>
+        <w:rPr>
+          <w:b w:val="0"/>
+        </w:rPr>
+        <w:t xml:space="preserve">Teacher prompt: Point to each numbered stage and explain which recorded </w:t>
+      </w:r>
+      <w:r>
+        <w:rPr>
+          <w:b/>
+        </w:rPr>
+        <w:t>input</w:t>
+      </w:r>
+      <w:r>
+        <w:rPr>
+          <w:b w:val="0"/>
+        </w:rPr>
+        <w:t xml:space="preserve"> it uses. Ask learners to describe one label or arrow in ordinary words. Use the adjacent transcript if the image is difficult to see.</w:t>
       </w:r>
     </w:p>
     <w:p>
       <w:pPr>
-        <w:spacing w:line="336" w:lineRule="auto" w:after="180"/>
-        <w:shd w:fill="F1F6F8"/>
-      </w:pPr>
-      <w:r>
-        <w:rPr>
-          <w:b w:val="0"/>
-        </w:rPr>
-        <w:t xml:space="preserve">Teacher prompt: Point to each numbered stage and explain which recorded </w:t>
-      </w:r>
-      <w:r>
-        <w:rPr>
-          <w:b/>
-        </w:rPr>
-        <w:t>input</w:t>
-      </w:r>
-      <w:r>
-        <w:rPr>
-          <w:b w:val="0"/>
-        </w:rPr>
-        <w:t xml:space="preserve"> it uses. Ask learners to describe one label or arrow in ordinary words. Use the adjacent transcript if the image is difficult to see.</w:t>
-      </w:r>
-    </w:p>
-    <w:p>
-      <w:pPr>
-        <w:pStyle w:val="Heading3"/>
+        <w:pStyle w:val="Heading2"/>
       </w:pPr>
       <w:r>
         <w:t>03. Security and privacy review — evidence trace</w:t>
@@ -4949,7 +5676,7 @@
         <w:drawing>
           <wp:inline xmlns:a="http://schemas.openxmlformats.org/drawingml/2006/main" xmlns:pic="http://schemas.openxmlformats.org/drawingml/2006/picture">
             <wp:extent cx="5486400" cy="2996184"/>
-            <wp:docPr id="4" name="Picture 4" descr="Security and privacy review — evidence trace. Output denies teacher guide, but cache contains it under a student-accessible key. | For the classroom service identify restricted guides, session secrets and student content. Test denied roles, unexpected fields, source injection and minimised logging without real credentials. | Access remains broken through the cache path. Review every storage/return path and assert restricted data never reaches student output/context."/>
+            <wp:docPr id="5" name="Picture 5" descr="Security and privacy review — evidence trace. Output denies teacher guide, but cache contains it under a student-accessible key. | For the classroom service identify restricted guides, session secrets and student content. Test denied roles, unexpected fields, source injection and minimised logging without real credentials. | Access remains broken through the cache path. Review every storage/return path and assert restricted data never reaches student output/context."/>
             <wp:cNvGraphicFramePr>
               <a:graphicFrameLocks noChangeAspect="1"/>
             </wp:cNvGraphicFramePr>
@@ -5064,7 +5791,6 @@
     <w:p>
       <w:pPr>
         <w:spacing w:line="336" w:lineRule="auto" w:after="180"/>
-        <w:shd w:fill="F5F1FB"/>
       </w:pPr>
       <w:r>
         <w:rPr>
@@ -5075,27 +5801,18 @@
     </w:p>
     <w:p>
       <w:pPr>
-        <w:pStyle w:val="Heading3"/>
-      </w:pPr>
-      <w:r>
-        <w:t>Discuss while showing the picture</w:t>
+        <w:spacing w:line="336" w:lineRule="auto" w:after="180"/>
+      </w:pPr>
+      <w:r>
+        <w:rPr>
+          <w:b w:val="0"/>
+        </w:rPr>
+        <w:t>Teacher prompt: Read the labels and values. Explain the relationship the model shows. Ask learners to describe one label or arrow in ordinary words. Use the adjacent transcript if the image is difficult to see.</w:t>
       </w:r>
     </w:p>
     <w:p>
       <w:pPr>
-        <w:spacing w:line="336" w:lineRule="auto" w:after="180"/>
-        <w:shd w:fill="F1F6F8"/>
-      </w:pPr>
-      <w:r>
-        <w:rPr>
-          <w:b w:val="0"/>
-        </w:rPr>
-        <w:t>Teacher prompt: Read the labels and values. Explain the relationship the model shows. Ask learners to describe one label or arrow in ordinary words. Use the adjacent transcript if the image is difficult to see.</w:t>
-      </w:r>
-    </w:p>
-    <w:p>
-      <w:pPr>
-        <w:pStyle w:val="Heading3"/>
+        <w:pStyle w:val="Heading2"/>
       </w:pPr>
       <w:r>
         <w:t>04. Change one thing. Trace what follows.</w:t>
@@ -5106,7 +5823,7 @@
         <w:drawing>
           <wp:inline xmlns:a="http://schemas.openxmlformats.org/drawingml/2006/main" xmlns:pic="http://schemas.openxmlformats.org/drawingml/2006/picture">
             <wp:extent cx="5486400" cy="3026664"/>
-            <wp:docPr id="5" name="Picture 5" descr="Original case: Send revision counts without copying private notes. Changed condition: The dashboard starts storing full notes. Expected result: Flag the unapproved content path and remove it from the design. Reason: Its count-only purpose does not grant note-reading permission."/>
+            <wp:docPr id="6" name="Picture 6" descr="Original case: Send revision counts without copying private notes. Changed condition: The dashboard starts storing full notes. Expected result: Flag the unapproved content path and remove it from the design. Reason: Its count-only purpose does not grant note-reading permission."/>
             <wp:cNvGraphicFramePr>
               <a:graphicFrameLocks noChangeAspect="1"/>
             </wp:cNvGraphicFramePr>
@@ -5162,7 +5879,6 @@
     <w:p>
       <w:pPr>
         <w:spacing w:line="336" w:lineRule="auto" w:after="180"/>
-        <w:shd w:fill="F5F1FB"/>
       </w:pPr>
       <w:r>
         <w:rPr>
@@ -5173,39 +5889,29 @@
     </w:p>
     <w:p>
       <w:pPr>
-        <w:pStyle w:val="Heading3"/>
-      </w:pPr>
-      <w:r>
-        <w:t>Discuss while showing the picture</w:t>
+        <w:spacing w:line="336" w:lineRule="auto" w:after="180"/>
+      </w:pPr>
+      <w:r>
+        <w:rPr>
+          <w:b w:val="0"/>
+        </w:rPr>
+        <w:t>Teacher prompt: Predict before checking the worked changed-case result. Name what changed and what the supplied facts allow you to conclude. Ask learners to describe one label or arrow in ordinary words.</w:t>
       </w:r>
     </w:p>
     <w:p>
       <w:pPr>
         <w:spacing w:line="336" w:lineRule="auto" w:after="180"/>
-        <w:shd w:fill="F1F6F8"/>
       </w:pPr>
       <w:r>
         <w:rPr>
           <w:b w:val="0"/>
         </w:rPr>
-        <w:t>Teacher prompt: Predict before checking the worked changed-case result. Name what changed and what the supplied facts allow you to conclude. Ask learners to describe one label or arrow in ordinary words.</w:t>
+        <w:t>Use the adjacent transcript if the image is difficult to see. Changed-case reasoning: Its count-only purpose does not grant note-reading permission.</w:t>
       </w:r>
     </w:p>
     <w:p>
       <w:pPr>
-        <w:spacing w:line="336" w:lineRule="auto" w:after="180"/>
-        <w:shd w:fill="F1F6F8"/>
-      </w:pPr>
-      <w:r>
-        <w:rPr>
-          <w:b w:val="0"/>
-        </w:rPr>
-        <w:t>Use the adjacent transcript if the image is difficult to see. Changed-case reasoning: Its count-only purpose does not grant note-reading permission.</w:t>
-      </w:r>
-    </w:p>
-    <w:p>
-      <w:pPr>
-        <w:pStyle w:val="Heading3"/>
+        <w:pStyle w:val="Heading2"/>
       </w:pPr>
       <w:r>
         <w:t>05. Connect the explanation to its limit</w:t>
@@ -5216,7 +5922,7 @@
         <w:drawing>
           <wp:inline xmlns:a="http://schemas.openxmlformats.org/drawingml/2006/main" xmlns:pic="http://schemas.openxmlformats.org/drawingml/2006/picture">
             <wp:extent cx="5486400" cy="2834640"/>
-            <wp:docPr id="6" name="Picture 6" descr="A privacy review follows data and authority through components. A useful dashboard does not automatically need every underlying private detail. Limit: Tiny-group aggregates can still reveal individuals; evaluate linkability, access and retention."/>
+            <wp:docPr id="7" name="Picture 7" descr="A privacy review follows data and authority through components. A useful dashboard does not automatically need every underlying private detail. Limit: Tiny-group aggregates can still reveal individuals; evaluate linkability, access and retention."/>
             <wp:cNvGraphicFramePr>
               <a:graphicFrameLocks noChangeAspect="1"/>
             </wp:cNvGraphicFramePr>
@@ -5284,7 +5990,6 @@
     <w:p>
       <w:pPr>
         <w:spacing w:line="336" w:lineRule="auto" w:after="180"/>
-        <w:shd w:fill="F5F1FB"/>
       </w:pPr>
       <w:r>
         <w:rPr>
@@ -5295,39 +6000,29 @@
     </w:p>
     <w:p>
       <w:pPr>
-        <w:pStyle w:val="Heading3"/>
-      </w:pPr>
-      <w:r>
-        <w:t>Discuss while showing the picture</w:t>
+        <w:spacing w:line="336" w:lineRule="auto" w:after="180"/>
+      </w:pPr>
+      <w:r>
+        <w:rPr>
+          <w:b w:val="0"/>
+        </w:rPr>
+        <w:t>Teacher prompt: Explain the case, then point to a limit on the claim. Ask learners to describe one label or arrow in ordinary words. Use the adjacent transcript if the image is difficult to see.</w:t>
       </w:r>
     </w:p>
     <w:p>
       <w:pPr>
         <w:spacing w:line="336" w:lineRule="auto" w:after="180"/>
-        <w:shd w:fill="F1F6F8"/>
       </w:pPr>
       <w:r>
         <w:rPr>
           <w:b w:val="0"/>
         </w:rPr>
-        <w:t>Teacher prompt: Explain the case, then point to a limit on the claim. Ask learners to describe one label or arrow in ordinary words. Use the adjacent transcript if the image is difficult to see.</w:t>
+        <w:t>Keep the stated scope: Tiny-group aggregates can still reveal individuals; evaluate linkability, access and retention.</w:t>
       </w:r>
     </w:p>
     <w:p>
       <w:pPr>
-        <w:spacing w:line="336" w:lineRule="auto" w:after="180"/>
-        <w:shd w:fill="F1F6F8"/>
-      </w:pPr>
-      <w:r>
-        <w:rPr>
-          <w:b w:val="0"/>
-        </w:rPr>
-        <w:t>Keep the stated scope: Tiny-group aggregates can still reveal individuals; evaluate linkability, access and retention.</w:t>
-      </w:r>
-    </w:p>
-    <w:p>
-      <w:pPr>
-        <w:pStyle w:val="Heading3"/>
+        <w:pStyle w:val="Heading2"/>
       </w:pPr>
       <w:r>
         <w:t>06. Make the idea visible in your project</w:t>
@@ -5338,7 +6033,7 @@
         <w:drawing>
           <wp:inline xmlns:a="http://schemas.openxmlformats.org/drawingml/2006/main" xmlns:pic="http://schemas.openxmlformats.org/drawingml/2006/picture">
             <wp:extent cx="5486400" cy="3529584"/>
-            <wp:docPr id="7" name="Picture 7" descr="For the Grounded Learning Service, retain an annotated trace and the changed-case result. Name the contract or evidence that makes the deciding step valid, so another team can review it. Draw your input, deciding step, result and limit. Supported question: Trace private note content and analytics counts to their permitted readers. Why is storing full notes in the dashboard outside this design, and what risk can remain for tiny-group counts?"/>
+            <wp:docPr id="8" name="Picture 8" descr="For the Grounded Learning Service, retain an annotated trace and the changed-case result. Name the contract or evidence that makes the deciding step valid, so another team can review it. Draw your input, deciding step, result and limit. Supported question: Trace private note content and analytics counts to their permitted readers. Why is storing full notes in the dashboard outside this design, and what risk can remain for tiny-group counts?"/>
             <wp:cNvGraphicFramePr>
               <a:graphicFrameLocks noChangeAspect="1"/>
             </wp:cNvGraphicFramePr>
@@ -5429,7 +6124,6 @@
     <w:p>
       <w:pPr>
         <w:spacing w:line="336" w:lineRule="auto" w:after="180"/>
-        <w:shd w:fill="F5F1FB"/>
       </w:pPr>
       <w:r>
         <w:rPr>
@@ -5452,58 +6146,126 @@
     </w:p>
     <w:p>
       <w:pPr>
-        <w:pStyle w:val="Heading3"/>
-      </w:pPr>
-      <w:r>
-        <w:t>Discuss while showing the picture</w:t>
+        <w:spacing w:line="336" w:lineRule="auto" w:after="180"/>
+      </w:pPr>
+      <w:r>
+        <w:rPr>
+          <w:b w:val="0"/>
+        </w:rPr>
+        <w:t xml:space="preserve">Teacher prompt: Draw your project trace and justify the deciding step using </w:t>
+      </w:r>
+      <w:r>
+        <w:rPr>
+          <w:b/>
+        </w:rPr>
+        <w:t>evidence</w:t>
+      </w:r>
+      <w:r>
+        <w:rPr>
+          <w:b w:val="0"/>
+        </w:rPr>
+        <w:t>. Ask learners to describe one label or arrow in ordinary words. Use the adjacent transcript if the image is difficult to see.</w:t>
       </w:r>
     </w:p>
     <w:p>
       <w:pPr>
         <w:spacing w:line="336" w:lineRule="auto" w:after="180"/>
-        <w:shd w:fill="F1F6F8"/>
       </w:pPr>
       <w:r>
         <w:rPr>
           <w:b w:val="0"/>
         </w:rPr>
-        <w:t xml:space="preserve">Teacher prompt: Draw your project trace and justify the deciding step using </w:t>
-      </w:r>
-      <w:r>
-        <w:rPr>
-          <w:b/>
-        </w:rPr>
-        <w:t>evidence</w:t>
-      </w:r>
-      <w:r>
-        <w:rPr>
-          <w:b w:val="0"/>
-        </w:rPr>
-        <w:t>. Ask learners to describe one label or arrow in ordinary words. Use the adjacent transcript if the image is difficult to see.</w:t>
+        <w:t>Supported practice key: The authorised revision service receives the note. The stated learner and teacher can retrieve its text. Send revision counts without copying private notes.</w:t>
       </w:r>
     </w:p>
     <w:p>
       <w:pPr>
         <w:spacing w:line="336" w:lineRule="auto" w:after="180"/>
-        <w:shd w:fill="F1F6F8"/>
       </w:pPr>
       <w:r>
         <w:rPr>
           <w:b w:val="0"/>
         </w:rPr>
-        <w:t>Supported practice key: The authorised revision service receives the note. The stated learner and teacher can retrieve its text. Send revision counts without copying private notes.</w:t>
+        <w:t>Changed case: Flag the unapproved content path and remove it from the design. Its count-only purpose does not grant note-reading permission. Tiny-group counts can remain identifying, so minimise and review them too.</w:t>
       </w:r>
     </w:p>
     <w:p>
       <w:pPr>
+        <w:pStyle w:val="Heading2"/>
+      </w:pPr>
+      <w:r>
+        <w:t>Earlier wording, alternatives and picture transcripts · reference / check after trying</w:t>
+      </w:r>
+    </w:p>
+    <w:p>
+      <w:pPr>
         <w:spacing w:line="336" w:lineRule="auto" w:after="180"/>
-        <w:shd w:fill="F1F6F8"/>
       </w:pPr>
       <w:r>
         <w:rPr>
           <w:b w:val="0"/>
         </w:rPr>
-        <w:t>Changed case: Flag the unapproved content path and remove it from the design. Its count-only purpose does not grant note-reading permission. Tiny-group counts can remain identifying, so minimise and review them too.</w:t>
+        <w:t xml:space="preserve">Use one picture at a time. Hide a worked result before asking for a </w:t>
+      </w:r>
+      <w:r>
+        <w:rPr>
+          <w:b/>
+        </w:rPr>
+        <w:t>prediction</w:t>
+      </w:r>
+      <w:r>
+        <w:rPr>
+          <w:b w:val="0"/>
+        </w:rPr>
+        <w:t>, then reveal it for feedback. These are supported teaching cases; retain the separate independent assessment for a fresh first attempt.</w:t>
+      </w:r>
+    </w:p>
+    <w:p>
+      <w:pPr>
+        <w:pStyle w:val="Heading3"/>
+      </w:pPr>
+      <w:r>
+        <w:t>01. Security and privacy review: the case</w:t>
+      </w:r>
+    </w:p>
+    <w:p>
+      <w:pPr>
+        <w:pStyle w:val="Heading3"/>
+      </w:pPr>
+      <w:r>
+        <w:t>02. Follow the deciding steps</w:t>
+      </w:r>
+    </w:p>
+    <w:p>
+      <w:pPr>
+        <w:pStyle w:val="Heading3"/>
+      </w:pPr>
+      <w:r>
+        <w:t>03. Security and privacy review — evidence trace</w:t>
+      </w:r>
+    </w:p>
+    <w:p>
+      <w:pPr>
+        <w:pStyle w:val="Heading3"/>
+      </w:pPr>
+      <w:r>
+        <w:t>04. Change one thing. Trace what follows.</w:t>
+      </w:r>
+    </w:p>
+    <w:p>
+      <w:pPr>
+        <w:pStyle w:val="Heading3"/>
+      </w:pPr>
+      <w:r>
+        <w:t>05. Connect the explanation to its limit</w:t>
+      </w:r>
+    </w:p>
+    <w:p>
+      <w:pPr>
+        <w:pStyle w:val="Heading3"/>
+      </w:pPr>
+      <w:r>
+        <w:t>06. Make the idea visible in your project</w:t>
       </w:r>
     </w:p>
     <w:sectPr>
